--- a/GKVTransmitter/Information/dokumentation/00-Gesamtdokumentation.docx
+++ b/GKVTransmitter/Information/dokumentation/00-Gesamtdokumentation.docx
@@ -694,7 +694,7 @@
               <w:rPr>
                 <w:lang w:val="de"/>
               </w:rPr>
-              <w:t xml:space="preserve">Aus „März, diese drei Kurse” wird eine fertige Datei</w:t>
+              <w:t xml:space="preserve">Aus „März, diese Kursgruppe” wird eine fertige Datei</w:t>
             </w:r>
           </w:p>
         </w:tc>
@@ -20806,6 +20806,8609 @@
     </w:p>
     <w:bookmarkEnd w:id="132"/>
     <w:bookmarkEnd w:id="133"/>
+    <w:bookmarkStart w:id="145" w:name="teil-09-persistenz"/>
+    <w:p>
+      <w:pPr>
+        <w:pStyle w:val="Heading1"/>
+      </w:pPr>
+      <w:r>
+        <w:rPr>
+          <w:lang w:val="de"/>
+        </w:rPr>
+        <w:t xml:space="preserve">Teil 09 — Persistenz</w:t>
+      </w:r>
+    </w:p>
+    <w:bookmarkStart w:id="134" w:name="ausgangslage-8"/>
+    <w:p>
+      <w:pPr>
+        <w:pStyle w:val="Heading2"/>
+      </w:pPr>
+      <w:r>
+        <w:rPr>
+          <w:lang w:val="de"/>
+        </w:rPr>
+        <w:t xml:space="preserve">Ausgangslage</w:t>
+      </w:r>
+    </w:p>
+    <w:p>
+      <w:pPr>
+        <w:pStyle w:val="FirstParagraph"/>
+      </w:pPr>
+      <w:r>
+        <w:rPr>
+          <w:lang w:val="de"/>
+        </w:rPr>
+        <w:t xml:space="preserve">Ab hier wird gebaut. Der erste Baustein ist der Zugang zur Datenbank — nicht,</w:t>
+      </w:r>
+      <w:r>
+        <w:rPr>
+          <w:lang w:val="de"/>
+        </w:rPr>
+        <w:t xml:space="preserve"> </w:t>
+      </w:r>
+      <w:r>
+        <w:rPr>
+          <w:lang w:val="de"/>
+        </w:rPr>
+        <w:t xml:space="preserve">weil er der interessanteste ist, sondern weil ohne ihn nichts anderes läuft.</w:t>
+      </w:r>
+    </w:p>
+    <w:p>
+      <w:pPr>
+        <w:pStyle w:val="BodyText"/>
+      </w:pPr>
+      <w:r>
+        <w:rPr>
+          <w:lang w:val="de"/>
+        </w:rPr>
+        <w:t xml:space="preserve">Die Entscheidungen dafür stehen: eine Datei-Datenbank (Teil 07), hinter einer</w:t>
+      </w:r>
+      <w:r>
+        <w:rPr>
+          <w:lang w:val="de"/>
+        </w:rPr>
+        <w:t xml:space="preserve"> </w:t>
+      </w:r>
+      <w:r>
+        <w:rPr>
+          <w:lang w:val="de"/>
+        </w:rPr>
+        <w:t xml:space="preserve">Schnittstelle (Teil 05).</w:t>
+      </w:r>
+    </w:p>
+    <w:bookmarkEnd w:id="134"/>
+    <w:bookmarkStart w:id="135" w:name="ziel-dieses-teils-8"/>
+    <w:p>
+      <w:pPr>
+        <w:pStyle w:val="Heading2"/>
+      </w:pPr>
+      <w:r>
+        <w:rPr>
+          <w:lang w:val="de"/>
+        </w:rPr>
+        <w:t xml:space="preserve">Ziel dieses Teils</w:t>
+      </w:r>
+    </w:p>
+    <w:p>
+      <w:pPr>
+        <w:pStyle w:val="FirstParagraph"/>
+      </w:pPr>
+      <w:r>
+        <w:rPr>
+          <w:lang w:val="de"/>
+        </w:rPr>
+        <w:t xml:space="preserve">Den Zugang so bauen, dass die Fachlichkeit ihn benutzen kann,</w:t>
+      </w:r>
+      <w:r>
+        <w:rPr>
+          <w:lang w:val="de"/>
+        </w:rPr>
+        <w:t xml:space="preserve"> </w:t>
+      </w:r>
+      <w:r>
+        <w:rPr>
+          <w:b/>
+          <w:bCs/>
+          <w:lang w:val="de"/>
+        </w:rPr>
+        <w:t xml:space="preserve">ohne ihn zu</w:t>
+      </w:r>
+      <w:r>
+        <w:rPr>
+          <w:b/>
+          <w:bCs/>
+          <w:lang w:val="de"/>
+        </w:rPr>
+        <w:t xml:space="preserve"> </w:t>
+      </w:r>
+      <w:r>
+        <w:rPr>
+          <w:b/>
+          <w:bCs/>
+          <w:lang w:val="de"/>
+        </w:rPr>
+        <w:t xml:space="preserve">kennen</w:t>
+      </w:r>
+      <w:r>
+        <w:rPr>
+          <w:lang w:val="de"/>
+        </w:rPr>
+        <w:t xml:space="preserve"> </w:t>
+      </w:r>
+      <w:r>
+        <w:rPr>
+          <w:lang w:val="de"/>
+        </w:rPr>
+        <w:t xml:space="preserve">— und dass er sich im Prüflauf ersetzen lässt.</w:t>
+      </w:r>
+    </w:p>
+    <w:bookmarkEnd w:id="135"/>
+    <w:bookmarkStart w:id="140" w:name="überlegungen-8"/>
+    <w:p>
+      <w:pPr>
+        <w:pStyle w:val="Heading2"/>
+      </w:pPr>
+      <w:r>
+        <w:rPr>
+          <w:lang w:val="de"/>
+        </w:rPr>
+        <w:t xml:space="preserve">Überlegungen</w:t>
+      </w:r>
+    </w:p>
+    <w:bookmarkStart w:id="136" w:name="was-in-die-schnittstelle-gehört"/>
+    <w:p>
+      <w:pPr>
+        <w:pStyle w:val="Heading3"/>
+      </w:pPr>
+      <w:r>
+        <w:rPr>
+          <w:lang w:val="de"/>
+        </w:rPr>
+        <w:t xml:space="preserve">Was in die Schnittstelle gehört</w:t>
+      </w:r>
+    </w:p>
+    <w:p>
+      <w:pPr>
+        <w:pStyle w:val="FirstParagraph"/>
+      </w:pPr>
+      <w:r>
+        <w:rPr>
+          <w:lang w:val="de"/>
+        </w:rPr>
+        <w:t xml:space="preserve">Die Versuchung ist, sie allgemein zu halten: „speichere irgendein Objekt”, „lade</w:t>
+      </w:r>
+      <w:r>
+        <w:rPr>
+          <w:lang w:val="de"/>
+        </w:rPr>
+        <w:t xml:space="preserve"> </w:t>
+      </w:r>
+      <w:r>
+        <w:rPr>
+          <w:lang w:val="de"/>
+        </w:rPr>
+        <w:t xml:space="preserve">irgendeine Liste”. Das spart Methoden.</w:t>
+      </w:r>
+    </w:p>
+    <w:p>
+      <w:pPr>
+        <w:pStyle w:val="BodyText"/>
+      </w:pPr>
+      <w:r>
+        <w:rPr>
+          <w:lang w:val="de"/>
+        </w:rPr>
+        <w:t xml:space="preserve">Dagegen spricht, dass eine allgemeine Schnittstelle</w:t>
+      </w:r>
+      <w:r>
+        <w:rPr>
+          <w:lang w:val="de"/>
+        </w:rPr>
+        <w:t xml:space="preserve"> </w:t>
+      </w:r>
+      <w:r>
+        <w:rPr>
+          <w:b/>
+          <w:bCs/>
+          <w:lang w:val="de"/>
+        </w:rPr>
+        <w:t xml:space="preserve">nichts aussagt</w:t>
+      </w:r>
+      <w:r>
+        <w:rPr>
+          <w:lang w:val="de"/>
+        </w:rPr>
+        <w:t xml:space="preserve">. Wer sie</w:t>
+      </w:r>
+      <w:r>
+        <w:rPr>
+          <w:lang w:val="de"/>
+        </w:rPr>
+        <w:t xml:space="preserve"> </w:t>
+      </w:r>
+      <w:r>
+        <w:rPr>
+          <w:lang w:val="de"/>
+        </w:rPr>
+        <w:t xml:space="preserve">liest, weiß nicht, was das Programm mit der Datenbank tut. Eine Schnittstelle mit</w:t>
+      </w:r>
+      <w:r>
+        <w:rPr>
+          <w:lang w:val="de"/>
+        </w:rPr>
+        <w:t xml:space="preserve"> </w:t>
+      </w:r>
+      <w:r>
+        <w:rPr>
+          <w:lang w:val="de"/>
+        </w:rPr>
+        <w:t xml:space="preserve">sprechenden Methoden — Patienten laden, Gruppe speichern, nächste Nummer ziehen —</w:t>
+      </w:r>
+      <w:r>
+        <w:rPr>
+          <w:lang w:val="de"/>
+        </w:rPr>
+        <w:t xml:space="preserve"> </w:t>
+      </w:r>
+      <w:r>
+        <w:rPr>
+          <w:lang w:val="de"/>
+        </w:rPr>
+        <w:t xml:space="preserve">ist zugleich eine Liste dessen, was überhaupt gebraucht wird.</w:t>
+      </w:r>
+    </w:p>
+    <w:p>
+      <w:pPr>
+        <w:pStyle w:val="BodyText"/>
+      </w:pPr>
+      <w:r>
+        <w:rPr>
+          <w:lang w:val="de"/>
+        </w:rPr>
+        <w:t xml:space="preserve">Sie wird dadurch länger. Das ist in Ordnung:</w:t>
+      </w:r>
+      <w:r>
+        <w:rPr>
+          <w:lang w:val="de"/>
+        </w:rPr>
+        <w:t xml:space="preserve"> </w:t>
+      </w:r>
+      <w:r>
+        <w:rPr>
+          <w:b/>
+          <w:bCs/>
+          <w:lang w:val="de"/>
+        </w:rPr>
+        <w:t xml:space="preserve">Sie wächst nur, wenn ein neuer</w:t>
+      </w:r>
+      <w:r>
+        <w:rPr>
+          <w:b/>
+          <w:bCs/>
+          <w:lang w:val="de"/>
+        </w:rPr>
+        <w:t xml:space="preserve"> </w:t>
+      </w:r>
+      <w:r>
+        <w:rPr>
+          <w:b/>
+          <w:bCs/>
+          <w:lang w:val="de"/>
+        </w:rPr>
+        <w:t xml:space="preserve">Bedarf entsteht, und dann soll man das sehen.</w:t>
+      </w:r>
+    </w:p>
+    <w:bookmarkEnd w:id="136"/>
+    <w:bookmarkStart w:id="137" w:name="wiederholung-die-niemand-sehen-will"/>
+    <w:p>
+      <w:pPr>
+        <w:pStyle w:val="Heading3"/>
+      </w:pPr>
+      <w:r>
+        <w:rPr>
+          <w:lang w:val="de"/>
+        </w:rPr>
+        <w:t xml:space="preserve">Wiederholung, die niemand sehen will</w:t>
+      </w:r>
+    </w:p>
+    <w:p>
+      <w:pPr>
+        <w:pStyle w:val="FirstParagraph"/>
+      </w:pPr>
+      <w:r>
+        <w:rPr>
+          <w:lang w:val="de"/>
+        </w:rPr>
+        <w:t xml:space="preserve">Jeder Zugriff hat denselben Rahmen: Sitzung öffnen, Transaktion beginnen, Arbeit</w:t>
+      </w:r>
+      <w:r>
+        <w:rPr>
+          <w:lang w:val="de"/>
+        </w:rPr>
+        <w:t xml:space="preserve"> </w:t>
+      </w:r>
+      <w:r>
+        <w:rPr>
+          <w:lang w:val="de"/>
+        </w:rPr>
+        <w:t xml:space="preserve">tun, festschreiben — und im Fehlerfall zurückrollen und die Sitzung schließen.</w:t>
+      </w:r>
+    </w:p>
+    <w:p>
+      <w:pPr>
+        <w:pStyle w:val="BodyText"/>
+      </w:pPr>
+      <w:r>
+        <w:rPr>
+          <w:lang w:val="de"/>
+        </w:rPr>
+        <w:t xml:space="preserve">Das sechsmal hinzuschreiben ist nicht nur mühsam, sondern gefährlich:</w:t>
+      </w:r>
+      <w:r>
+        <w:rPr>
+          <w:lang w:val="de"/>
+        </w:rPr>
+        <w:t xml:space="preserve"> </w:t>
+      </w:r>
+      <w:r>
+        <w:rPr>
+          <w:b/>
+          <w:bCs/>
+          <w:lang w:val="de"/>
+        </w:rPr>
+        <w:t xml:space="preserve">Beim</w:t>
+      </w:r>
+      <w:r>
+        <w:rPr>
+          <w:b/>
+          <w:bCs/>
+          <w:lang w:val="de"/>
+        </w:rPr>
+        <w:t xml:space="preserve"> </w:t>
+      </w:r>
+      <w:r>
+        <w:rPr>
+          <w:b/>
+          <w:bCs/>
+          <w:lang w:val="de"/>
+        </w:rPr>
+        <w:t xml:space="preserve">sechsten Mal fehlt das Zurückrollen.</w:t>
+      </w:r>
+      <w:r>
+        <w:rPr>
+          <w:lang w:val="de"/>
+        </w:rPr>
+        <w:t xml:space="preserve"> </w:t>
+      </w:r>
+      <w:r>
+        <w:rPr>
+          <w:lang w:val="de"/>
+        </w:rPr>
+        <w:t xml:space="preserve">Und ein fehlendes Zurückrollen fällt nicht</w:t>
+      </w:r>
+      <w:r>
+        <w:rPr>
+          <w:lang w:val="de"/>
+        </w:rPr>
+        <w:t xml:space="preserve"> </w:t>
+      </w:r>
+      <w:r>
+        <w:rPr>
+          <w:lang w:val="de"/>
+        </w:rPr>
+        <w:t xml:space="preserve">auf, solange nichts schiefgeht.</w:t>
+      </w:r>
+    </w:p>
+    <w:p>
+      <w:pPr>
+        <w:pStyle w:val="BodyText"/>
+      </w:pPr>
+      <w:r>
+        <w:rPr>
+          <w:lang w:val="de"/>
+        </w:rPr>
+        <w:t xml:space="preserve">Also bekommt der Rahmen eine eigene Stelle. Ein Aufruf übergibt nur noch, was</w:t>
+      </w:r>
+      <w:r>
+        <w:rPr>
+          <w:lang w:val="de"/>
+        </w:rPr>
+        <w:t xml:space="preserve"> </w:t>
+      </w:r>
+      <w:r>
+        <w:rPr>
+          <w:lang w:val="de"/>
+        </w:rPr>
+        <w:t xml:space="preserve">zwischen Beginn und Ende geschehen soll, und einen Namen für den Fall, dass es</w:t>
+      </w:r>
+      <w:r>
+        <w:rPr>
+          <w:lang w:val="de"/>
+        </w:rPr>
+        <w:t xml:space="preserve"> </w:t>
+      </w:r>
+      <w:r>
+        <w:rPr>
+          <w:lang w:val="de"/>
+        </w:rPr>
+        <w:t xml:space="preserve">schiefgeht:</w:t>
+      </w:r>
+    </w:p>
+    <w:tbl>
+      <w:tblPr>
+        <w:tblStyle w:val="Table"/>
+        <w:tblW w:type="pct" w:w="5000"/>
+        <w:tblLayout w:type="fixed"/>
+        <w:tblLook w:firstRow="1" w:lastRow="0" w:firstColumn="0" w:lastColumn="0" w:noHBand="0" w:noVBand="0" w:val="0020"/>
+      </w:tblPr>
+      <w:tblGrid>
+        <w:gridCol w:w="3960"/>
+        <w:gridCol w:w="3960"/>
+      </w:tblGrid>
+      <w:tr>
+        <w:trPr>
+          <w:tblHeader w:val="on"/>
+        </w:trPr>
+        <w:tc>
+          <w:tcPr/>
+          <w:p>
+            <w:pPr>
+              <w:pStyle w:val="Compact"/>
+            </w:pPr>
+            <w:r>
+              <w:rPr>
+                <w:lang w:val="de"/>
+              </w:rPr>
+              <w:t xml:space="preserve">Statt</w:t>
+            </w:r>
+          </w:p>
+        </w:tc>
+        <w:tc>
+          <w:tcPr/>
+          <w:p>
+            <w:pPr>
+              <w:pStyle w:val="Compact"/>
+            </w:pPr>
+            <w:r>
+              <w:rPr>
+                <w:lang w:val="de"/>
+              </w:rPr>
+              <w:t xml:space="preserve">Jetzt</w:t>
+            </w:r>
+          </w:p>
+        </w:tc>
+      </w:tr>
+      <w:tr>
+        <w:tc>
+          <w:tcPr/>
+          <w:p>
+            <w:pPr>
+              <w:pStyle w:val="Compact"/>
+            </w:pPr>
+            <w:r>
+              <w:rPr>
+                <w:lang w:val="de"/>
+              </w:rPr>
+              <w:t xml:space="preserve">Sitzung öffnen, Transaktion, Arbeit, festschreiben, Fehlerbehandlung, schließen</w:t>
+            </w:r>
+          </w:p>
+        </w:tc>
+        <w:tc>
+          <w:tcPr/>
+          <w:p>
+            <w:pPr>
+              <w:pStyle w:val="Compact"/>
+            </w:pPr>
+            <w:r>
+              <w:rPr>
+                <w:lang w:val="de"/>
+              </w:rPr>
+              <w:t xml:space="preserve">„lies dies” oder „schreib das”, mit einem Namen für die Meldung</w:t>
+            </w:r>
+          </w:p>
+        </w:tc>
+      </w:tr>
+    </w:tbl>
+    <w:p>
+      <w:pPr>
+        <w:pStyle w:val="BodyText"/>
+      </w:pPr>
+      <w:r>
+        <w:rPr>
+          <w:lang w:val="de"/>
+        </w:rPr>
+        <w:t xml:space="preserve">Der Name ist kein Schmuck. Wenn ein Zugriff scheitert, steht in der Meldung, was</w:t>
+      </w:r>
+      <w:r>
+        <w:rPr>
+          <w:lang w:val="de"/>
+        </w:rPr>
+        <w:t xml:space="preserve"> </w:t>
+      </w:r>
+      <w:r>
+        <w:rPr>
+          <w:lang w:val="de"/>
+        </w:rPr>
+        <w:t xml:space="preserve">versucht wurde — nicht nur, dass etwas mit der Datenbank war.</w:t>
+      </w:r>
+    </w:p>
+    <w:bookmarkEnd w:id="137"/>
+    <w:bookmarkStart w:id="138" w:name="die-nummer-die-nicht-zweimal-kommen-darf"/>
+    <w:p>
+      <w:pPr>
+        <w:pStyle w:val="Heading3"/>
+      </w:pPr>
+      <w:r>
+        <w:rPr>
+          <w:lang w:val="de"/>
+        </w:rPr>
+        <w:t xml:space="preserve">Die Nummer, die nicht zweimal kommen darf</w:t>
+      </w:r>
+    </w:p>
+    <w:p>
+      <w:pPr>
+        <w:pStyle w:val="FirstParagraph"/>
+      </w:pPr>
+      <w:r>
+        <w:rPr>
+          <w:lang w:val="de"/>
+        </w:rPr>
+        <w:t xml:space="preserve">Die laufende Nummer der Lieferung wird gelesen und dann erhöht. Genau dieses</w:t>
+      </w:r>
+      <w:r>
+        <w:rPr>
+          <w:lang w:val="de"/>
+        </w:rPr>
+        <w:t xml:space="preserve"> </w:t>
+      </w:r>
+      <w:r>
+        <w:rPr>
+          <w:lang w:val="de"/>
+        </w:rPr>
+        <w:t xml:space="preserve">Muster — erst lesen, dann schreiben — bricht die Datenbank sofort ab, statt zu</w:t>
+      </w:r>
+      <w:r>
+        <w:rPr>
+          <w:lang w:val="de"/>
+        </w:rPr>
+        <w:t xml:space="preserve"> </w:t>
+      </w:r>
+      <w:r>
+        <w:rPr>
+          <w:lang w:val="de"/>
+        </w:rPr>
+        <w:t xml:space="preserve">warten (Teil 07).</w:t>
+      </w:r>
+    </w:p>
+    <w:p>
+      <w:pPr>
+        <w:pStyle w:val="BodyText"/>
+      </w:pPr>
+      <w:r>
+        <w:rPr>
+          <w:lang w:val="de"/>
+        </w:rPr>
+        <w:t xml:space="preserve">Erwogen wurden drei Auswege:</w:t>
+      </w:r>
+    </w:p>
+    <w:tbl>
+      <w:tblPr>
+        <w:tblStyle w:val="Table"/>
+        <w:tblW w:type="pct" w:w="5000"/>
+        <w:tblLayout w:type="fixed"/>
+        <w:tblLook w:firstRow="1" w:lastRow="0" w:firstColumn="0" w:lastColumn="0" w:noHBand="0" w:noVBand="0" w:val="0020"/>
+      </w:tblPr>
+      <w:tblGrid>
+        <w:gridCol w:w="3960"/>
+        <w:gridCol w:w="3960"/>
+      </w:tblGrid>
+      <w:tr>
+        <w:trPr>
+          <w:tblHeader w:val="on"/>
+        </w:trPr>
+        <w:tc>
+          <w:tcPr/>
+          <w:p>
+            <w:pPr>
+              <w:pStyle w:val="Compact"/>
+            </w:pPr>
+            <w:r>
+              <w:rPr>
+                <w:lang w:val="de"/>
+              </w:rPr>
+              <w:t xml:space="preserve">Ausweg</w:t>
+            </w:r>
+          </w:p>
+        </w:tc>
+        <w:tc>
+          <w:tcPr/>
+          <w:p>
+            <w:pPr>
+              <w:pStyle w:val="Compact"/>
+            </w:pPr>
+            <w:r>
+              <w:rPr>
+                <w:lang w:val="de"/>
+              </w:rPr>
+              <w:t xml:space="preserve">Warum nicht</w:t>
+            </w:r>
+          </w:p>
+        </w:tc>
+      </w:tr>
+      <w:tr>
+        <w:tc>
+          <w:tcPr/>
+          <w:p>
+            <w:pPr>
+              <w:pStyle w:val="Compact"/>
+            </w:pPr>
+            <w:r>
+              <w:rPr>
+                <w:lang w:val="de"/>
+              </w:rPr>
+              <w:t xml:space="preserve">Die Wartezeit erhöhen</w:t>
+            </w:r>
+          </w:p>
+        </w:tc>
+        <w:tc>
+          <w:tcPr/>
+          <w:p>
+            <w:pPr>
+              <w:pStyle w:val="Compact"/>
+            </w:pPr>
+            <w:r>
+              <w:rPr>
+                <w:lang w:val="de"/>
+              </w:rPr>
+              <w:t xml:space="preserve">Hilft bei genau diesem Muster nicht</w:t>
+            </w:r>
+          </w:p>
+        </w:tc>
+      </w:tr>
+      <w:tr>
+        <w:tc>
+          <w:tcPr/>
+          <w:p>
+            <w:pPr>
+              <w:pStyle w:val="Compact"/>
+            </w:pPr>
+            <w:r>
+              <w:rPr>
+                <w:lang w:val="de"/>
+              </w:rPr>
+              <w:t xml:space="preserve">Die Nummer im Arbeitsspeicher führen</w:t>
+            </w:r>
+          </w:p>
+        </w:tc>
+        <w:tc>
+          <w:tcPr/>
+          <w:p>
+            <w:pPr>
+              <w:pStyle w:val="Compact"/>
+            </w:pPr>
+            <w:r>
+              <w:rPr>
+                <w:lang w:val="de"/>
+              </w:rPr>
+              <w:t xml:space="preserve">Nach einem Neustart beginnt sie von vorn — der Fehler, den es zu vermeiden gilt</w:t>
+            </w:r>
+          </w:p>
+        </w:tc>
+      </w:tr>
+      <w:tr>
+        <w:tc>
+          <w:tcPr/>
+          <w:p>
+            <w:pPr>
+              <w:pStyle w:val="Compact"/>
+            </w:pPr>
+            <w:r>
+              <w:rPr>
+                <w:lang w:val="de"/>
+              </w:rPr>
+              <w:t xml:space="preserve">Im Programm sicherstellen, dass immer nur einer sie zieht</w:t>
+            </w:r>
+          </w:p>
+        </w:tc>
+        <w:tc>
+          <w:tcPr/>
+          <w:p>
+            <w:pPr>
+              <w:pStyle w:val="Compact"/>
+            </w:pPr>
+            <w:r>
+              <w:rPr>
+                <w:lang w:val="de"/>
+              </w:rPr>
+              <w:t xml:space="preserve">—</w:t>
+            </w:r>
+          </w:p>
+        </w:tc>
+      </w:tr>
+    </w:tbl>
+    <w:p>
+      <w:pPr>
+        <w:pStyle w:val="BodyText"/>
+      </w:pPr>
+      <w:r>
+        <w:rPr>
+          <w:lang w:val="de"/>
+        </w:rPr>
+        <w:t xml:space="preserve">Gewählt wurde der dritte. Die Vergabe ist die einzige Stelle im Programm, an der</w:t>
+      </w:r>
+      <w:r>
+        <w:rPr>
+          <w:lang w:val="de"/>
+        </w:rPr>
+        <w:t xml:space="preserve"> </w:t>
+      </w:r>
+      <w:r>
+        <w:rPr>
+          <w:lang w:val="de"/>
+        </w:rPr>
+        <w:t xml:space="preserve">das nötig ist, und sie ist als solche gekennzeichnet.</w:t>
+      </w:r>
+    </w:p>
+    <w:bookmarkEnd w:id="138"/>
+    <w:bookmarkStart w:id="139" w:name="Xcaf05d9973fc78850d9b3c502bc12f85b5af699"/>
+    <w:p>
+      <w:pPr>
+        <w:pStyle w:val="Heading3"/>
+      </w:pPr>
+      <w:r>
+        <w:rPr>
+          <w:lang w:val="de"/>
+        </w:rPr>
+        <w:t xml:space="preserve">Wie sich der Zugang im Prüflauf ersetzen lässt</w:t>
+      </w:r>
+    </w:p>
+    <w:p>
+      <w:pPr>
+        <w:pStyle w:val="FirstParagraph"/>
+      </w:pPr>
+      <w:r>
+        <w:rPr>
+          <w:lang w:val="de"/>
+        </w:rPr>
+        <w:t xml:space="preserve">Weil die Fachlichkeit nur die Schnittstelle kennt, genügt für einen Prüflauf eine</w:t>
+      </w:r>
+      <w:r>
+        <w:rPr>
+          <w:lang w:val="de"/>
+        </w:rPr>
+        <w:t xml:space="preserve"> </w:t>
+      </w:r>
+      <w:r>
+        <w:rPr>
+          <w:lang w:val="de"/>
+        </w:rPr>
+        <w:t xml:space="preserve">zweite Umsetzung, die alles im Arbeitsspeicher hält. Kein Dateipfad, keine</w:t>
+      </w:r>
+      <w:r>
+        <w:rPr>
+          <w:lang w:val="de"/>
+        </w:rPr>
+        <w:t xml:space="preserve"> </w:t>
+      </w:r>
+      <w:r>
+        <w:rPr>
+          <w:lang w:val="de"/>
+        </w:rPr>
+        <w:t xml:space="preserve">Aufräumarbeit, kein Zustand zwischen zwei Läufen.</w:t>
+      </w:r>
+    </w:p>
+    <w:p>
+      <w:pPr>
+        <w:pStyle w:val="BodyText"/>
+      </w:pPr>
+      <w:r>
+        <w:rPr>
+          <w:lang w:val="de"/>
+        </w:rPr>
+        <w:t xml:space="preserve">Für die Prüfung des Zugangs selbst gilt aber das Gegenteil:</w:t>
+      </w:r>
+      <w:r>
+        <w:rPr>
+          <w:lang w:val="de"/>
+        </w:rPr>
+        <w:t xml:space="preserve"> </w:t>
+      </w:r>
+      <w:r>
+        <w:rPr>
+          <w:b/>
+          <w:bCs/>
+          <w:lang w:val="de"/>
+        </w:rPr>
+        <w:t xml:space="preserve">Dort wird gegen eine</w:t>
+      </w:r>
+      <w:r>
+        <w:rPr>
+          <w:b/>
+          <w:bCs/>
+          <w:lang w:val="de"/>
+        </w:rPr>
+        <w:t xml:space="preserve"> </w:t>
+      </w:r>
+      <w:r>
+        <w:rPr>
+          <w:b/>
+          <w:bCs/>
+          <w:lang w:val="de"/>
+        </w:rPr>
+        <w:t xml:space="preserve">echte Datei geprüft, nicht gegen einen Ersatz.</w:t>
+      </w:r>
+      <w:r>
+        <w:rPr>
+          <w:lang w:val="de"/>
+        </w:rPr>
+        <w:t xml:space="preserve"> </w:t>
+      </w:r>
+      <w:r>
+        <w:rPr>
+          <w:lang w:val="de"/>
+        </w:rPr>
+        <w:t xml:space="preserve">Ein Ersatz würde beweisen, dass</w:t>
+      </w:r>
+      <w:r>
+        <w:rPr>
+          <w:lang w:val="de"/>
+        </w:rPr>
+        <w:t xml:space="preserve"> </w:t>
+      </w:r>
+      <w:r>
+        <w:rPr>
+          <w:lang w:val="de"/>
+        </w:rPr>
+        <w:t xml:space="preserve">der Ersatz funktioniert. Ob die Datenbank den Datensatz wirklich annimmt, zeigt</w:t>
+      </w:r>
+      <w:r>
+        <w:rPr>
+          <w:lang w:val="de"/>
+        </w:rPr>
+        <w:t xml:space="preserve"> </w:t>
+      </w:r>
+      <w:r>
+        <w:rPr>
+          <w:lang w:val="de"/>
+        </w:rPr>
+        <w:t xml:space="preserve">nur die Datenbank.</w:t>
+      </w:r>
+    </w:p>
+    <w:bookmarkEnd w:id="139"/>
+    <w:bookmarkEnd w:id="140"/>
+    <w:bookmarkStart w:id="142" w:name="entscheidung-8"/>
+    <w:p>
+      <w:pPr>
+        <w:pStyle w:val="Heading2"/>
+      </w:pPr>
+      <w:r>
+        <w:rPr>
+          <w:lang w:val="de"/>
+        </w:rPr>
+        <w:t xml:space="preserve">Entscheidung</w:t>
+      </w:r>
+    </w:p>
+    <w:p>
+      <w:pPr>
+        <w:pStyle w:val="FirstParagraph"/>
+      </w:pPr>
+      <w:r>
+        <w:rPr>
+          <w:b/>
+          <w:bCs/>
+          <w:lang w:val="de"/>
+        </w:rPr>
+        <w:t xml:space="preserve">Eine Schnittstelle mit sprechenden Methoden, eine Umsetzung darauf, und ein</w:t>
+      </w:r>
+      <w:r>
+        <w:rPr>
+          <w:b/>
+          <w:bCs/>
+          <w:lang w:val="de"/>
+        </w:rPr>
+        <w:t xml:space="preserve"> </w:t>
+      </w:r>
+      <w:r>
+        <w:rPr>
+          <w:b/>
+          <w:bCs/>
+          <w:lang w:val="de"/>
+        </w:rPr>
+        <w:t xml:space="preserve">gemeinsamer Rahmen für alle Zugriffe.</w:t>
+      </w:r>
+      <w:r>
+        <w:rPr>
+          <w:lang w:val="de"/>
+        </w:rPr>
+        <w:t xml:space="preserve"> </w:t>
+      </w:r>
+      <w:r>
+        <w:rPr>
+          <w:lang w:val="de"/>
+        </w:rPr>
+        <w:t xml:space="preserve">Eigene Sitzungs- und Transaktionsblöcke</w:t>
+      </w:r>
+      <w:r>
+        <w:rPr>
+          <w:lang w:val="de"/>
+        </w:rPr>
+        <w:t xml:space="preserve"> </w:t>
+      </w:r>
+      <w:r>
+        <w:rPr>
+          <w:lang w:val="de"/>
+        </w:rPr>
+        <w:t xml:space="preserve">kommen nicht mehr vor.</w:t>
+      </w:r>
+    </w:p>
+    <w:p>
+      <w:pPr>
+        <w:pStyle w:val="BodyText"/>
+      </w:pPr>
+      <w:r>
+        <w:rPr>
+          <w:lang w:val="de"/>
+        </w:rPr>
+        <w:t xml:space="preserve">Dazu drei Festlegungen:</w:t>
+      </w:r>
+    </w:p>
+    <w:tbl>
+      <w:tblPr>
+        <w:tblStyle w:val="Table"/>
+        <w:tblW w:type="pct" w:w="5000"/>
+        <w:tblLayout w:type="fixed"/>
+        <w:tblLook w:firstRow="1" w:lastRow="0" w:firstColumn="0" w:lastColumn="0" w:noHBand="0" w:noVBand="0" w:val="0020"/>
+      </w:tblPr>
+      <w:tblGrid>
+        <w:gridCol w:w="3960"/>
+        <w:gridCol w:w="3960"/>
+      </w:tblGrid>
+      <w:tr>
+        <w:trPr>
+          <w:tblHeader w:val="on"/>
+        </w:trPr>
+        <w:tc>
+          <w:tcPr/>
+          <w:p>
+            <w:pPr>
+              <w:pStyle w:val="Compact"/>
+            </w:pPr>
+            <w:r>
+              <w:rPr>
+                <w:lang w:val="de"/>
+              </w:rPr>
+              <w:t xml:space="preserve">Festlegung</w:t>
+            </w:r>
+          </w:p>
+        </w:tc>
+        <w:tc>
+          <w:tcPr/>
+          <w:p>
+            <w:pPr>
+              <w:pStyle w:val="Compact"/>
+            </w:pPr>
+            <w:r>
+              <w:rPr>
+                <w:lang w:val="de"/>
+              </w:rPr>
+              <w:t xml:space="preserve">Grund</w:t>
+            </w:r>
+          </w:p>
+        </w:tc>
+      </w:tr>
+      <w:tr>
+        <w:tc>
+          <w:tcPr/>
+          <w:p>
+            <w:pPr>
+              <w:pStyle w:val="Compact"/>
+            </w:pPr>
+            <w:r>
+              <w:rPr>
+                <w:lang w:val="de"/>
+              </w:rPr>
+              <w:t xml:space="preserve">Der Ablageort ist von außen einstellbar</w:t>
+            </w:r>
+          </w:p>
+        </w:tc>
+        <w:tc>
+          <w:tcPr/>
+          <w:p>
+            <w:pPr>
+              <w:pStyle w:val="Compact"/>
+            </w:pPr>
+            <w:r>
+              <w:rPr>
+                <w:lang w:val="de"/>
+              </w:rPr>
+              <w:t xml:space="preserve">Prüfläufe dürfen nie in die echte Ablage schreiben</w:t>
+            </w:r>
+          </w:p>
+        </w:tc>
+      </w:tr>
+      <w:tr>
+        <w:tc>
+          <w:tcPr/>
+          <w:p>
+            <w:pPr>
+              <w:pStyle w:val="Compact"/>
+            </w:pPr>
+            <w:r>
+              <w:rPr>
+                <w:lang w:val="de"/>
+              </w:rPr>
+              <w:t xml:space="preserve">Ein fehlgeschlagener Zugriff wirft eine</w:t>
+            </w:r>
+            <w:r>
+              <w:rPr>
+                <w:lang w:val="de"/>
+              </w:rPr>
+              <w:t xml:space="preserve"> </w:t>
+            </w:r>
+            <w:r>
+              <w:rPr>
+                <w:b/>
+                <w:bCs/>
+                <w:lang w:val="de"/>
+              </w:rPr>
+              <w:t xml:space="preserve">eigene</w:t>
+            </w:r>
+            <w:r>
+              <w:rPr>
+                <w:lang w:val="de"/>
+              </w:rPr>
+              <w:t xml:space="preserve"> </w:t>
+            </w:r>
+            <w:r>
+              <w:rPr>
+                <w:lang w:val="de"/>
+              </w:rPr>
+              <w:t xml:space="preserve">Ausnahme</w:t>
+            </w:r>
+          </w:p>
+        </w:tc>
+        <w:tc>
+          <w:tcPr/>
+          <w:p>
+            <w:pPr>
+              <w:pStyle w:val="Compact"/>
+            </w:pPr>
+            <w:r>
+              <w:rPr>
+                <w:lang w:val="de"/>
+              </w:rPr>
+              <w:t xml:space="preserve">„Irgendwas mit der Datenbank” hilft niemandem; die Meldung trägt den Namen des Vorgangs</w:t>
+            </w:r>
+          </w:p>
+        </w:tc>
+      </w:tr>
+      <w:tr>
+        <w:tc>
+          <w:tcPr/>
+          <w:p>
+            <w:pPr>
+              <w:pStyle w:val="Compact"/>
+            </w:pPr>
+            <w:r>
+              <w:rPr>
+                <w:lang w:val="de"/>
+              </w:rPr>
+              <w:t xml:space="preserve">Der Modus, der das Schema neu anlegt, ist</w:t>
+            </w:r>
+            <w:r>
+              <w:rPr>
+                <w:lang w:val="de"/>
+              </w:rPr>
+              <w:t xml:space="preserve"> </w:t>
+            </w:r>
+            <w:r>
+              <w:rPr>
+                <w:b/>
+                <w:bCs/>
+                <w:lang w:val="de"/>
+              </w:rPr>
+              <w:t xml:space="preserve">nie</w:t>
+            </w:r>
+            <w:r>
+              <w:rPr>
+                <w:lang w:val="de"/>
+              </w:rPr>
+              <w:t xml:space="preserve"> </w:t>
+            </w:r>
+            <w:r>
+              <w:rPr>
+                <w:lang w:val="de"/>
+              </w:rPr>
+              <w:t xml:space="preserve">voreingestellt</w:t>
+            </w:r>
+          </w:p>
+        </w:tc>
+        <w:tc>
+          <w:tcPr/>
+          <w:p>
+            <w:pPr>
+              <w:pStyle w:val="Compact"/>
+            </w:pPr>
+            <w:r>
+              <w:rPr>
+                <w:lang w:val="de"/>
+              </w:rPr>
+              <w:t xml:space="preserve">Er verwirft alle Daten</w:t>
+            </w:r>
+          </w:p>
+        </w:tc>
+      </w:tr>
+    </w:tbl>
+    <w:bookmarkStart w:id="141" w:name="warum-nicht-der-einfachere-weg-7"/>
+    <w:p>
+      <w:pPr>
+        <w:pStyle w:val="Heading3"/>
+      </w:pPr>
+      <w:r>
+        <w:rPr>
+          <w:lang w:val="de"/>
+        </w:rPr>
+        <w:t xml:space="preserve">Warum nicht der einfachere Weg</w:t>
+      </w:r>
+    </w:p>
+    <w:p>
+      <w:pPr>
+        <w:pStyle w:val="FirstParagraph"/>
+      </w:pPr>
+      <w:r>
+        <w:rPr>
+          <w:lang w:val="de"/>
+        </w:rPr>
+        <w:t xml:space="preserve">Die Fachlichkeit hätte die Datenbank direkt ansprechen können. Das spart die</w:t>
+      </w:r>
+      <w:r>
+        <w:rPr>
+          <w:lang w:val="de"/>
+        </w:rPr>
+        <w:t xml:space="preserve"> </w:t>
+      </w:r>
+      <w:r>
+        <w:rPr>
+          <w:lang w:val="de"/>
+        </w:rPr>
+        <w:t xml:space="preserve">Schnittstelle und eine ganze Klasse.</w:t>
+      </w:r>
+    </w:p>
+    <w:p>
+      <w:pPr>
+        <w:pStyle w:val="BodyText"/>
+      </w:pPr>
+      <w:r>
+        <w:rPr>
+          <w:lang w:val="de"/>
+        </w:rPr>
+        <w:t xml:space="preserve">Dagegen spricht Q5:</w:t>
+      </w:r>
+      <w:r>
+        <w:rPr>
+          <w:lang w:val="de"/>
+        </w:rPr>
+        <w:t xml:space="preserve"> </w:t>
+      </w:r>
+      <w:r>
+        <w:rPr>
+          <w:b/>
+          <w:bCs/>
+          <w:lang w:val="de"/>
+        </w:rPr>
+        <w:t xml:space="preserve">Ohne die Schnittstelle wäre kein Prüflauf ohne Datei</w:t>
+      </w:r>
+      <w:r>
+        <w:rPr>
+          <w:b/>
+          <w:bCs/>
+          <w:lang w:val="de"/>
+        </w:rPr>
+        <w:t xml:space="preserve"> </w:t>
+      </w:r>
+      <w:r>
+        <w:rPr>
+          <w:b/>
+          <w:bCs/>
+          <w:lang w:val="de"/>
+        </w:rPr>
+        <w:t xml:space="preserve">möglich</w:t>
+      </w:r>
+      <w:r>
+        <w:rPr>
+          <w:lang w:val="de"/>
+        </w:rPr>
+        <w:t xml:space="preserve"> </w:t>
+      </w:r>
+      <w:r>
+        <w:rPr>
+          <w:lang w:val="de"/>
+        </w:rPr>
+        <w:t xml:space="preserve">— und damit würde jeder Fachprüflauf eine Datenbank anlegen, füllen und</w:t>
+      </w:r>
+      <w:r>
+        <w:rPr>
+          <w:lang w:val="de"/>
+        </w:rPr>
+        <w:t xml:space="preserve"> </w:t>
+      </w:r>
+      <w:r>
+        <w:rPr>
+          <w:lang w:val="de"/>
+        </w:rPr>
+        <w:t xml:space="preserve">aufräumen. Das ist langsam genug, dass man es lässt.</w:t>
+      </w:r>
+    </w:p>
+    <w:bookmarkEnd w:id="141"/>
+    <w:bookmarkEnd w:id="142"/>
+    <w:bookmarkStart w:id="143" w:name="ergebnis-8"/>
+    <w:p>
+      <w:pPr>
+        <w:pStyle w:val="Heading2"/>
+      </w:pPr>
+      <w:r>
+        <w:rPr>
+          <w:lang w:val="de"/>
+        </w:rPr>
+        <w:t xml:space="preserve">Ergebnis</w:t>
+      </w:r>
+    </w:p>
+    <w:p>
+      <w:pPr>
+        <w:pStyle w:val="FirstParagraph"/>
+      </w:pPr>
+      <w:r>
+        <w:rPr>
+          <w:lang w:val="de"/>
+        </w:rPr>
+        <w:t xml:space="preserve">Ein Zugang, der von außen wie eine Liste von Fachaufgaben aussieht und innen aus</w:t>
+      </w:r>
+      <w:r>
+        <w:rPr>
+          <w:lang w:val="de"/>
+        </w:rPr>
+        <w:t xml:space="preserve"> </w:t>
+      </w:r>
+      <w:r>
+        <w:rPr>
+          <w:lang w:val="de"/>
+        </w:rPr>
+        <w:t xml:space="preserve">einem einzigen Muster besteht. Dazu Prüfläufe gegen eine echte Datei in einem</w:t>
+      </w:r>
+      <w:r>
+        <w:rPr>
+          <w:lang w:val="de"/>
+        </w:rPr>
+        <w:t xml:space="preserve"> </w:t>
+      </w:r>
+      <w:r>
+        <w:rPr>
+          <w:lang w:val="de"/>
+        </w:rPr>
+        <w:t xml:space="preserve">Wegwerfverzeichnis.</w:t>
+      </w:r>
+    </w:p>
+    <w:p>
+      <w:pPr>
+        <w:pStyle w:val="BodyText"/>
+      </w:pPr>
+      <w:r>
+        <w:rPr>
+          <w:b/>
+          <w:bCs/>
+          <w:lang w:val="de"/>
+        </w:rPr>
+        <w:t xml:space="preserve">Was dabei auffiel:</w:t>
+      </w:r>
+      <w:r>
+        <w:rPr>
+          <w:lang w:val="de"/>
+        </w:rPr>
+        <w:t xml:space="preserve"> </w:t>
+      </w:r>
+      <w:r>
+        <w:rPr>
+          <w:lang w:val="de"/>
+        </w:rPr>
+        <w:t xml:space="preserve">Der Einstellungsbereich des Programms brauchte zunächst</w:t>
+      </w:r>
+      <w:r>
+        <w:rPr>
+          <w:lang w:val="de"/>
+        </w:rPr>
+        <w:t xml:space="preserve"> </w:t>
+      </w:r>
+      <w:r>
+        <w:rPr>
+          <w:lang w:val="de"/>
+        </w:rPr>
+        <w:t xml:space="preserve">eine eigene Datei — eine Ablage neben der Ablage. Beim Nachfragen zeigte sich,</w:t>
+      </w:r>
+      <w:r>
+        <w:rPr>
+          <w:lang w:val="de"/>
+        </w:rPr>
+        <w:t xml:space="preserve"> </w:t>
+      </w:r>
+      <w:r>
+        <w:rPr>
+          <w:lang w:val="de"/>
+        </w:rPr>
+        <w:t xml:space="preserve">dass sie nichts konnte, was die Datenbank nicht auch kann. Sie wurde durch eine</w:t>
+      </w:r>
+      <w:r>
+        <w:rPr>
+          <w:lang w:val="de"/>
+        </w:rPr>
+        <w:t xml:space="preserve"> </w:t>
+      </w:r>
+      <w:r>
+        <w:rPr>
+          <w:lang w:val="de"/>
+        </w:rPr>
+        <w:t xml:space="preserve">Tabelle mit zwei Spalten ersetzt.</w:t>
+      </w:r>
+    </w:p>
+    <w:p>
+      <w:pPr>
+        <w:pStyle w:val="BlockText"/>
+      </w:pPr>
+      <w:r>
+        <w:rPr>
+          <w:b/>
+          <w:bCs/>
+          <w:lang w:val="de"/>
+        </w:rPr>
+        <w:t xml:space="preserve">Ein zweiter Ablageort rechtfertigt sich nur, wenn er etwas kann, was der</w:t>
+      </w:r>
+      <w:r>
+        <w:rPr>
+          <w:b/>
+          <w:bCs/>
+          <w:lang w:val="de"/>
+        </w:rPr>
+        <w:t xml:space="preserve"> </w:t>
+      </w:r>
+      <w:r>
+        <w:rPr>
+          <w:b/>
+          <w:bCs/>
+          <w:lang w:val="de"/>
+        </w:rPr>
+        <w:t xml:space="preserve">erste nicht kann.</w:t>
+      </w:r>
+    </w:p>
+    <w:p>
+      <w:pPr>
+        <w:pStyle w:val="FirstParagraph"/>
+      </w:pPr>
+      <w:r>
+        <w:rPr>
+          <w:lang w:val="de"/>
+        </w:rPr>
+        <w:t xml:space="preserve">Verwendete Mittel:</w:t>
+      </w:r>
+    </w:p>
+    <w:tbl>
+      <w:tblPr>
+        <w:tblStyle w:val="Table"/>
+        <w:tblW w:type="pct" w:w="5000"/>
+        <w:tblLayout w:type="fixed"/>
+        <w:tblLook w:firstRow="1" w:lastRow="0" w:firstColumn="0" w:lastColumn="0" w:noHBand="0" w:noVBand="0" w:val="0020"/>
+      </w:tblPr>
+      <w:tblGrid>
+        <w:gridCol w:w="3960"/>
+        <w:gridCol w:w="3960"/>
+      </w:tblGrid>
+      <w:tr>
+        <w:trPr>
+          <w:tblHeader w:val="on"/>
+        </w:trPr>
+        <w:tc>
+          <w:tcPr/>
+          <w:p>
+            <w:pPr>
+              <w:pStyle w:val="Compact"/>
+            </w:pPr>
+            <w:r>
+              <w:rPr>
+                <w:lang w:val="de"/>
+              </w:rPr>
+              <w:t xml:space="preserve">Mittel</w:t>
+            </w:r>
+          </w:p>
+        </w:tc>
+        <w:tc>
+          <w:tcPr/>
+          <w:p>
+            <w:pPr>
+              <w:pStyle w:val="Compact"/>
+            </w:pPr>
+            <w:r>
+              <w:rPr>
+                <w:lang w:val="de"/>
+              </w:rPr>
+              <w:t xml:space="preserve">Wozu</w:t>
+            </w:r>
+          </w:p>
+        </w:tc>
+      </w:tr>
+      <w:tr>
+        <w:tc>
+          <w:tcPr/>
+          <w:p>
+            <w:pPr>
+              <w:pStyle w:val="Compact"/>
+            </w:pPr>
+            <w:r>
+              <w:rPr>
+                <w:lang w:val="de"/>
+              </w:rPr>
+              <w:t xml:space="preserve">Schnittstelle und Anschluss</w:t>
+            </w:r>
+          </w:p>
+        </w:tc>
+        <w:tc>
+          <w:tcPr/>
+          <w:p>
+            <w:pPr>
+              <w:pStyle w:val="Compact"/>
+            </w:pPr>
+            <w:r>
+              <w:rPr>
+                <w:lang w:val="de"/>
+              </w:rPr>
+              <w:t xml:space="preserve">die Fachlichkeit von der Datenbank lösen</w:t>
+            </w:r>
+          </w:p>
+        </w:tc>
+      </w:tr>
+      <w:tr>
+        <w:tc>
+          <w:tcPr/>
+          <w:p>
+            <w:pPr>
+              <w:pStyle w:val="Compact"/>
+            </w:pPr>
+            <w:r>
+              <w:rPr>
+                <w:lang w:val="de"/>
+              </w:rPr>
+              <w:t xml:space="preserve">Gemeinsamer Rahmen für Zugriffe</w:t>
+            </w:r>
+          </w:p>
+        </w:tc>
+        <w:tc>
+          <w:tcPr/>
+          <w:p>
+            <w:pPr>
+              <w:pStyle w:val="Compact"/>
+            </w:pPr>
+            <w:r>
+              <w:rPr>
+                <w:lang w:val="de"/>
+              </w:rPr>
+              <w:t xml:space="preserve">Wiederholung und vergessene Fehlerbehandlung vermeiden</w:t>
+            </w:r>
+          </w:p>
+        </w:tc>
+      </w:tr>
+      <w:tr>
+        <w:tc>
+          <w:tcPr/>
+          <w:p>
+            <w:pPr>
+              <w:pStyle w:val="Compact"/>
+            </w:pPr>
+            <w:r>
+              <w:rPr>
+                <w:lang w:val="de"/>
+              </w:rPr>
+              <w:t xml:space="preserve">Übergabe im Konstruktor, ohne Rahmenwerk</w:t>
+            </w:r>
+          </w:p>
+        </w:tc>
+        <w:tc>
+          <w:tcPr/>
+          <w:p>
+            <w:pPr>
+              <w:pStyle w:val="Compact"/>
+            </w:pPr>
+            <w:r>
+              <w:rPr>
+                <w:lang w:val="de"/>
+              </w:rPr>
+              <w:t xml:space="preserve">Abhängigkeiten sichtbar halten</w:t>
+            </w:r>
+          </w:p>
+        </w:tc>
+      </w:tr>
+    </w:tbl>
+    <w:bookmarkEnd w:id="143"/>
+    <w:bookmarkStart w:id="144" w:name="offen-geblieben-8"/>
+    <w:p>
+      <w:pPr>
+        <w:pStyle w:val="Heading2"/>
+      </w:pPr>
+      <w:r>
+        <w:rPr>
+          <w:lang w:val="de"/>
+        </w:rPr>
+        <w:t xml:space="preserve">Offen geblieben</w:t>
+      </w:r>
+    </w:p>
+    <w:p>
+      <w:pPr>
+        <w:pStyle w:val="Compact"/>
+        <w:numPr>
+          <w:ilvl w:val="0"/>
+          <w:numId w:val="1012"/>
+        </w:numPr>
+      </w:pPr>
+      <w:r>
+        <w:rPr>
+          <w:b/>
+          <w:bCs/>
+          <w:lang w:val="de"/>
+        </w:rPr>
+        <w:t xml:space="preserve">Ob die Nummernvergabe auch bei zwei Programmfenstern hält.</w:t>
+      </w:r>
+      <w:r>
+        <w:rPr>
+          <w:lang w:val="de"/>
+        </w:rPr>
+        <w:t xml:space="preserve"> </w:t>
+      </w:r>
+      <w:r>
+        <w:rPr>
+          <w:lang w:val="de"/>
+        </w:rPr>
+        <w:t xml:space="preserve">Sie ist gegen</w:t>
+      </w:r>
+      <w:r>
+        <w:rPr>
+          <w:lang w:val="de"/>
+        </w:rPr>
+        <w:t xml:space="preserve"> </w:t>
+      </w:r>
+      <w:r>
+        <w:rPr>
+          <w:lang w:val="de"/>
+        </w:rPr>
+        <w:t xml:space="preserve">gleichzeitige Zugriffe im selben Programm geschützt, nicht gegen zwei</w:t>
+      </w:r>
+      <w:r>
+        <w:rPr>
+          <w:lang w:val="de"/>
+        </w:rPr>
+        <w:t xml:space="preserve"> </w:t>
+      </w:r>
+      <w:r>
+        <w:rPr>
+          <w:lang w:val="de"/>
+        </w:rPr>
+        <w:t xml:space="preserve">Programmstarts.</w:t>
+      </w:r>
+    </w:p>
+    <w:p>
+      <w:pPr>
+        <w:pStyle w:val="Compact"/>
+        <w:numPr>
+          <w:ilvl w:val="0"/>
+          <w:numId w:val="1012"/>
+        </w:numPr>
+      </w:pPr>
+      <w:r>
+        <w:rPr>
+          <w:b/>
+          <w:bCs/>
+          <w:lang w:val="de"/>
+        </w:rPr>
+        <w:t xml:space="preserve">Ob die Textspalte der Blaupause reicht</w:t>
+      </w:r>
+      <w:r>
+        <w:rPr>
+          <w:lang w:val="de"/>
+        </w:rPr>
+        <w:t xml:space="preserve"> </w:t>
+      </w:r>
+      <w:r>
+        <w:rPr>
+          <w:lang w:val="de"/>
+        </w:rPr>
+        <w:t xml:space="preserve">(aus Teil 07). Weiterhin ungeprüft.</w:t>
+      </w:r>
+    </w:p>
+    <w:bookmarkEnd w:id="144"/>
+    <w:bookmarkEnd w:id="145"/>
+    <w:bookmarkStart w:id="157" w:name="teil-10-domänenmodell"/>
+    <w:p>
+      <w:pPr>
+        <w:pStyle w:val="Heading1"/>
+      </w:pPr>
+      <w:r>
+        <w:rPr>
+          <w:lang w:val="de"/>
+        </w:rPr>
+        <w:t xml:space="preserve">Teil 10 — Domänenmodell</w:t>
+      </w:r>
+    </w:p>
+    <w:bookmarkStart w:id="146" w:name="ausgangslage-9"/>
+    <w:p>
+      <w:pPr>
+        <w:pStyle w:val="Heading2"/>
+      </w:pPr>
+      <w:r>
+        <w:rPr>
+          <w:lang w:val="de"/>
+        </w:rPr>
+        <w:t xml:space="preserve">Ausgangslage</w:t>
+      </w:r>
+    </w:p>
+    <w:p>
+      <w:pPr>
+        <w:pStyle w:val="FirstParagraph"/>
+      </w:pPr>
+      <w:r>
+        <w:rPr>
+          <w:lang w:val="de"/>
+        </w:rPr>
+        <w:t xml:space="preserve">Der Zugang zur Datenbank steht. Was fehlt, sind die Gegenstände, die durch ihn</w:t>
+      </w:r>
+      <w:r>
+        <w:rPr>
+          <w:lang w:val="de"/>
+        </w:rPr>
+        <w:t xml:space="preserve"> </w:t>
+      </w:r>
+      <w:r>
+        <w:rPr>
+          <w:lang w:val="de"/>
+        </w:rPr>
+        <w:t xml:space="preserve">hindurchgehen: Personen, Gruppen, Blaupausen — und die Abrechnung, die alles</w:t>
+      </w:r>
+      <w:r>
+        <w:rPr>
+          <w:lang w:val="de"/>
+        </w:rPr>
+        <w:t xml:space="preserve"> </w:t>
+      </w:r>
+      <w:r>
+        <w:rPr>
+          <w:lang w:val="de"/>
+        </w:rPr>
+        <w:t xml:space="preserve">zusammenführt.</w:t>
+      </w:r>
+    </w:p>
+    <w:p>
+      <w:pPr>
+        <w:pStyle w:val="BodyText"/>
+      </w:pPr>
+      <w:r>
+        <w:rPr>
+          <w:lang w:val="de"/>
+        </w:rPr>
+        <w:t xml:space="preserve">Der Entwurf dafür liegt seit Teil 06 vor. Hier wird er gebaut, und dabei zeigt</w:t>
+      </w:r>
+      <w:r>
+        <w:rPr>
+          <w:lang w:val="de"/>
+        </w:rPr>
+        <w:t xml:space="preserve"> </w:t>
+      </w:r>
+      <w:r>
+        <w:rPr>
+          <w:lang w:val="de"/>
+        </w:rPr>
+        <w:t xml:space="preserve">sich, was der Entwurf nicht vorhergesehen hatte.</w:t>
+      </w:r>
+    </w:p>
+    <w:bookmarkEnd w:id="146"/>
+    <w:bookmarkStart w:id="147" w:name="ziel-dieses-teils-9"/>
+    <w:p>
+      <w:pPr>
+        <w:pStyle w:val="Heading2"/>
+      </w:pPr>
+      <w:r>
+        <w:rPr>
+          <w:lang w:val="de"/>
+        </w:rPr>
+        <w:t xml:space="preserve">Ziel dieses Teils</w:t>
+      </w:r>
+    </w:p>
+    <w:p>
+      <w:pPr>
+        <w:pStyle w:val="FirstParagraph"/>
+      </w:pPr>
+      <w:r>
+        <w:rPr>
+          <w:lang w:val="de"/>
+        </w:rPr>
+        <w:t xml:space="preserve">Die Klassen des Modells umsetzen, samt Prüfläufen — und die Stellen benennen, an</w:t>
+      </w:r>
+      <w:r>
+        <w:rPr>
+          <w:lang w:val="de"/>
+        </w:rPr>
+        <w:t xml:space="preserve"> </w:t>
+      </w:r>
+      <w:r>
+        <w:rPr>
+          <w:lang w:val="de"/>
+        </w:rPr>
+        <w:t xml:space="preserve">denen die Umsetzung vom Entwurf abweicht.</w:t>
+      </w:r>
+    </w:p>
+    <w:bookmarkEnd w:id="147"/>
+    <w:bookmarkStart w:id="152" w:name="überlegungen-9"/>
+    <w:p>
+      <w:pPr>
+        <w:pStyle w:val="Heading2"/>
+      </w:pPr>
+      <w:r>
+        <w:rPr>
+          <w:lang w:val="de"/>
+        </w:rPr>
+        <w:t xml:space="preserve">Überlegungen</w:t>
+      </w:r>
+    </w:p>
+    <w:bookmarkStart w:id="148" w:name="wie-gruppen-und-personen-zusammenhängen"/>
+    <w:p>
+      <w:pPr>
+        <w:pStyle w:val="Heading3"/>
+      </w:pPr>
+      <w:r>
+        <w:rPr>
+          <w:lang w:val="de"/>
+        </w:rPr>
+        <w:t xml:space="preserve">Wie Gruppen und Personen zusammenhängen</w:t>
+      </w:r>
+    </w:p>
+    <w:p>
+      <w:pPr>
+        <w:pStyle w:val="FirstParagraph"/>
+      </w:pPr>
+      <w:r>
+        <w:rPr>
+          <w:lang w:val="de"/>
+        </w:rPr>
+        <w:t xml:space="preserve">Eine Gruppe enthält Teilnehmerinnen, und eine Person kann in mehreren Gruppen</w:t>
+      </w:r>
+      <w:r>
+        <w:rPr>
+          <w:lang w:val="de"/>
+        </w:rPr>
+        <w:t xml:space="preserve"> </w:t>
+      </w:r>
+      <w:r>
+        <w:rPr>
+          <w:lang w:val="de"/>
+        </w:rPr>
+        <w:t xml:space="preserve">sein. Das ist eine Beziehung, die auf beiden Seiten vielfach ist.</w:t>
+      </w:r>
+    </w:p>
+    <w:p>
+      <w:pPr>
+        <w:pStyle w:val="BodyText"/>
+      </w:pPr>
+      <w:r>
+        <w:rPr>
+          <w:lang w:val="de"/>
+        </w:rPr>
+        <w:t xml:space="preserve">Zwei Möglichkeiten:</w:t>
+      </w:r>
+    </w:p>
+    <w:tbl>
+      <w:tblPr>
+        <w:tblStyle w:val="Table"/>
+        <w:tblW w:type="pct" w:w="5000"/>
+        <w:tblLayout w:type="fixed"/>
+        <w:tblLook w:firstRow="1" w:lastRow="0" w:firstColumn="0" w:lastColumn="0" w:noHBand="0" w:noVBand="0" w:val="0020"/>
+      </w:tblPr>
+      <w:tblGrid>
+        <w:gridCol w:w="3960"/>
+        <w:gridCol w:w="3960"/>
+      </w:tblGrid>
+      <w:tr>
+        <w:trPr>
+          <w:tblHeader w:val="on"/>
+        </w:trPr>
+        <w:tc>
+          <w:tcPr/>
+          <w:p>
+            <w:pPr>
+              <w:pStyle w:val="Compact"/>
+            </w:pPr>
+            <w:r>
+              <w:rPr>
+                <w:lang w:val="de"/>
+              </w:rPr>
+              <w:t xml:space="preserve">Möglichkeit</w:t>
+            </w:r>
+          </w:p>
+        </w:tc>
+        <w:tc>
+          <w:tcPr/>
+          <w:p>
+            <w:pPr>
+              <w:pStyle w:val="Compact"/>
+            </w:pPr>
+            <w:r>
+              <w:rPr>
+                <w:lang w:val="de"/>
+              </w:rPr>
+              <w:t xml:space="preserve">Folge</w:t>
+            </w:r>
+          </w:p>
+        </w:tc>
+      </w:tr>
+      <w:tr>
+        <w:tc>
+          <w:tcPr/>
+          <w:p>
+            <w:pPr>
+              <w:pStyle w:val="Compact"/>
+            </w:pPr>
+            <w:r>
+              <w:rPr>
+                <w:lang w:val="de"/>
+              </w:rPr>
+              <w:t xml:space="preserve">Die Gruppe kennt ihre Mitglieder, die Person kennt ihre Gruppen</w:t>
+            </w:r>
+          </w:p>
+        </w:tc>
+        <w:tc>
+          <w:tcPr/>
+          <w:p>
+            <w:pPr>
+              <w:pStyle w:val="Compact"/>
+            </w:pPr>
+            <w:r>
+              <w:rPr>
+                <w:lang w:val="de"/>
+              </w:rPr>
+              <w:t xml:space="preserve">Beide Seiten müssen beim Ändern gepflegt werden — vergisst man eine, widersprechen sie sich</w:t>
+            </w:r>
+          </w:p>
+        </w:tc>
+      </w:tr>
+      <w:tr>
+        <w:tc>
+          <w:tcPr/>
+          <w:p>
+            <w:pPr>
+              <w:pStyle w:val="Compact"/>
+            </w:pPr>
+            <w:r>
+              <w:rPr>
+                <w:lang w:val="de"/>
+              </w:rPr>
+              <w:t xml:space="preserve">Nur die Gruppe kennt ihre Mitglieder</w:t>
+            </w:r>
+          </w:p>
+        </w:tc>
+        <w:tc>
+          <w:tcPr/>
+          <w:p>
+            <w:pPr>
+              <w:pStyle w:val="Compact"/>
+            </w:pPr>
+            <w:r>
+              <w:rPr>
+                <w:lang w:val="de"/>
+              </w:rPr>
+              <w:t xml:space="preserve">Die Frage „in welchen Gruppen ist diese Person?” braucht eine Abfrage statt eines Feldes</w:t>
+            </w:r>
+          </w:p>
+        </w:tc>
+      </w:tr>
+    </w:tbl>
+    <w:p>
+      <w:pPr>
+        <w:pStyle w:val="BodyText"/>
+      </w:pPr>
+      <w:r>
+        <w:rPr>
+          <w:lang w:val="de"/>
+        </w:rPr>
+        <w:t xml:space="preserve">Gewählt wurde die zweite.</w:t>
+      </w:r>
+      <w:r>
+        <w:rPr>
+          <w:lang w:val="de"/>
+        </w:rPr>
+        <w:t xml:space="preserve"> </w:t>
+      </w:r>
+      <w:r>
+        <w:rPr>
+          <w:b/>
+          <w:bCs/>
+          <w:lang w:val="de"/>
+        </w:rPr>
+        <w:t xml:space="preserve">Eine Beziehung mit einer verantwortlichen Seite kann</w:t>
+      </w:r>
+      <w:r>
+        <w:rPr>
+          <w:b/>
+          <w:bCs/>
+          <w:lang w:val="de"/>
+        </w:rPr>
+        <w:t xml:space="preserve"> </w:t>
+      </w:r>
+      <w:r>
+        <w:rPr>
+          <w:b/>
+          <w:bCs/>
+          <w:lang w:val="de"/>
+        </w:rPr>
+        <w:t xml:space="preserve">nicht in sich widersprüchlich werden.</w:t>
+      </w:r>
+      <w:r>
+        <w:rPr>
+          <w:lang w:val="de"/>
+        </w:rPr>
+        <w:t xml:space="preserve"> </w:t>
+      </w:r>
+      <w:r>
+        <w:rPr>
+          <w:lang w:val="de"/>
+        </w:rPr>
+        <w:t xml:space="preserve">Die Abfrage ist der Preis dafür, und sie</w:t>
+      </w:r>
+      <w:r>
+        <w:rPr>
+          <w:lang w:val="de"/>
+        </w:rPr>
+        <w:t xml:space="preserve"> </w:t>
+      </w:r>
+      <w:r>
+        <w:rPr>
+          <w:lang w:val="de"/>
+        </w:rPr>
+        <w:t xml:space="preserve">kostet bei diesem Umfang nichts.</w:t>
+      </w:r>
+    </w:p>
+    <w:bookmarkEnd w:id="148"/>
+    <w:bookmarkStart w:id="149" w:name="was-eine-abrechnung-ist"/>
+    <w:p>
+      <w:pPr>
+        <w:pStyle w:val="Heading3"/>
+      </w:pPr>
+      <w:r>
+        <w:rPr>
+          <w:lang w:val="de"/>
+        </w:rPr>
+        <w:t xml:space="preserve">Was eine Abrechnung ist</w:t>
+      </w:r>
+    </w:p>
+    <w:p>
+      <w:pPr>
+        <w:pStyle w:val="FirstParagraph"/>
+      </w:pPr>
+      <w:r>
+        <w:rPr>
+          <w:lang w:val="de"/>
+        </w:rPr>
+        <w:t xml:space="preserve">Der Entwurf beschreibt sie als Verbindung aus versicherter Person,</w:t>
+      </w:r>
+      <w:r>
+        <w:rPr>
+          <w:lang w:val="de"/>
+        </w:rPr>
+        <w:t xml:space="preserve"> </w:t>
+      </w:r>
+      <w:r>
+        <w:rPr>
+          <w:lang w:val="de"/>
+        </w:rPr>
+        <w:t xml:space="preserve">Leistungserbringerin, Beschreibung und Anzahl. Genau so wurde sie gebaut — mit</w:t>
+      </w:r>
+      <w:r>
+        <w:rPr>
+          <w:lang w:val="de"/>
+        </w:rPr>
+        <w:t xml:space="preserve"> </w:t>
+      </w:r>
+      <w:r>
+        <w:rPr>
+          <w:lang w:val="de"/>
+        </w:rPr>
+        <w:t xml:space="preserve">einem Zusatz, über den zu reden ist:</w:t>
+      </w:r>
+      <w:r>
+        <w:rPr>
+          <w:lang w:val="de"/>
+        </w:rPr>
+        <w:t xml:space="preserve"> </w:t>
+      </w:r>
+      <w:r>
+        <w:rPr>
+          <w:b/>
+          <w:bCs/>
+          <w:lang w:val="de"/>
+        </w:rPr>
+        <w:t xml:space="preserve">sie trägt den Zeitpunkt ihrer Entstehung.</w:t>
+      </w:r>
+    </w:p>
+    <w:p>
+      <w:pPr>
+        <w:pStyle w:val="BodyText"/>
+      </w:pPr>
+      <w:r>
+        <w:rPr>
+          <w:lang w:val="de"/>
+        </w:rPr>
+        <w:t xml:space="preserve">Das klingt harmlos und ist die einzige Spur, die ein Abrechnungslauf heute</w:t>
+      </w:r>
+      <w:r>
+        <w:rPr>
+          <w:lang w:val="de"/>
+        </w:rPr>
+        <w:t xml:space="preserve"> </w:t>
+      </w:r>
+      <w:r>
+        <w:rPr>
+          <w:lang w:val="de"/>
+        </w:rPr>
+        <w:t xml:space="preserve">hinterlässt. Die Lieferung selbst hinterlässt keine (Teil 06).</w:t>
+      </w:r>
+    </w:p>
+    <w:bookmarkEnd w:id="149"/>
+    <w:bookmarkStart w:id="150" w:name="die-rückfallebene-die-zu-freundlich-war"/>
+    <w:p>
+      <w:pPr>
+        <w:pStyle w:val="Heading3"/>
+      </w:pPr>
+      <w:r>
+        <w:rPr>
+          <w:lang w:val="de"/>
+        </w:rPr>
+        <w:t xml:space="preserve">Die Rückfallebene, die zu freundlich war</w:t>
+      </w:r>
+    </w:p>
+    <w:p>
+      <w:pPr>
+        <w:pStyle w:val="FirstParagraph"/>
+      </w:pPr>
+      <w:r>
+        <w:rPr>
+          <w:lang w:val="de"/>
+        </w:rPr>
+        <w:t xml:space="preserve">Die Werte einer Leistung stehen in der Blaupause, gemeinsam in einem Textfeld</w:t>
+      </w:r>
+      <w:r>
+        <w:rPr>
+          <w:lang w:val="de"/>
+        </w:rPr>
+        <w:t xml:space="preserve"> </w:t>
+      </w:r>
+      <w:r>
+        <w:rPr>
+          <w:lang w:val="de"/>
+        </w:rPr>
+        <w:t xml:space="preserve">(Teil 06). Wenn dieses Feld unlesbar ist, hat das Programm zwei Möglichkeiten:</w:t>
+      </w:r>
+      <w:r>
+        <w:rPr>
+          <w:lang w:val="de"/>
+        </w:rPr>
+        <w:t xml:space="preserve"> </w:t>
+      </w:r>
+      <w:r>
+        <w:rPr>
+          <w:lang w:val="de"/>
+        </w:rPr>
+        <w:t xml:space="preserve">abbrechen oder mit Vorbelegungen weitermachen.</w:t>
+      </w:r>
+    </w:p>
+    <w:p>
+      <w:pPr>
+        <w:pStyle w:val="BodyText"/>
+      </w:pPr>
+      <w:r>
+        <w:rPr>
+          <w:lang w:val="de"/>
+        </w:rPr>
+        <w:t xml:space="preserve">Gewählt wurde das Weitermachen, mit der Begründung: Die Nachricht durchläuft</w:t>
+      </w:r>
+      <w:r>
+        <w:rPr>
+          <w:lang w:val="de"/>
+        </w:rPr>
+        <w:t xml:space="preserve"> </w:t>
+      </w:r>
+      <w:r>
+        <w:rPr>
+          <w:lang w:val="de"/>
+        </w:rPr>
+        <w:t xml:space="preserve">ohnehin die Prüfung, und ein Abbruch beim Erzeugen wäre für die Anwenderin</w:t>
+      </w:r>
+      <w:r>
+        <w:rPr>
+          <w:lang w:val="de"/>
+        </w:rPr>
+        <w:t xml:space="preserve"> </w:t>
+      </w:r>
+      <w:r>
+        <w:rPr>
+          <w:lang w:val="de"/>
+        </w:rPr>
+        <w:t xml:space="preserve">schwerer zu verstehen als ein Prüfbefund.</w:t>
+      </w:r>
+    </w:p>
+    <w:p>
+      <w:pPr>
+        <w:pStyle w:val="BodyText"/>
+      </w:pPr>
+      <w:r>
+        <w:rPr>
+          <w:lang w:val="de"/>
+        </w:rPr>
+        <w:t xml:space="preserve">Die Begründung trägt —</w:t>
+      </w:r>
+      <w:r>
+        <w:rPr>
+          <w:lang w:val="de"/>
+        </w:rPr>
+        <w:t xml:space="preserve"> </w:t>
+      </w:r>
+      <w:r>
+        <w:rPr>
+          <w:b/>
+          <w:bCs/>
+          <w:lang w:val="de"/>
+        </w:rPr>
+        <w:t xml:space="preserve">aber nur, wenn die Vorbelegung selbst auffällig ist.</w:t>
+      </w:r>
+      <w:r>
+        <w:rPr>
+          <w:lang w:val="de"/>
+        </w:rPr>
+        <w:t xml:space="preserve"> </w:t>
+      </w:r>
+      <w:r>
+        <w:rPr>
+          <w:lang w:val="de"/>
+        </w:rPr>
+        <w:t xml:space="preserve">Und genau das war sie nicht:</w:t>
+      </w:r>
+    </w:p>
+    <w:p>
+      <w:pPr>
+        <w:pStyle w:val="BlockText"/>
+      </w:pPr>
+      <w:r>
+        <w:rPr>
+          <w:lang w:val="de"/>
+        </w:rPr>
+        <w:t xml:space="preserve">Der Einzelbetrag stand in der Rückfallebene auf einem plausiblen Wert. Damit</w:t>
+      </w:r>
+      <w:r>
+        <w:rPr>
+          <w:lang w:val="de"/>
+        </w:rPr>
+        <w:t xml:space="preserve"> </w:t>
+      </w:r>
+      <w:r>
+        <w:rPr>
+          <w:lang w:val="de"/>
+        </w:rPr>
+        <w:t xml:space="preserve">wurde jeder Termin mit einem Betrag in fünfstelliger Höhe abgerechnet, ohne</w:t>
+      </w:r>
+      <w:r>
+        <w:rPr>
+          <w:lang w:val="de"/>
+        </w:rPr>
+        <w:t xml:space="preserve"> </w:t>
+      </w:r>
+      <w:r>
+        <w:rPr>
+          <w:lang w:val="de"/>
+        </w:rPr>
+        <w:t xml:space="preserve">dass eine Prüfung anschlug — er war ja formal gültig.</w:t>
+      </w:r>
+    </w:p>
+    <w:p>
+      <w:pPr>
+        <w:pStyle w:val="FirstParagraph"/>
+      </w:pPr>
+      <w:r>
+        <w:rPr>
+          <w:lang w:val="de"/>
+        </w:rPr>
+        <w:t xml:space="preserve">Der Wert steht heute auf null. Ein Betrag von null fällt in jeder Summenprüfung</w:t>
+      </w:r>
+      <w:r>
+        <w:rPr>
+          <w:lang w:val="de"/>
+        </w:rPr>
+        <w:t xml:space="preserve"> </w:t>
+      </w:r>
+      <w:r>
+        <w:rPr>
+          <w:lang w:val="de"/>
+        </w:rPr>
+        <w:t xml:space="preserve">auf; ein plausibler Betrag fällt nirgends auf.</w:t>
+      </w:r>
+    </w:p>
+    <w:p>
+      <w:pPr>
+        <w:pStyle w:val="BlockText"/>
+      </w:pPr>
+      <w:r>
+        <w:rPr>
+          <w:b/>
+          <w:bCs/>
+          <w:lang w:val="de"/>
+        </w:rPr>
+        <w:t xml:space="preserve">Eine Rückfallebene muss falsch aussehen, nicht plausibel. Ihr Zweck ist, dass</w:t>
+      </w:r>
+      <w:r>
+        <w:rPr>
+          <w:b/>
+          <w:bCs/>
+          <w:lang w:val="de"/>
+        </w:rPr>
+        <w:t xml:space="preserve"> </w:t>
+      </w:r>
+      <w:r>
+        <w:rPr>
+          <w:b/>
+          <w:bCs/>
+          <w:lang w:val="de"/>
+        </w:rPr>
+        <w:t xml:space="preserve">jemand sie bemerkt.</w:t>
+      </w:r>
+    </w:p>
+    <w:bookmarkEnd w:id="150"/>
+    <w:bookmarkStart w:id="151" w:name="prüfläufe-die-etwas-beweisen"/>
+    <w:p>
+      <w:pPr>
+        <w:pStyle w:val="Heading3"/>
+      </w:pPr>
+      <w:r>
+        <w:rPr>
+          <w:lang w:val="de"/>
+        </w:rPr>
+        <w:t xml:space="preserve">Prüfläufe, die etwas beweisen</w:t>
+      </w:r>
+    </w:p>
+    <w:p>
+      <w:pPr>
+        <w:pStyle w:val="FirstParagraph"/>
+      </w:pPr>
+      <w:r>
+        <w:rPr>
+          <w:lang w:val="de"/>
+        </w:rPr>
+        <w:t xml:space="preserve">Beim Bauen der Prüfläufe fiel ein zweites Muster auf. Ein Prüflauf, der nur</w:t>
+      </w:r>
+      <w:r>
+        <w:rPr>
+          <w:lang w:val="de"/>
+        </w:rPr>
+        <w:t xml:space="preserve"> </w:t>
+      </w:r>
+      <w:r>
+        <w:rPr>
+          <w:lang w:val="de"/>
+        </w:rPr>
+        <w:t xml:space="preserve">feststellt, dass ein Wert nach dem Speichern noch da ist, beweist wenig. Nützlich</w:t>
+      </w:r>
+      <w:r>
+        <w:rPr>
+          <w:lang w:val="de"/>
+        </w:rPr>
+        <w:t xml:space="preserve"> </w:t>
+      </w:r>
+      <w:r>
+        <w:rPr>
+          <w:lang w:val="de"/>
+        </w:rPr>
+        <w:t xml:space="preserve">sind die, die</w:t>
+      </w:r>
+      <w:r>
+        <w:rPr>
+          <w:lang w:val="de"/>
+        </w:rPr>
+        <w:t xml:space="preserve"> </w:t>
+      </w:r>
+      <w:r>
+        <w:rPr>
+          <w:b/>
+          <w:bCs/>
+          <w:lang w:val="de"/>
+        </w:rPr>
+        <w:t xml:space="preserve">eine Regel gegen eine Verletzung</w:t>
+      </w:r>
+      <w:r>
+        <w:rPr>
+          <w:lang w:val="de"/>
+        </w:rPr>
+        <w:t xml:space="preserve"> </w:t>
+      </w:r>
+      <w:r>
+        <w:rPr>
+          <w:lang w:val="de"/>
+        </w:rPr>
+        <w:t xml:space="preserve">stellen:</w:t>
+      </w:r>
+    </w:p>
+    <w:tbl>
+      <w:tblPr>
+        <w:tblStyle w:val="Table"/>
+        <w:tblW w:type="pct" w:w="5000"/>
+        <w:tblLayout w:type="fixed"/>
+        <w:tblLook w:firstRow="1" w:lastRow="0" w:firstColumn="0" w:lastColumn="0" w:noHBand="0" w:noVBand="0" w:val="0020"/>
+      </w:tblPr>
+      <w:tblGrid>
+        <w:gridCol w:w="3960"/>
+        <w:gridCol w:w="3960"/>
+      </w:tblGrid>
+      <w:tr>
+        <w:trPr>
+          <w:tblHeader w:val="on"/>
+        </w:trPr>
+        <w:tc>
+          <w:tcPr/>
+          <w:p>
+            <w:pPr>
+              <w:pStyle w:val="Compact"/>
+            </w:pPr>
+            <w:r>
+              <w:rPr>
+                <w:lang w:val="de"/>
+              </w:rPr>
+              <w:t xml:space="preserve">Prüflauf</w:t>
+            </w:r>
+          </w:p>
+        </w:tc>
+        <w:tc>
+          <w:tcPr/>
+          <w:p>
+            <w:pPr>
+              <w:pStyle w:val="Compact"/>
+            </w:pPr>
+            <w:r>
+              <w:rPr>
+                <w:lang w:val="de"/>
+              </w:rPr>
+              <w:t xml:space="preserve">Was er wirklich zeigt</w:t>
+            </w:r>
+          </w:p>
+        </w:tc>
+      </w:tr>
+      <w:tr>
+        <w:tc>
+          <w:tcPr/>
+          <w:p>
+            <w:pPr>
+              <w:pStyle w:val="Compact"/>
+            </w:pPr>
+            <w:r>
+              <w:rPr>
+                <w:lang w:val="de"/>
+              </w:rPr>
+              <w:t xml:space="preserve">Eine gespeicherte Person kommt unverändert zurück</w:t>
+            </w:r>
+          </w:p>
+        </w:tc>
+        <w:tc>
+          <w:tcPr/>
+          <w:p>
+            <w:pPr>
+              <w:pStyle w:val="Compact"/>
+            </w:pPr>
+            <w:r>
+              <w:rPr>
+                <w:lang w:val="de"/>
+              </w:rPr>
+              <w:t xml:space="preserve">dass die Ablage funktioniert</w:t>
+            </w:r>
+          </w:p>
+        </w:tc>
+      </w:tr>
+      <w:tr>
+        <w:tc>
+          <w:tcPr/>
+          <w:p>
+            <w:pPr>
+              <w:pStyle w:val="Compact"/>
+            </w:pPr>
+            <w:r>
+              <w:rPr>
+                <w:lang w:val="de"/>
+              </w:rPr>
+              <w:t xml:space="preserve">Eine Gruppe ohne Namen wird abgelehnt</w:t>
+            </w:r>
+          </w:p>
+        </w:tc>
+        <w:tc>
+          <w:tcPr/>
+          <w:p>
+            <w:pPr>
+              <w:pStyle w:val="Compact"/>
+            </w:pPr>
+            <w:r>
+              <w:rPr>
+                <w:lang w:val="de"/>
+              </w:rPr>
+              <w:t xml:space="preserve">dass die Regel gilt</w:t>
+            </w:r>
+          </w:p>
+        </w:tc>
+      </w:tr>
+      <w:tr>
+        <w:tc>
+          <w:tcPr/>
+          <w:p>
+            <w:pPr>
+              <w:pStyle w:val="Compact"/>
+            </w:pPr>
+            <w:r>
+              <w:rPr>
+                <w:lang w:val="de"/>
+              </w:rPr>
+              <w:t xml:space="preserve">Zwei Nummern hintereinander sind verschieden</w:t>
+            </w:r>
+          </w:p>
+        </w:tc>
+        <w:tc>
+          <w:tcPr/>
+          <w:p>
+            <w:pPr>
+              <w:pStyle w:val="Compact"/>
+            </w:pPr>
+            <w:r>
+              <w:rPr>
+                <w:lang w:val="de"/>
+              </w:rPr>
+              <w:t xml:space="preserve">dass der Zähler zählt</w:t>
+            </w:r>
+          </w:p>
+        </w:tc>
+      </w:tr>
+      <w:tr>
+        <w:tc>
+          <w:tcPr/>
+          <w:p>
+            <w:pPr>
+              <w:pStyle w:val="Compact"/>
+            </w:pPr>
+            <w:r>
+              <w:rPr>
+                <w:lang w:val="de"/>
+              </w:rPr>
+              <w:t xml:space="preserve">Jeder Feldname, den die Blaupause liest, kommt in einer Beschreibung vor</w:t>
+            </w:r>
+          </w:p>
+        </w:tc>
+        <w:tc>
+          <w:tcPr/>
+          <w:p>
+            <w:pPr>
+              <w:pStyle w:val="Compact"/>
+            </w:pPr>
+            <w:r>
+              <w:rPr>
+                <w:b/>
+                <w:bCs/>
+                <w:lang w:val="de"/>
+              </w:rPr>
+              <w:t xml:space="preserve">dass niemand einen Namen erfunden hat</w:t>
+            </w:r>
+          </w:p>
+        </w:tc>
+      </w:tr>
+    </w:tbl>
+    <w:p>
+      <w:pPr>
+        <w:pStyle w:val="BodyText"/>
+      </w:pPr>
+      <w:r>
+        <w:rPr>
+          <w:lang w:val="de"/>
+        </w:rPr>
+        <w:t xml:space="preserve">Der letzte ist der wertvollste, weil er einen Fehler findet, den kein Mensch</w:t>
+      </w:r>
+      <w:r>
+        <w:rPr>
+          <w:lang w:val="de"/>
+        </w:rPr>
+        <w:t xml:space="preserve"> </w:t>
+      </w:r>
+      <w:r>
+        <w:rPr>
+          <w:lang w:val="de"/>
+        </w:rPr>
+        <w:t xml:space="preserve">sieht: Ein Feldname, den es nirgends gibt, liefert stillschweigend nichts.</w:t>
+      </w:r>
+    </w:p>
+    <w:bookmarkEnd w:id="151"/>
+    <w:bookmarkEnd w:id="152"/>
+    <w:bookmarkStart w:id="154" w:name="entscheidung-9"/>
+    <w:p>
+      <w:pPr>
+        <w:pStyle w:val="Heading2"/>
+      </w:pPr>
+      <w:r>
+        <w:rPr>
+          <w:lang w:val="de"/>
+        </w:rPr>
+        <w:t xml:space="preserve">Entscheidung</w:t>
+      </w:r>
+    </w:p>
+    <w:p>
+      <w:pPr>
+        <w:pStyle w:val="FirstParagraph"/>
+      </w:pPr>
+      <w:r>
+        <w:rPr>
+          <w:b/>
+          <w:bCs/>
+          <w:lang w:val="de"/>
+        </w:rPr>
+        <w:t xml:space="preserve">Das Modell aus Teil 06 wird unverändert umgesetzt</w:t>
+      </w:r>
+      <w:r>
+        <w:rPr>
+          <w:lang w:val="de"/>
+        </w:rPr>
+        <w:t xml:space="preserve">, mit drei ergänzenden</w:t>
+      </w:r>
+      <w:r>
+        <w:rPr>
+          <w:lang w:val="de"/>
+        </w:rPr>
+        <w:t xml:space="preserve"> </w:t>
+      </w:r>
+      <w:r>
+        <w:rPr>
+          <w:lang w:val="de"/>
+        </w:rPr>
+        <w:t xml:space="preserve">Festlegungen:</w:t>
+      </w:r>
+    </w:p>
+    <w:tbl>
+      <w:tblPr>
+        <w:tblStyle w:val="Table"/>
+        <w:tblW w:type="pct" w:w="5000"/>
+        <w:tblLayout w:type="fixed"/>
+        <w:tblLook w:firstRow="1" w:lastRow="0" w:firstColumn="0" w:lastColumn="0" w:noHBand="0" w:noVBand="0" w:val="0020"/>
+      </w:tblPr>
+      <w:tblGrid>
+        <w:gridCol w:w="3960"/>
+        <w:gridCol w:w="3960"/>
+      </w:tblGrid>
+      <w:tr>
+        <w:trPr>
+          <w:tblHeader w:val="on"/>
+        </w:trPr>
+        <w:tc>
+          <w:tcPr/>
+          <w:p>
+            <w:pPr>
+              <w:pStyle w:val="Compact"/>
+            </w:pPr>
+            <w:r>
+              <w:rPr>
+                <w:lang w:val="de"/>
+              </w:rPr>
+              <w:t xml:space="preserve">Festlegung</w:t>
+            </w:r>
+          </w:p>
+        </w:tc>
+        <w:tc>
+          <w:tcPr/>
+          <w:p>
+            <w:pPr>
+              <w:pStyle w:val="Compact"/>
+            </w:pPr>
+            <w:r>
+              <w:rPr>
+                <w:lang w:val="de"/>
+              </w:rPr>
+              <w:t xml:space="preserve">Grund</w:t>
+            </w:r>
+          </w:p>
+        </w:tc>
+      </w:tr>
+      <w:tr>
+        <w:tc>
+          <w:tcPr/>
+          <w:p>
+            <w:pPr>
+              <w:pStyle w:val="Compact"/>
+            </w:pPr>
+            <w:r>
+              <w:rPr>
+                <w:lang w:val="de"/>
+              </w:rPr>
+              <w:t xml:space="preserve">Die Gruppe ist die verantwortliche Seite der Beziehung</w:t>
+            </w:r>
+          </w:p>
+        </w:tc>
+        <w:tc>
+          <w:tcPr/>
+          <w:p>
+            <w:pPr>
+              <w:pStyle w:val="Compact"/>
+            </w:pPr>
+            <w:r>
+              <w:rPr>
+                <w:lang w:val="de"/>
+              </w:rPr>
+              <w:t xml:space="preserve">Widersprüche unmöglich machen</w:t>
+            </w:r>
+          </w:p>
+        </w:tc>
+      </w:tr>
+      <w:tr>
+        <w:tc>
+          <w:tcPr/>
+          <w:p>
+            <w:pPr>
+              <w:pStyle w:val="Compact"/>
+            </w:pPr>
+            <w:r>
+              <w:rPr>
+                <w:lang w:val="de"/>
+              </w:rPr>
+              <w:t xml:space="preserve">Die Rückfallebene der Leistungswerte steht auf null</w:t>
+            </w:r>
+          </w:p>
+        </w:tc>
+        <w:tc>
+          <w:tcPr/>
+          <w:p>
+            <w:pPr>
+              <w:pStyle w:val="Compact"/>
+            </w:pPr>
+            <w:r>
+              <w:rPr>
+                <w:lang w:val="de"/>
+              </w:rPr>
+              <w:t xml:space="preserve">Sie soll auffallen, nicht durchrutschen</w:t>
+            </w:r>
+          </w:p>
+        </w:tc>
+      </w:tr>
+      <w:tr>
+        <w:tc>
+          <w:tcPr/>
+          <w:p>
+            <w:pPr>
+              <w:pStyle w:val="Compact"/>
+            </w:pPr>
+            <w:r>
+              <w:rPr>
+                <w:lang w:val="de"/>
+              </w:rPr>
+              <w:t xml:space="preserve">Die Liste der gelesenen Feldnamen ist öffentlich einsehbar</w:t>
+            </w:r>
+          </w:p>
+        </w:tc>
+        <w:tc>
+          <w:tcPr/>
+          <w:p>
+            <w:pPr>
+              <w:pStyle w:val="Compact"/>
+            </w:pPr>
+            <w:r>
+              <w:rPr>
+                <w:lang w:val="de"/>
+              </w:rPr>
+              <w:t xml:space="preserve">damit ein Prüflauf sie gegen die Beschreibungen halten kann</w:t>
+            </w:r>
+          </w:p>
+        </w:tc>
+      </w:tr>
+    </w:tbl>
+    <w:p>
+      <w:pPr>
+        <w:pStyle w:val="BodyText"/>
+      </w:pPr>
+      <w:r>
+        <w:rPr>
+          <w:lang w:val="de"/>
+        </w:rPr>
+        <w:t xml:space="preserve">Die dritte Festlegung sieht wie ein Verstoß gegen guten Stil aus — eine</w:t>
+      </w:r>
+      <w:r>
+        <w:rPr>
+          <w:lang w:val="de"/>
+        </w:rPr>
+        <w:t xml:space="preserve"> </w:t>
+      </w:r>
+      <w:r>
+        <w:rPr>
+          <w:lang w:val="de"/>
+        </w:rPr>
+        <w:t xml:space="preserve">Innerlichkeit wird nach außen gegeben. Sie ist es auch.</w:t>
+      </w:r>
+      <w:r>
+        <w:rPr>
+          <w:lang w:val="de"/>
+        </w:rPr>
+        <w:t xml:space="preserve"> </w:t>
+      </w:r>
+      <w:r>
+        <w:rPr>
+          <w:b/>
+          <w:bCs/>
+          <w:lang w:val="de"/>
+        </w:rPr>
+        <w:t xml:space="preserve">Der Preis ist geringer</w:t>
+      </w:r>
+      <w:r>
+        <w:rPr>
+          <w:b/>
+          <w:bCs/>
+          <w:lang w:val="de"/>
+        </w:rPr>
+        <w:t xml:space="preserve"> </w:t>
+      </w:r>
+      <w:r>
+        <w:rPr>
+          <w:b/>
+          <w:bCs/>
+          <w:lang w:val="de"/>
+        </w:rPr>
+        <w:t xml:space="preserve">als der Fehler, den sie verhindert</w:t>
+      </w:r>
+      <w:r>
+        <w:rPr>
+          <w:lang w:val="de"/>
+        </w:rPr>
+        <w:t xml:space="preserve">, und der Grund steht als Kommentar an Ort und</w:t>
+      </w:r>
+      <w:r>
+        <w:rPr>
+          <w:lang w:val="de"/>
+        </w:rPr>
+        <w:t xml:space="preserve"> </w:t>
+      </w:r>
+      <w:r>
+        <w:rPr>
+          <w:lang w:val="de"/>
+        </w:rPr>
+        <w:t xml:space="preserve">Stelle.</w:t>
+      </w:r>
+    </w:p>
+    <w:bookmarkStart w:id="153" w:name="warum-nicht-der-einfachere-weg-8"/>
+    <w:p>
+      <w:pPr>
+        <w:pStyle w:val="Heading3"/>
+      </w:pPr>
+      <w:r>
+        <w:rPr>
+          <w:lang w:val="de"/>
+        </w:rPr>
+        <w:t xml:space="preserve">Warum nicht der einfachere Weg</w:t>
+      </w:r>
+    </w:p>
+    <w:p>
+      <w:pPr>
+        <w:pStyle w:val="FirstParagraph"/>
+      </w:pPr>
+      <w:r>
+        <w:rPr>
+          <w:lang w:val="de"/>
+        </w:rPr>
+        <w:t xml:space="preserve">Man hätte auf die Rückfallebene ganz verzichten und bei unlesbarer Blaupause</w:t>
+      </w:r>
+      <w:r>
+        <w:rPr>
+          <w:lang w:val="de"/>
+        </w:rPr>
+        <w:t xml:space="preserve"> </w:t>
+      </w:r>
+      <w:r>
+        <w:rPr>
+          <w:lang w:val="de"/>
+        </w:rPr>
+        <w:t xml:space="preserve">abbrechen können. Dann bräuchte es keine Diskussion über plausible Werte.</w:t>
+      </w:r>
+    </w:p>
+    <w:p>
+      <w:pPr>
+        <w:pStyle w:val="BodyText"/>
+      </w:pPr>
+      <w:r>
+        <w:rPr>
+          <w:lang w:val="de"/>
+        </w:rPr>
+        <w:t xml:space="preserve">Dagegen spricht die Anwenderin: Ein Abbruch mitten im Erzeugen nennt eine</w:t>
+      </w:r>
+      <w:r>
+        <w:rPr>
+          <w:lang w:val="de"/>
+        </w:rPr>
+        <w:t xml:space="preserve"> </w:t>
+      </w:r>
+      <w:r>
+        <w:rPr>
+          <w:lang w:val="de"/>
+        </w:rPr>
+        <w:t xml:space="preserve">technische Ursache. Ein Prüfbefund nennt die betroffene Zeile und was fehlt — und</w:t>
+      </w:r>
+      <w:r>
+        <w:rPr>
+          <w:lang w:val="de"/>
+        </w:rPr>
+        <w:t xml:space="preserve"> </w:t>
+      </w:r>
+      <w:r>
+        <w:rPr>
+          <w:lang w:val="de"/>
+        </w:rPr>
+        <w:t xml:space="preserve">das ist Q3 aus Teil 03.</w:t>
+      </w:r>
+    </w:p>
+    <w:bookmarkEnd w:id="153"/>
+    <w:bookmarkEnd w:id="154"/>
+    <w:bookmarkStart w:id="155" w:name="ergebnis-9"/>
+    <w:p>
+      <w:pPr>
+        <w:pStyle w:val="Heading2"/>
+      </w:pPr>
+      <w:r>
+        <w:rPr>
+          <w:lang w:val="de"/>
+        </w:rPr>
+        <w:t xml:space="preserve">Ergebnis</w:t>
+      </w:r>
+    </w:p>
+    <w:p>
+      <w:pPr>
+        <w:pStyle w:val="FirstParagraph"/>
+      </w:pPr>
+      <w:r>
+        <w:rPr>
+          <w:lang w:val="de"/>
+        </w:rPr>
+        <w:t xml:space="preserve">Das Modell steht und ist geprüft. Die zwei bemerkenswerten Ergebnisse sind keine</w:t>
+      </w:r>
+      <w:r>
+        <w:rPr>
+          <w:lang w:val="de"/>
+        </w:rPr>
+        <w:t xml:space="preserve"> </w:t>
+      </w:r>
+      <w:r>
+        <w:rPr>
+          <w:lang w:val="de"/>
+        </w:rPr>
+        <w:t xml:space="preserve">Klassen, sondern Einsichten:</w:t>
+      </w:r>
+    </w:p>
+    <w:p>
+      <w:pPr>
+        <w:pStyle w:val="BodyText"/>
+      </w:pPr>
+      <w:r>
+        <w:rPr>
+          <w:b/>
+          <w:bCs/>
+          <w:lang w:val="de"/>
+        </w:rPr>
+        <w:t xml:space="preserve">Vorbelegungen sind gefährlicher als Lücken.</w:t>
+      </w:r>
+      <w:r>
+        <w:rPr>
+          <w:lang w:val="de"/>
+        </w:rPr>
+        <w:t xml:space="preserve"> </w:t>
+      </w:r>
+      <w:r>
+        <w:rPr>
+          <w:lang w:val="de"/>
+        </w:rPr>
+        <w:t xml:space="preserve">Eine Lücke wird beanstandet, eine</w:t>
+      </w:r>
+      <w:r>
+        <w:rPr>
+          <w:lang w:val="de"/>
+        </w:rPr>
+        <w:t xml:space="preserve"> </w:t>
+      </w:r>
+      <w:r>
+        <w:rPr>
+          <w:lang w:val="de"/>
+        </w:rPr>
+        <w:t xml:space="preserve">plausible Vorbelegung nicht.</w:t>
+      </w:r>
+    </w:p>
+    <w:p>
+      <w:pPr>
+        <w:pStyle w:val="BodyText"/>
+      </w:pPr>
+      <w:r>
+        <w:rPr>
+          <w:b/>
+          <w:bCs/>
+          <w:lang w:val="de"/>
+        </w:rPr>
+        <w:t xml:space="preserve">Ein Prüflauf, der nie fehlschlagen kann, ist kein Prüflauf.</w:t>
+      </w:r>
+      <w:r>
+        <w:rPr>
+          <w:lang w:val="de"/>
+        </w:rPr>
+        <w:t xml:space="preserve"> </w:t>
+      </w:r>
+      <w:r>
+        <w:rPr>
+          <w:lang w:val="de"/>
+        </w:rPr>
+        <w:t xml:space="preserve">Diese Regel wird</w:t>
+      </w:r>
+      <w:r>
+        <w:rPr>
+          <w:lang w:val="de"/>
+        </w:rPr>
+        <w:t xml:space="preserve"> </w:t>
+      </w:r>
+      <w:r>
+        <w:rPr>
+          <w:lang w:val="de"/>
+        </w:rPr>
+        <w:t xml:space="preserve">in Teil 21 zum Maßstab für die ganze Teststrategie.</w:t>
+      </w:r>
+    </w:p>
+    <w:p>
+      <w:pPr>
+        <w:pStyle w:val="BodyText"/>
+      </w:pPr>
+      <w:r>
+        <w:rPr>
+          <w:lang w:val="de"/>
+        </w:rPr>
+        <w:t xml:space="preserve">Verwendete Mittel:</w:t>
+      </w:r>
+    </w:p>
+    <w:tbl>
+      <w:tblPr>
+        <w:tblStyle w:val="Table"/>
+        <w:tblW w:type="pct" w:w="5000"/>
+        <w:tblLayout w:type="fixed"/>
+        <w:tblLook w:firstRow="1" w:lastRow="0" w:firstColumn="0" w:lastColumn="0" w:noHBand="0" w:noVBand="0" w:val="0020"/>
+      </w:tblPr>
+      <w:tblGrid>
+        <w:gridCol w:w="3960"/>
+        <w:gridCol w:w="3960"/>
+      </w:tblGrid>
+      <w:tr>
+        <w:trPr>
+          <w:tblHeader w:val="on"/>
+        </w:trPr>
+        <w:tc>
+          <w:tcPr/>
+          <w:p>
+            <w:pPr>
+              <w:pStyle w:val="Compact"/>
+            </w:pPr>
+            <w:r>
+              <w:rPr>
+                <w:lang w:val="de"/>
+              </w:rPr>
+              <w:t xml:space="preserve">Mittel</w:t>
+            </w:r>
+          </w:p>
+        </w:tc>
+        <w:tc>
+          <w:tcPr/>
+          <w:p>
+            <w:pPr>
+              <w:pStyle w:val="Compact"/>
+            </w:pPr>
+            <w:r>
+              <w:rPr>
+                <w:lang w:val="de"/>
+              </w:rPr>
+              <w:t xml:space="preserve">Wozu</w:t>
+            </w:r>
+          </w:p>
+        </w:tc>
+      </w:tr>
+      <w:tr>
+        <w:tc>
+          <w:tcPr/>
+          <w:p>
+            <w:pPr>
+              <w:pStyle w:val="Compact"/>
+            </w:pPr>
+            <w:r>
+              <w:rPr>
+                <w:lang w:val="de"/>
+              </w:rPr>
+              <w:t xml:space="preserve">Wertobjekte für Leistungswerte</w:t>
+            </w:r>
+          </w:p>
+        </w:tc>
+        <w:tc>
+          <w:tcPr/>
+          <w:p>
+            <w:pPr>
+              <w:pStyle w:val="Compact"/>
+            </w:pPr>
+            <w:r>
+              <w:rPr>
+                <w:lang w:val="de"/>
+              </w:rPr>
+              <w:t xml:space="preserve">unveränderlich, mit klaren Feldern statt einer losen Sammlung</w:t>
+            </w:r>
+          </w:p>
+        </w:tc>
+      </w:tr>
+      <w:tr>
+        <w:tc>
+          <w:tcPr/>
+          <w:p>
+            <w:pPr>
+              <w:pStyle w:val="Compact"/>
+            </w:pPr>
+            <w:r>
+              <w:rPr>
+                <w:lang w:val="de"/>
+              </w:rPr>
+              <w:t xml:space="preserve">Eine verantwortliche Seite je Beziehung</w:t>
+            </w:r>
+          </w:p>
+        </w:tc>
+        <w:tc>
+          <w:tcPr/>
+          <w:p>
+            <w:pPr>
+              <w:pStyle w:val="Compact"/>
+            </w:pPr>
+            <w:r>
+              <w:rPr>
+                <w:lang w:val="de"/>
+              </w:rPr>
+              <w:t xml:space="preserve">Widersprüche ausschließen</w:t>
+            </w:r>
+          </w:p>
+        </w:tc>
+      </w:tr>
+      <w:tr>
+        <w:tc>
+          <w:tcPr/>
+          <w:p>
+            <w:pPr>
+              <w:pStyle w:val="Compact"/>
+            </w:pPr>
+            <w:r>
+              <w:rPr>
+                <w:lang w:val="de"/>
+              </w:rPr>
+              <w:t xml:space="preserve">Auffällige statt plausibler Rückfallwerte</w:t>
+            </w:r>
+          </w:p>
+        </w:tc>
+        <w:tc>
+          <w:tcPr/>
+          <w:p>
+            <w:pPr>
+              <w:pStyle w:val="Compact"/>
+            </w:pPr>
+            <w:r>
+              <w:rPr>
+                <w:lang w:val="de"/>
+              </w:rPr>
+              <w:t xml:space="preserve">Fehler sichtbar machen</w:t>
+            </w:r>
+          </w:p>
+        </w:tc>
+      </w:tr>
+    </w:tbl>
+    <w:bookmarkEnd w:id="155"/>
+    <w:bookmarkStart w:id="156" w:name="offen-geblieben-9"/>
+    <w:p>
+      <w:pPr>
+        <w:pStyle w:val="Heading2"/>
+      </w:pPr>
+      <w:r>
+        <w:rPr>
+          <w:lang w:val="de"/>
+        </w:rPr>
+        <w:t xml:space="preserve">Offen geblieben</w:t>
+      </w:r>
+    </w:p>
+    <w:p>
+      <w:pPr>
+        <w:pStyle w:val="Compact"/>
+        <w:numPr>
+          <w:ilvl w:val="0"/>
+          <w:numId w:val="1013"/>
+        </w:numPr>
+      </w:pPr>
+      <w:r>
+        <w:rPr>
+          <w:b/>
+          <w:bCs/>
+          <w:lang w:val="de"/>
+        </w:rPr>
+        <w:t xml:space="preserve">Der fehlende Leistungsnachweis</w:t>
+      </w:r>
+      <w:r>
+        <w:rPr>
+          <w:lang w:val="de"/>
+        </w:rPr>
+        <w:t xml:space="preserve"> </w:t>
+      </w:r>
+      <w:r>
+        <w:rPr>
+          <w:lang w:val="de"/>
+        </w:rPr>
+        <w:t xml:space="preserve">aus Teil 06. Die Anzahl der Einheiten hängt</w:t>
+      </w:r>
+      <w:r>
+        <w:rPr>
+          <w:lang w:val="de"/>
+        </w:rPr>
+        <w:t xml:space="preserve"> </w:t>
+      </w:r>
+      <w:r>
+        <w:rPr>
+          <w:lang w:val="de"/>
+        </w:rPr>
+        <w:t xml:space="preserve">weiterhin an der Abrechnung.</w:t>
+      </w:r>
+    </w:p>
+    <w:p>
+      <w:pPr>
+        <w:pStyle w:val="Compact"/>
+        <w:numPr>
+          <w:ilvl w:val="0"/>
+          <w:numId w:val="1013"/>
+        </w:numPr>
+      </w:pPr>
+      <w:r>
+        <w:rPr>
+          <w:b/>
+          <w:bCs/>
+          <w:lang w:val="de"/>
+        </w:rPr>
+        <w:t xml:space="preserve">Die fehlende Lieferung.</w:t>
+      </w:r>
+      <w:r>
+        <w:rPr>
+          <w:lang w:val="de"/>
+        </w:rPr>
+        <w:t xml:space="preserve"> </w:t>
+      </w:r>
+      <w:r>
+        <w:rPr>
+          <w:lang w:val="de"/>
+        </w:rPr>
+        <w:t xml:space="preserve">Sie bleibt ein Vorgang ohne Spur.</w:t>
+      </w:r>
+    </w:p>
+    <w:p>
+      <w:pPr>
+        <w:pStyle w:val="Compact"/>
+        <w:numPr>
+          <w:ilvl w:val="0"/>
+          <w:numId w:val="1013"/>
+        </w:numPr>
+      </w:pPr>
+      <w:r>
+        <w:rPr>
+          <w:b/>
+          <w:bCs/>
+          <w:lang w:val="de"/>
+        </w:rPr>
+        <w:t xml:space="preserve">Ob die öffentliche Feldnamenliste dauerhaft bleibt.</w:t>
+      </w:r>
+      <w:r>
+        <w:rPr>
+          <w:lang w:val="de"/>
+        </w:rPr>
+        <w:t xml:space="preserve"> </w:t>
+      </w:r>
+      <w:r>
+        <w:rPr>
+          <w:lang w:val="de"/>
+        </w:rPr>
+        <w:t xml:space="preserve">Sie ist ein Zugeständnis</w:t>
+      </w:r>
+      <w:r>
+        <w:rPr>
+          <w:lang w:val="de"/>
+        </w:rPr>
+        <w:t xml:space="preserve"> </w:t>
+      </w:r>
+      <w:r>
+        <w:rPr>
+          <w:lang w:val="de"/>
+        </w:rPr>
+        <w:t xml:space="preserve">an die Prüfbarkeit — sauberer wäre, die Blaupause selbst prüfen zu lassen.</w:t>
+      </w:r>
+    </w:p>
+    <w:bookmarkEnd w:id="156"/>
+    <w:bookmarkEnd w:id="157"/>
+    <w:bookmarkStart w:id="174" w:name="teil-11-nachrichtenformat"/>
+    <w:p>
+      <w:pPr>
+        <w:pStyle w:val="Heading1"/>
+      </w:pPr>
+      <w:r>
+        <w:rPr>
+          <w:lang w:val="de"/>
+        </w:rPr>
+        <w:t xml:space="preserve">Teil 11 — Nachrichtenformat</w:t>
+      </w:r>
+    </w:p>
+    <w:bookmarkStart w:id="158" w:name="ausgangslage-10"/>
+    <w:p>
+      <w:pPr>
+        <w:pStyle w:val="Heading2"/>
+      </w:pPr>
+      <w:r>
+        <w:rPr>
+          <w:lang w:val="de"/>
+        </w:rPr>
+        <w:t xml:space="preserve">Ausgangslage</w:t>
+      </w:r>
+    </w:p>
+    <w:p>
+      <w:pPr>
+        <w:pStyle w:val="FirstParagraph"/>
+      </w:pPr>
+      <w:r>
+        <w:rPr>
+          <w:lang w:val="de"/>
+        </w:rPr>
+        <w:t xml:space="preserve">Das Domänenmodell steht (Teil 10): Personen, Gruppen, Blaupausen, Abrechnungen.</w:t>
+      </w:r>
+      <w:r>
+        <w:rPr>
+          <w:lang w:val="de"/>
+        </w:rPr>
+        <w:t xml:space="preserve"> </w:t>
+      </w:r>
+      <w:r>
+        <w:rPr>
+          <w:lang w:val="de"/>
+        </w:rPr>
+        <w:t xml:space="preserve">Offen blieb dort ausdrücklich</w:t>
+      </w:r>
+      <w:r>
+        <w:rPr>
+          <w:lang w:val="de"/>
+        </w:rPr>
+        <w:t xml:space="preserve"> </w:t>
+      </w:r>
+      <w:r>
+        <w:rPr>
+          <w:b/>
+          <w:bCs/>
+          <w:lang w:val="de"/>
+        </w:rPr>
+        <w:t xml:space="preserve">die fehlende Lieferung</w:t>
+      </w:r>
+      <w:r>
+        <w:rPr>
+          <w:lang w:val="de"/>
+        </w:rPr>
+        <w:t xml:space="preserve"> </w:t>
+      </w:r>
+      <w:r>
+        <w:rPr>
+          <w:lang w:val="de"/>
+        </w:rPr>
+        <w:t xml:space="preserve">— die Abrechnung</w:t>
+      </w:r>
+      <w:r>
+        <w:rPr>
+          <w:lang w:val="de"/>
+        </w:rPr>
+        <w:t xml:space="preserve"> </w:t>
+      </w:r>
+      <w:r>
+        <w:rPr>
+          <w:lang w:val="de"/>
+        </w:rPr>
+        <w:t xml:space="preserve">hinterlässt eine Spur in der Datenbank, aber noch keine Datei, die eine Kasse</w:t>
+      </w:r>
+      <w:r>
+        <w:rPr>
+          <w:lang w:val="de"/>
+        </w:rPr>
+        <w:t xml:space="preserve"> </w:t>
+      </w:r>
+      <w:r>
+        <w:rPr>
+          <w:lang w:val="de"/>
+        </w:rPr>
+        <w:t xml:space="preserve">entgegennehmen könnte.</w:t>
+      </w:r>
+    </w:p>
+    <w:p>
+      <w:pPr>
+        <w:pStyle w:val="BodyText"/>
+      </w:pPr>
+      <w:r>
+        <w:rPr>
+          <w:lang w:val="de"/>
+        </w:rPr>
+        <w:t xml:space="preserve">Diese Datei ist kein eigener Entwurf dieses Projekts. Ihr Aufbau steht in der</w:t>
+      </w:r>
+      <w:r>
+        <w:rPr>
+          <w:lang w:val="de"/>
+        </w:rPr>
+        <w:t xml:space="preserve"> </w:t>
+      </w:r>
+      <w:r>
+        <w:rPr>
+          <w:lang w:val="de"/>
+        </w:rPr>
+        <w:t xml:space="preserve">Anlage 3 zu den Richtlinien nach § 302 SGB V und ist zwischen den</w:t>
+      </w:r>
+      <w:r>
+        <w:rPr>
+          <w:lang w:val="de"/>
+        </w:rPr>
+        <w:t xml:space="preserve"> </w:t>
+      </w:r>
+      <w:r>
+        <w:rPr>
+          <w:lang w:val="de"/>
+        </w:rPr>
+        <w:t xml:space="preserve">Leistungserbringern und den Kassen vereinbart, nicht frei wählbar. Was hier zu</w:t>
+      </w:r>
+      <w:r>
+        <w:rPr>
+          <w:lang w:val="de"/>
+        </w:rPr>
+        <w:t xml:space="preserve"> </w:t>
+      </w:r>
+      <w:r>
+        <w:rPr>
+          <w:lang w:val="de"/>
+        </w:rPr>
+        <w:t xml:space="preserve">entscheiden ist, ist nicht</w:t>
+      </w:r>
+      <w:r>
+        <w:rPr>
+          <w:lang w:val="de"/>
+        </w:rPr>
+        <w:t xml:space="preserve"> </w:t>
+      </w:r>
+      <w:r>
+        <w:rPr>
+          <w:i/>
+          <w:iCs/>
+          <w:lang w:val="de"/>
+        </w:rPr>
+        <w:t xml:space="preserve">wie die Nachricht aussieht</w:t>
+      </w:r>
+      <w:r>
+        <w:rPr>
+          <w:lang w:val="de"/>
+        </w:rPr>
+        <w:t xml:space="preserve">, sondern</w:t>
+      </w:r>
+      <w:r>
+        <w:rPr>
+          <w:lang w:val="de"/>
+        </w:rPr>
+        <w:t xml:space="preserve"> </w:t>
+      </w:r>
+      <w:r>
+        <w:rPr>
+          <w:i/>
+          <w:iCs/>
+          <w:lang w:val="de"/>
+        </w:rPr>
+        <w:t xml:space="preserve">wie das</w:t>
+      </w:r>
+      <w:r>
+        <w:rPr>
+          <w:i/>
+          <w:iCs/>
+          <w:lang w:val="de"/>
+        </w:rPr>
+        <w:t xml:space="preserve"> </w:t>
+      </w:r>
+      <w:r>
+        <w:rPr>
+          <w:i/>
+          <w:iCs/>
+          <w:lang w:val="de"/>
+        </w:rPr>
+        <w:t xml:space="preserve">Programm weiß, wie sie aussieht.</w:t>
+      </w:r>
+    </w:p>
+    <w:bookmarkEnd w:id="158"/>
+    <w:bookmarkStart w:id="159" w:name="ziel-dieses-teils-10"/>
+    <w:p>
+      <w:pPr>
+        <w:pStyle w:val="Heading2"/>
+      </w:pPr>
+      <w:r>
+        <w:rPr>
+          <w:lang w:val="de"/>
+        </w:rPr>
+        <w:t xml:space="preserve">Ziel dieses Teils</w:t>
+      </w:r>
+    </w:p>
+    <w:p>
+      <w:pPr>
+        <w:pStyle w:val="FirstParagraph"/>
+      </w:pPr>
+      <w:r>
+        <w:rPr>
+          <w:lang w:val="de"/>
+        </w:rPr>
+        <w:t xml:space="preserve">Den Aufbau einer Lieferung — Segmente, Felder, Schachtelung, Zähler — so</w:t>
+      </w:r>
+      <w:r>
+        <w:rPr>
+          <w:lang w:val="de"/>
+        </w:rPr>
+        <w:t xml:space="preserve"> </w:t>
+      </w:r>
+      <w:r>
+        <w:rPr>
+          <w:lang w:val="de"/>
+        </w:rPr>
+        <w:t xml:space="preserve">festhalten, dass ihn das Programm lesen kann, nicht nur ein Mensch. Dazu das</w:t>
+      </w:r>
+      <w:r>
+        <w:rPr>
+          <w:lang w:val="de"/>
+        </w:rPr>
+        <w:t xml:space="preserve"> </w:t>
+      </w:r>
+      <w:r>
+        <w:rPr>
+          <w:lang w:val="de"/>
+        </w:rPr>
+        <w:t xml:space="preserve">Diagramm, das diese Schachtelung zeigt.</w:t>
+      </w:r>
+    </w:p>
+    <w:bookmarkEnd w:id="159"/>
+    <w:bookmarkStart w:id="166" w:name="überlegungen-10"/>
+    <w:p>
+      <w:pPr>
+        <w:pStyle w:val="Heading2"/>
+      </w:pPr>
+      <w:r>
+        <w:rPr>
+          <w:lang w:val="de"/>
+        </w:rPr>
+        <w:t xml:space="preserve">Überlegungen</w:t>
+      </w:r>
+    </w:p>
+    <w:bookmarkStart w:id="160" w:name="vorgegebene-form-freie-darstellung"/>
+    <w:p>
+      <w:pPr>
+        <w:pStyle w:val="Heading3"/>
+      </w:pPr>
+      <w:r>
+        <w:rPr>
+          <w:lang w:val="de"/>
+        </w:rPr>
+        <w:t xml:space="preserve">Vorgegebene Form, freie Darstellung</w:t>
+      </w:r>
+    </w:p>
+    <w:p>
+      <w:pPr>
+        <w:pStyle w:val="FirstParagraph"/>
+      </w:pPr>
+      <w:r>
+        <w:rPr>
+          <w:lang w:val="de"/>
+        </w:rPr>
+        <w:t xml:space="preserve">Die einzige Entscheidung, die dieses Projekt zum Format selbst trifft, ist</w:t>
+      </w:r>
+      <w:r>
+        <w:rPr>
+          <w:lang w:val="de"/>
+        </w:rPr>
+        <w:t xml:space="preserve"> </w:t>
+      </w:r>
+      <w:r>
+        <w:rPr>
+          <w:lang w:val="de"/>
+        </w:rPr>
+        <w:t xml:space="preserve">keine: Reihenfolge, Feldzahl und Pflichtangaben sind vorgegeben. Die</w:t>
+      </w:r>
+      <w:r>
+        <w:rPr>
+          <w:lang w:val="de"/>
+        </w:rPr>
+        <w:t xml:space="preserve"> </w:t>
+      </w:r>
+      <w:r>
+        <w:rPr>
+          <w:lang w:val="de"/>
+        </w:rPr>
+        <w:t xml:space="preserve">Gestaltungsfreiheit liegt ausschließlich in der</w:t>
+      </w:r>
+      <w:r>
+        <w:rPr>
+          <w:lang w:val="de"/>
+        </w:rPr>
+        <w:t xml:space="preserve"> </w:t>
+      </w:r>
+      <w:r>
+        <w:rPr>
+          <w:b/>
+          <w:bCs/>
+          <w:lang w:val="de"/>
+        </w:rPr>
+        <w:t xml:space="preserve">Darstellung im Programm</w:t>
+      </w:r>
+      <w:r>
+        <w:rPr>
+          <w:lang w:val="de"/>
+        </w:rPr>
+        <w:t xml:space="preserve"> </w:t>
+      </w:r>
+      <w:r>
+        <w:rPr>
+          <w:lang w:val="de"/>
+        </w:rPr>
+        <w:t xml:space="preserve">—</w:t>
+      </w:r>
+      <w:r>
+        <w:rPr>
+          <w:lang w:val="de"/>
+        </w:rPr>
+        <w:t xml:space="preserve"> </w:t>
+      </w:r>
+      <w:r>
+        <w:rPr>
+          <w:lang w:val="de"/>
+        </w:rPr>
+        <w:t xml:space="preserve">und dort stellt sich dieselbe Frage wie in Teil 09 bei der Datenbank: Code oder</w:t>
+      </w:r>
+      <w:r>
+        <w:rPr>
+          <w:lang w:val="de"/>
+        </w:rPr>
+        <w:t xml:space="preserve"> </w:t>
+      </w:r>
+      <w:r>
+        <w:rPr>
+          <w:lang w:val="de"/>
+        </w:rPr>
+        <w:t xml:space="preserve">Daten?</w:t>
+      </w:r>
+    </w:p>
+    <w:tbl>
+      <w:tblPr>
+        <w:tblStyle w:val="Table"/>
+        <w:tblW w:type="pct" w:w="5000"/>
+        <w:tblLayout w:type="fixed"/>
+        <w:tblLook w:firstRow="1" w:lastRow="0" w:firstColumn="0" w:lastColumn="0" w:noHBand="0" w:noVBand="0" w:val="0020"/>
+      </w:tblPr>
+      <w:tblGrid>
+        <w:gridCol w:w="3960"/>
+        <w:gridCol w:w="3960"/>
+      </w:tblGrid>
+      <w:tr>
+        <w:trPr>
+          <w:tblHeader w:val="on"/>
+        </w:trPr>
+        <w:tc>
+          <w:tcPr/>
+          <w:p>
+            <w:pPr>
+              <w:pStyle w:val="Compact"/>
+            </w:pPr>
+            <w:r>
+              <w:rPr>
+                <w:lang w:val="de"/>
+              </w:rPr>
+              <w:t xml:space="preserve">Möglichkeit</w:t>
+            </w:r>
+          </w:p>
+        </w:tc>
+        <w:tc>
+          <w:tcPr/>
+          <w:p>
+            <w:pPr>
+              <w:pStyle w:val="Compact"/>
+            </w:pPr>
+            <w:r>
+              <w:rPr>
+                <w:lang w:val="de"/>
+              </w:rPr>
+              <w:t xml:space="preserve">Folge</w:t>
+            </w:r>
+          </w:p>
+        </w:tc>
+      </w:tr>
+      <w:tr>
+        <w:tc>
+          <w:tcPr/>
+          <w:p>
+            <w:pPr>
+              <w:pStyle w:val="Compact"/>
+            </w:pPr>
+            <w:r>
+              <w:rPr>
+                <w:lang w:val="de"/>
+              </w:rPr>
+              <w:t xml:space="preserve">Jedes Segment als eigene Java-Klasse mit benannten Feldern</w:t>
+            </w:r>
+          </w:p>
+        </w:tc>
+        <w:tc>
+          <w:tcPr/>
+          <w:p>
+            <w:pPr>
+              <w:pStyle w:val="Compact"/>
+            </w:pPr>
+            <w:r>
+              <w:rPr>
+                <w:lang w:val="de"/>
+              </w:rPr>
+              <w:t xml:space="preserve">Lesbar, aber jede Ergänzung — ein weiterer Leistungsbereich, eine neue Fassung der Anlage 3 — verlangt eine neue Übersetzung</w:t>
+            </w:r>
+          </w:p>
+        </w:tc>
+      </w:tr>
+      <w:tr>
+        <w:tc>
+          <w:tcPr/>
+          <w:p>
+            <w:pPr>
+              <w:pStyle w:val="Compact"/>
+            </w:pPr>
+            <w:r>
+              <w:rPr>
+                <w:lang w:val="de"/>
+              </w:rPr>
+              <w:t xml:space="preserve">Segmente und Felder generisch beschreiben, aus Daten geladen</w:t>
+            </w:r>
+          </w:p>
+        </w:tc>
+        <w:tc>
+          <w:tcPr/>
+          <w:p>
+            <w:pPr>
+              <w:pStyle w:val="Compact"/>
+            </w:pPr>
+            <w:r>
+              <w:rPr>
+                <w:lang w:val="de"/>
+              </w:rPr>
+              <w:t xml:space="preserve">Eine Ergänzung ist eine neue oder geänderte Datei, kein neuer Code</w:t>
+            </w:r>
+          </w:p>
+        </w:tc>
+      </w:tr>
+    </w:tbl>
+    <w:p>
+      <w:pPr>
+        <w:pStyle w:val="BodyText"/>
+      </w:pPr>
+      <w:r>
+        <w:rPr>
+          <w:lang w:val="de"/>
+        </w:rPr>
+        <w:t xml:space="preserve">Gewählt wurde die zweite. Dreizehn Segmenttypen mit insgesamt weit über</w:t>
+      </w:r>
+      <w:r>
+        <w:rPr>
+          <w:lang w:val="de"/>
+        </w:rPr>
+        <w:t xml:space="preserve"> </w:t>
+      </w:r>
+      <w:r>
+        <w:rPr>
+          <w:lang w:val="de"/>
+        </w:rPr>
+        <w:t xml:space="preserve">vierzig Feldern liegen als JSON unter</w:t>
+      </w:r>
+      <w:r>
+        <w:rPr>
+          <w:lang w:val="de"/>
+        </w:rPr>
+        <w:t xml:space="preserve"> </w:t>
+      </w:r>
+      <w:r>
+        <w:rPr>
+          <w:rStyle w:val="VerbatimChar"/>
+          <w:lang w:val="de"/>
+        </w:rPr>
+        <w:t xml:space="preserve">gkv-core/src/main/resources/segments/</w:t>
+      </w:r>
+      <w:r>
+        <w:rPr>
+          <w:lang w:val="de"/>
+        </w:rPr>
+        <w:t xml:space="preserve"> </w:t>
+      </w:r>
+      <w:r>
+        <w:rPr>
+          <w:lang w:val="de"/>
+        </w:rPr>
+        <w:t xml:space="preserve">—</w:t>
+      </w:r>
+      <w:r>
+        <w:rPr>
+          <w:lang w:val="de"/>
+        </w:rPr>
+        <w:t xml:space="preserve"> </w:t>
+      </w:r>
+      <w:r>
+        <w:rPr>
+          <w:lang w:val="de"/>
+        </w:rPr>
+        <w:t xml:space="preserve">eine Datei je Segmenttyp, jede mit Position, Typ, Länge, Pflichtstatus,</w:t>
+      </w:r>
+      <w:r>
+        <w:rPr>
+          <w:lang w:val="de"/>
+        </w:rPr>
+        <w:t xml:space="preserve"> </w:t>
+      </w:r>
+      <w:r>
+        <w:rPr>
+          <w:lang w:val="de"/>
+        </w:rPr>
+        <w:t xml:space="preserve">Beispiel und einer Beschreibung je Feld. Dieselbe Beschreibung bedient drei</w:t>
+      </w:r>
+      <w:r>
+        <w:rPr>
+          <w:lang w:val="de"/>
+        </w:rPr>
+        <w:t xml:space="preserve"> </w:t>
+      </w:r>
+      <w:r>
+        <w:rPr>
+          <w:lang w:val="de"/>
+        </w:rPr>
+        <w:t xml:space="preserve">Abnehmer: die Erzeugung der Nachricht (Teil 12), ihre Prüfung (Teil 14) und die</w:t>
+      </w:r>
+      <w:r>
+        <w:rPr>
+          <w:lang w:val="de"/>
+        </w:rPr>
+        <w:t xml:space="preserve"> </w:t>
+      </w:r>
+      <w:r>
+        <w:rPr>
+          <w:lang w:val="de"/>
+        </w:rPr>
+        <w:t xml:space="preserve">Erklärtexte unter den Eingabefeldern der Oberfläche.</w:t>
+      </w:r>
+      <w:r>
+        <w:rPr>
+          <w:lang w:val="de"/>
+        </w:rPr>
+        <w:t xml:space="preserve"> </w:t>
+      </w:r>
+      <w:r>
+        <w:rPr>
+          <w:b/>
+          <w:bCs/>
+          <w:lang w:val="de"/>
+        </w:rPr>
+        <w:t xml:space="preserve">Eine Quelle für drei</w:t>
+      </w:r>
+      <w:r>
+        <w:rPr>
+          <w:b/>
+          <w:bCs/>
+          <w:lang w:val="de"/>
+        </w:rPr>
+        <w:t xml:space="preserve"> </w:t>
+      </w:r>
+      <w:r>
+        <w:rPr>
+          <w:b/>
+          <w:bCs/>
+          <w:lang w:val="de"/>
+        </w:rPr>
+        <w:t xml:space="preserve">Abnehmer verhindert, dass sie sich widersprechen</w:t>
+      </w:r>
+      <w:r>
+        <w:rPr>
+          <w:lang w:val="de"/>
+        </w:rPr>
+        <w:t xml:space="preserve"> </w:t>
+      </w:r>
+      <w:r>
+        <w:rPr>
+          <w:lang w:val="de"/>
+        </w:rPr>
+        <w:t xml:space="preserve">— dieselbe Begründung wie</w:t>
+      </w:r>
+      <w:r>
+        <w:rPr>
+          <w:lang w:val="de"/>
+        </w:rPr>
+        <w:t xml:space="preserve"> </w:t>
+      </w:r>
+      <w:r>
+        <w:rPr>
+          <w:lang w:val="de"/>
+        </w:rPr>
+        <w:t xml:space="preserve">für die Einstellungstabelle in Teil 09.</w:t>
+      </w:r>
+    </w:p>
+    <w:bookmarkEnd w:id="160"/>
+    <w:bookmarkStart w:id="161" w:name="wie-viel-typisierung-in-den-code-gehört"/>
+    <w:p>
+      <w:pPr>
+        <w:pStyle w:val="Heading3"/>
+      </w:pPr>
+      <w:r>
+        <w:rPr>
+          <w:lang w:val="de"/>
+        </w:rPr>
+        <w:t xml:space="preserve">Wie viel Typisierung in den Code gehört</w:t>
+      </w:r>
+    </w:p>
+    <w:p>
+      <w:pPr>
+        <w:pStyle w:val="FirstParagraph"/>
+      </w:pPr>
+      <w:r>
+        <w:rPr>
+          <w:lang w:val="de"/>
+        </w:rPr>
+        <w:t xml:space="preserve">Die JSON-Beschreibung unterscheidet fein:</w:t>
+      </w:r>
+      <w:r>
+        <w:rPr>
+          <w:lang w:val="de"/>
+        </w:rPr>
+        <w:t xml:space="preserve"> </w:t>
+      </w:r>
+      <w:r>
+        <w:rPr>
+          <w:rStyle w:val="VerbatimChar"/>
+          <w:lang w:val="de"/>
+        </w:rPr>
+        <w:t xml:space="preserve">STRING</w:t>
+      </w:r>
+      <w:r>
+        <w:rPr>
+          <w:lang w:val="de"/>
+        </w:rPr>
+        <w:t xml:space="preserve">,</w:t>
+      </w:r>
+      <w:r>
+        <w:rPr>
+          <w:lang w:val="de"/>
+        </w:rPr>
+        <w:t xml:space="preserve"> </w:t>
+      </w:r>
+      <w:r>
+        <w:rPr>
+          <w:rStyle w:val="VerbatimChar"/>
+          <w:lang w:val="de"/>
+        </w:rPr>
+        <w:t xml:space="preserve">INTEGER</w:t>
+      </w:r>
+      <w:r>
+        <w:rPr>
+          <w:lang w:val="de"/>
+        </w:rPr>
+        <w:t xml:space="preserve">,</w:t>
+      </w:r>
+      <w:r>
+        <w:rPr>
+          <w:lang w:val="de"/>
+        </w:rPr>
+        <w:t xml:space="preserve"> </w:t>
+      </w:r>
+      <w:r>
+        <w:rPr>
+          <w:rStyle w:val="VerbatimChar"/>
+          <w:lang w:val="de"/>
+        </w:rPr>
+        <w:t xml:space="preserve">DECIMAL</w:t>
+      </w:r>
+      <w:r>
+        <w:rPr>
+          <w:lang w:val="de"/>
+        </w:rPr>
+        <w:t xml:space="preserve">,</w:t>
+      </w:r>
+      <w:r>
+        <w:rPr>
+          <w:lang w:val="de"/>
+        </w:rPr>
+        <w:t xml:space="preserve"> </w:t>
+      </w:r>
+      <w:r>
+        <w:rPr>
+          <w:rStyle w:val="VerbatimChar"/>
+          <w:lang w:val="de"/>
+        </w:rPr>
+        <w:t xml:space="preserve">COMPOSITE</w:t>
+      </w:r>
+      <w:r>
+        <w:rPr>
+          <w:lang w:val="de"/>
+        </w:rPr>
+        <w:t xml:space="preserve">, dazu Länge, Format und ein Prüfmuster. Im Code kommt davon nur</w:t>
+      </w:r>
+      <w:r>
+        <w:rPr>
+          <w:lang w:val="de"/>
+        </w:rPr>
+        <w:t xml:space="preserve"> </w:t>
+      </w:r>
+      <w:r>
+        <w:rPr>
+          <w:lang w:val="de"/>
+        </w:rPr>
+        <w:t xml:space="preserve">ein grobes Dreier-Enum an —</w:t>
+      </w:r>
+      <w:r>
+        <w:rPr>
+          <w:lang w:val="de"/>
+        </w:rPr>
+        <w:t xml:space="preserve"> </w:t>
+      </w:r>
+      <w:r>
+        <w:rPr>
+          <w:rStyle w:val="VerbatimChar"/>
+          <w:lang w:val="de"/>
+        </w:rPr>
+        <w:t xml:space="preserve">FieldType.DATE</w:t>
+      </w:r>
+      <w:r>
+        <w:rPr>
+          <w:lang w:val="de"/>
+        </w:rPr>
+        <w:t xml:space="preserve">,</w:t>
+      </w:r>
+      <w:r>
+        <w:rPr>
+          <w:lang w:val="de"/>
+        </w:rPr>
+        <w:t xml:space="preserve"> </w:t>
+      </w:r>
+      <w:r>
+        <w:rPr>
+          <w:rStyle w:val="VerbatimChar"/>
+          <w:lang w:val="de"/>
+        </w:rPr>
+        <w:t xml:space="preserve">NUMBER</w:t>
+      </w:r>
+      <w:r>
+        <w:rPr>
+          <w:lang w:val="de"/>
+        </w:rPr>
+        <w:t xml:space="preserve">,</w:t>
+      </w:r>
+      <w:r>
+        <w:rPr>
+          <w:lang w:val="de"/>
+        </w:rPr>
+        <w:t xml:space="preserve"> </w:t>
+      </w:r>
+      <w:r>
+        <w:rPr>
+          <w:rStyle w:val="VerbatimChar"/>
+          <w:lang w:val="de"/>
+        </w:rPr>
+        <w:t xml:space="preserve">STRING</w:t>
+      </w:r>
+      <w:r>
+        <w:rPr>
+          <w:lang w:val="de"/>
+        </w:rPr>
+        <w:t xml:space="preserve">.</w:t>
+      </w:r>
+    </w:p>
+    <w:p>
+      <w:pPr>
+        <w:pStyle w:val="BodyText"/>
+      </w:pPr>
+      <w:r>
+        <w:rPr>
+          <w:lang w:val="de"/>
+        </w:rPr>
+        <w:t xml:space="preserve">Das ist kein Versehen, sondern zwei Ebenen mit unterschiedlichem Bedarf. Die</w:t>
+      </w:r>
+      <w:r>
+        <w:rPr>
+          <w:lang w:val="de"/>
+        </w:rPr>
+        <w:t xml:space="preserve"> </w:t>
+      </w:r>
+      <w:r>
+        <w:rPr>
+          <w:lang w:val="de"/>
+        </w:rPr>
+        <w:t xml:space="preserve">feine Unterscheidung braucht, wer das Feld liest oder prüft — etwa, ob ein</w:t>
+      </w:r>
+      <w:r>
+        <w:rPr>
+          <w:lang w:val="de"/>
+        </w:rPr>
+        <w:t xml:space="preserve"> </w:t>
+      </w:r>
+      <w:r>
+        <w:rPr>
+          <w:lang w:val="de"/>
+        </w:rPr>
+        <w:t xml:space="preserve">Betrag zwei Nachkommastellen mit Komma trägt. Das entscheidet ein Prüfwerk oder</w:t>
+      </w:r>
+      <w:r>
+        <w:rPr>
+          <w:lang w:val="de"/>
+        </w:rPr>
+        <w:t xml:space="preserve"> </w:t>
+      </w:r>
+      <w:r>
+        <w:rPr>
+          <w:lang w:val="de"/>
+        </w:rPr>
+        <w:t xml:space="preserve">ein Mensch, der die Beschreibung liest, nicht die Objektstruktur, die ein Feld</w:t>
+      </w:r>
+      <w:r>
+        <w:rPr>
+          <w:lang w:val="de"/>
+        </w:rPr>
+        <w:t xml:space="preserve"> </w:t>
+      </w:r>
+      <w:r>
+        <w:rPr>
+          <w:lang w:val="de"/>
+        </w:rPr>
+        <w:t xml:space="preserve">im Speicher hält. Für die hängt nur ab, ob sie als Datum, als Zahl oder als</w:t>
+      </w:r>
+      <w:r>
+        <w:rPr>
+          <w:lang w:val="de"/>
+        </w:rPr>
+        <w:t xml:space="preserve"> </w:t>
+      </w:r>
+      <w:r>
+        <w:rPr>
+          <w:lang w:val="de"/>
+        </w:rPr>
+        <w:t xml:space="preserve">Text behandelt wird.</w:t>
+      </w:r>
+    </w:p>
+    <w:bookmarkEnd w:id="161"/>
+    <w:bookmarkStart w:id="162" w:name="X0e83cda823ef3449c7578ff9684e27544cc4ac3"/>
+    <w:p>
+      <w:pPr>
+        <w:pStyle w:val="Heading3"/>
+      </w:pPr>
+      <w:r>
+        <w:rPr>
+          <w:lang w:val="de"/>
+        </w:rPr>
+        <w:t xml:space="preserve">Warum das Kompositfeld keinen eigenen Zweig braucht</w:t>
+      </w:r>
+    </w:p>
+    <w:p>
+      <w:pPr>
+        <w:pStyle w:val="FirstParagraph"/>
+      </w:pPr>
+      <w:r>
+        <w:rPr>
+          <w:lang w:val="de"/>
+        </w:rPr>
+        <w:t xml:space="preserve">Innerhalb eines Datenelements trennt der Doppelpunkt Komponenten — etwa</w:t>
+      </w:r>
+      <w:r>
+        <w:rPr>
+          <w:lang w:val="de"/>
+        </w:rPr>
+        <w:t xml:space="preserve"> </w:t>
+      </w:r>
+      <w:r>
+        <w:rPr>
+          <w:rStyle w:val="VerbatimChar"/>
+          <w:lang w:val="de"/>
+        </w:rPr>
+        <w:t xml:space="preserve">Abrechnungscode:Tarifkennzeichen</w:t>
+      </w:r>
+      <w:r>
+        <w:rPr>
+          <w:lang w:val="de"/>
+        </w:rPr>
+        <w:t xml:space="preserve"> </w:t>
+      </w:r>
+      <w:r>
+        <w:rPr>
+          <w:lang w:val="de"/>
+        </w:rPr>
+        <w:t xml:space="preserve">im</w:t>
+      </w:r>
+      <w:r>
+        <w:rPr>
+          <w:lang w:val="de"/>
+        </w:rPr>
+        <w:t xml:space="preserve"> </w:t>
+      </w:r>
+      <w:r>
+        <w:rPr>
+          <w:rStyle w:val="VerbatimChar"/>
+          <w:lang w:val="de"/>
+        </w:rPr>
+        <w:t xml:space="preserve">ENF</w:t>
+      </w:r>
+      <w:r>
+        <w:rPr>
+          <w:lang w:val="de"/>
+        </w:rPr>
+        <w:t xml:space="preserve">. Die naheliegende Abbildung wäre ein</w:t>
+      </w:r>
+      <w:r>
+        <w:rPr>
+          <w:lang w:val="de"/>
+        </w:rPr>
+        <w:t xml:space="preserve"> </w:t>
+      </w:r>
+      <w:r>
+        <w:rPr>
+          <w:lang w:val="de"/>
+        </w:rPr>
+        <w:t xml:space="preserve">Baum: ein Feld, das Unterfelder enthält.</w:t>
+      </w:r>
+    </w:p>
+    <w:p>
+      <w:pPr>
+        <w:pStyle w:val="BodyText"/>
+      </w:pPr>
+      <w:r>
+        <w:rPr>
+          <w:lang w:val="de"/>
+        </w:rPr>
+        <w:t xml:space="preserve">Gebaut wurde stattdessen eine flache, geordnete Liste mit einem kombinierten</w:t>
+      </w:r>
+      <w:r>
+        <w:rPr>
+          <w:lang w:val="de"/>
+        </w:rPr>
+        <w:t xml:space="preserve"> </w:t>
+      </w:r>
+      <w:r>
+        <w:rPr>
+          <w:lang w:val="de"/>
+        </w:rPr>
+        <w:t xml:space="preserve">Schlüssel: die Position des Feldes, mit einem Faktor multipliziert, plus die</w:t>
+      </w:r>
+      <w:r>
+        <w:rPr>
+          <w:lang w:val="de"/>
+        </w:rPr>
+        <w:t xml:space="preserve"> </w:t>
+      </w:r>
+      <w:r>
+        <w:rPr>
+          <w:lang w:val="de"/>
+        </w:rPr>
+        <w:t xml:space="preserve">Position der Komponente.</w:t>
+      </w:r>
+      <w:r>
+        <w:rPr>
+          <w:lang w:val="de"/>
+        </w:rPr>
+        <w:t xml:space="preserve"> </w:t>
+      </w:r>
+      <w:r>
+        <w:rPr>
+          <w:rStyle w:val="VerbatimChar"/>
+          <w:lang w:val="de"/>
+        </w:rPr>
+        <w:t xml:space="preserve">Abrechnungscode</w:t>
+      </w:r>
+      <w:r>
+        <w:rPr>
+          <w:lang w:val="de"/>
+        </w:rPr>
+        <w:t xml:space="preserve"> </w:t>
+      </w:r>
+      <w:r>
+        <w:rPr>
+          <w:lang w:val="de"/>
+        </w:rPr>
+        <w:t xml:space="preserve">und</w:t>
+      </w:r>
+      <w:r>
+        <w:rPr>
+          <w:lang w:val="de"/>
+        </w:rPr>
+        <w:t xml:space="preserve"> </w:t>
+      </w:r>
+      <w:r>
+        <w:rPr>
+          <w:rStyle w:val="VerbatimChar"/>
+          <w:lang w:val="de"/>
+        </w:rPr>
+        <w:t xml:space="preserve">Tarifkennzeichen</w:t>
+      </w:r>
+      <w:r>
+        <w:rPr>
+          <w:lang w:val="de"/>
+        </w:rPr>
+        <w:t xml:space="preserve"> </w:t>
+      </w:r>
+      <w:r>
+        <w:rPr>
+          <w:lang w:val="de"/>
+        </w:rPr>
+        <w:t xml:space="preserve">landen so als</w:t>
+      </w:r>
+      <w:r>
+        <w:rPr>
+          <w:lang w:val="de"/>
+        </w:rPr>
+        <w:t xml:space="preserve"> </w:t>
+      </w:r>
+      <w:r>
+        <w:rPr>
+          <w:lang w:val="de"/>
+        </w:rPr>
+        <w:t xml:space="preserve">zwei benachbarte Einträge unter Schlüsseln wie</w:t>
+      </w:r>
+      <w:r>
+        <w:rPr>
+          <w:lang w:val="de"/>
+        </w:rPr>
+        <w:t xml:space="preserve"> </w:t>
+      </w:r>
+      <w:r>
+        <w:rPr>
+          <w:rStyle w:val="VerbatimChar"/>
+          <w:lang w:val="de"/>
+        </w:rPr>
+        <w:t xml:space="preserve">200</w:t>
+      </w:r>
+      <w:r>
+        <w:rPr>
+          <w:lang w:val="de"/>
+        </w:rPr>
+        <w:t xml:space="preserve"> </w:t>
+      </w:r>
+      <w:r>
+        <w:rPr>
+          <w:lang w:val="de"/>
+        </w:rPr>
+        <w:t xml:space="preserve">und</w:t>
+      </w:r>
+      <w:r>
+        <w:rPr>
+          <w:lang w:val="de"/>
+        </w:rPr>
+        <w:t xml:space="preserve"> </w:t>
+      </w:r>
+      <w:r>
+        <w:rPr>
+          <w:rStyle w:val="VerbatimChar"/>
+          <w:lang w:val="de"/>
+        </w:rPr>
+        <w:t xml:space="preserve">201</w:t>
+      </w:r>
+      <w:r>
+        <w:rPr>
+          <w:lang w:val="de"/>
+        </w:rPr>
+        <w:t xml:space="preserve">, nicht als</w:t>
+      </w:r>
+      <w:r>
+        <w:rPr>
+          <w:lang w:val="de"/>
+        </w:rPr>
+        <w:t xml:space="preserve"> </w:t>
+      </w:r>
+      <w:r>
+        <w:rPr>
+          <w:lang w:val="de"/>
+        </w:rPr>
+        <w:t xml:space="preserve">Unterbaum von</w:t>
+      </w:r>
+      <w:r>
+        <w:rPr>
+          <w:lang w:val="de"/>
+        </w:rPr>
+        <w:t xml:space="preserve"> </w:t>
+      </w:r>
+      <w:r>
+        <w:rPr>
+          <w:rStyle w:val="VerbatimChar"/>
+          <w:lang w:val="de"/>
+        </w:rPr>
+        <w:t xml:space="preserve">2</w:t>
+      </w:r>
+      <w:r>
+        <w:rPr>
+          <w:lang w:val="de"/>
+        </w:rPr>
+        <w:t xml:space="preserve">.</w:t>
+      </w:r>
+      <w:r>
+        <w:rPr>
+          <w:lang w:val="de"/>
+        </w:rPr>
+        <w:t xml:space="preserve"> </w:t>
+      </w:r>
+      <w:r>
+        <w:rPr>
+          <w:b/>
+          <w:bCs/>
+          <w:lang w:val="de"/>
+        </w:rPr>
+        <w:t xml:space="preserve">Eine Ordnung reicht, wenn danach nur die Reihenfolge</w:t>
+      </w:r>
+      <w:r>
+        <w:rPr>
+          <w:b/>
+          <w:bCs/>
+          <w:lang w:val="de"/>
+        </w:rPr>
+        <w:t xml:space="preserve"> </w:t>
+      </w:r>
+      <w:r>
+        <w:rPr>
+          <w:b/>
+          <w:bCs/>
+          <w:lang w:val="de"/>
+        </w:rPr>
+        <w:t xml:space="preserve">zählt</w:t>
+      </w:r>
+      <w:r>
+        <w:rPr>
+          <w:lang w:val="de"/>
+        </w:rPr>
+        <w:t xml:space="preserve"> </w:t>
+      </w:r>
+      <w:r>
+        <w:rPr>
+          <w:lang w:val="de"/>
+        </w:rPr>
+        <w:t xml:space="preserve">— ein zweiter Baum hätte nichts zusätzlich ausgedrückt.</w:t>
+      </w:r>
+    </w:p>
+    <w:bookmarkEnd w:id="162"/>
+    <w:bookmarkStart w:id="163" w:name="was-die-beschreibung-nicht-trägt"/>
+    <w:p>
+      <w:pPr>
+        <w:pStyle w:val="Heading3"/>
+      </w:pPr>
+      <w:r>
+        <w:rPr>
+          <w:lang w:val="de"/>
+        </w:rPr>
+        <w:t xml:space="preserve">Was die Beschreibung nicht trägt</w:t>
+      </w:r>
+    </w:p>
+    <w:p>
+      <w:pPr>
+        <w:pStyle w:val="FirstParagraph"/>
+      </w:pPr>
+      <w:r>
+        <w:rPr>
+          <w:lang w:val="de"/>
+        </w:rPr>
+        <w:t xml:space="preserve">Die JSON-Dateien legen die</w:t>
+      </w:r>
+      <w:r>
+        <w:rPr>
+          <w:lang w:val="de"/>
+        </w:rPr>
+        <w:t xml:space="preserve"> </w:t>
+      </w:r>
+      <w:r>
+        <w:rPr>
+          <w:i/>
+          <w:iCs/>
+          <w:lang w:val="de"/>
+        </w:rPr>
+        <w:t xml:space="preserve">Form</w:t>
+      </w:r>
+      <w:r>
+        <w:rPr>
+          <w:lang w:val="de"/>
+        </w:rPr>
+        <w:t xml:space="preserve"> </w:t>
+      </w:r>
+      <w:r>
+        <w:rPr>
+          <w:lang w:val="de"/>
+        </w:rPr>
+        <w:t xml:space="preserve">eines Feldes fest: Position, Typ, Länge,</w:t>
+      </w:r>
+      <w:r>
+        <w:rPr>
+          <w:lang w:val="de"/>
+        </w:rPr>
+        <w:t xml:space="preserve"> </w:t>
+      </w:r>
+      <w:r>
+        <w:rPr>
+          <w:lang w:val="de"/>
+        </w:rPr>
+        <w:t xml:space="preserve">Pflichtstatus. Sie legen</w:t>
+      </w:r>
+      <w:r>
+        <w:rPr>
+          <w:lang w:val="de"/>
+        </w:rPr>
+        <w:t xml:space="preserve"> </w:t>
+      </w:r>
+      <w:r>
+        <w:rPr>
+          <w:b/>
+          <w:bCs/>
+          <w:lang w:val="de"/>
+        </w:rPr>
+        <w:t xml:space="preserve">nicht</w:t>
+      </w:r>
+      <w:r>
+        <w:rPr>
+          <w:lang w:val="de"/>
+        </w:rPr>
+        <w:t xml:space="preserve"> </w:t>
+      </w:r>
+      <w:r>
+        <w:rPr>
+          <w:lang w:val="de"/>
+        </w:rPr>
+        <w:t xml:space="preserve">fest, was zwischen Feldern gilt — etwa, dass</w:t>
+      </w:r>
+      <w:r>
+        <w:rPr>
+          <w:lang w:val="de"/>
+        </w:rPr>
+        <w:t xml:space="preserve"> </w:t>
+      </w:r>
+      <w:r>
+        <w:rPr>
+          <w:lang w:val="de"/>
+        </w:rPr>
+        <w:t xml:space="preserve">entweder</w:t>
+      </w:r>
+      <w:r>
+        <w:rPr>
+          <w:lang w:val="de"/>
+        </w:rPr>
+        <w:t xml:space="preserve"> </w:t>
+      </w:r>
+      <w:r>
+        <w:rPr>
+          <w:rStyle w:val="VerbatimChar"/>
+          <w:lang w:val="de"/>
+        </w:rPr>
+        <w:t xml:space="preserve">INV</w:t>
+      </w:r>
+      <w:r>
+        <w:rPr>
+          <w:lang w:val="de"/>
+        </w:rPr>
+        <w:t xml:space="preserve"> </w:t>
+      </w:r>
+      <w:r>
+        <w:rPr>
+          <w:lang w:val="de"/>
+        </w:rPr>
+        <w:t xml:space="preserve">den Versichertenstatus trägt oder</w:t>
+      </w:r>
+      <w:r>
+        <w:rPr>
+          <w:lang w:val="de"/>
+        </w:rPr>
+        <w:t xml:space="preserve"> </w:t>
+      </w:r>
+      <w:r>
+        <w:rPr>
+          <w:rStyle w:val="VerbatimChar"/>
+          <w:lang w:val="de"/>
+        </w:rPr>
+        <w:t xml:space="preserve">NAD</w:t>
+      </w:r>
+      <w:r>
+        <w:rPr>
+          <w:lang w:val="de"/>
+        </w:rPr>
+        <w:t xml:space="preserve"> </w:t>
+      </w:r>
+      <w:r>
+        <w:rPr>
+          <w:lang w:val="de"/>
+        </w:rPr>
+        <w:t xml:space="preserve">die vollständige</w:t>
+      </w:r>
+      <w:r>
+        <w:rPr>
+          <w:lang w:val="de"/>
+        </w:rPr>
+        <w:t xml:space="preserve"> </w:t>
+      </w:r>
+      <w:r>
+        <w:rPr>
+          <w:lang w:val="de"/>
+        </w:rPr>
+        <w:t xml:space="preserve">Anschrift, oder dass im</w:t>
+      </w:r>
+      <w:r>
+        <w:rPr>
+          <w:lang w:val="de"/>
+        </w:rPr>
+        <w:t xml:space="preserve"> </w:t>
+      </w:r>
+      <w:r>
+        <w:rPr>
+          <w:rStyle w:val="VerbatimChar"/>
+          <w:lang w:val="de"/>
+        </w:rPr>
+        <w:t xml:space="preserve">ENF</w:t>
+      </w:r>
+      <w:r>
+        <w:rPr>
+          <w:lang w:val="de"/>
+        </w:rPr>
+        <w:t xml:space="preserve"> </w:t>
+      </w:r>
+      <w:r>
+        <w:rPr>
+          <w:lang w:val="de"/>
+        </w:rPr>
+        <w:t xml:space="preserve">der Doppelpunkt ausschließlich innerhalb des</w:t>
+      </w:r>
+      <w:r>
+        <w:rPr>
+          <w:lang w:val="de"/>
+        </w:rPr>
+        <w:t xml:space="preserve"> </w:t>
+      </w:r>
+      <w:r>
+        <w:rPr>
+          <w:lang w:val="de"/>
+        </w:rPr>
+        <w:t xml:space="preserve">einen Kompositfelds vorkommt und kein Feld verschoben werden darf. Solche</w:t>
+      </w:r>
+      <w:r>
+        <w:rPr>
+          <w:lang w:val="de"/>
+        </w:rPr>
+        <w:t xml:space="preserve"> </w:t>
+      </w:r>
+      <w:r>
+        <w:rPr>
+          <w:lang w:val="de"/>
+        </w:rPr>
+        <w:t xml:space="preserve">Regeln stehen bislang nur als Fließtext in</w:t>
+      </w:r>
+      <w:r>
+        <w:rPr>
+          <w:lang w:val="de"/>
+        </w:rPr>
+        <w:t xml:space="preserve"> </w:t>
+      </w:r>
+      <w:r>
+        <w:rPr>
+          <w:rStyle w:val="VerbatimChar"/>
+          <w:lang w:val="de"/>
+        </w:rPr>
+        <w:t xml:space="preserve">note</w:t>
+      </w:r>
+      <w:r>
+        <w:rPr>
+          <w:lang w:val="de"/>
+        </w:rPr>
+        <w:t xml:space="preserve"> </w:t>
+      </w:r>
+      <w:r>
+        <w:rPr>
+          <w:lang w:val="de"/>
+        </w:rPr>
+        <w:t xml:space="preserve">und</w:t>
+      </w:r>
+      <w:r>
+        <w:rPr>
+          <w:lang w:val="de"/>
+        </w:rPr>
+        <w:t xml:space="preserve"> </w:t>
+      </w:r>
+      <w:r>
+        <w:rPr>
+          <w:rStyle w:val="VerbatimChar"/>
+          <w:lang w:val="de"/>
+        </w:rPr>
+        <w:t xml:space="preserve">validationRule</w:t>
+      </w:r>
+      <w:r>
+        <w:rPr>
+          <w:lang w:val="de"/>
+        </w:rPr>
+        <w:t xml:space="preserve"> </w:t>
+      </w:r>
+      <w:r>
+        <w:rPr>
+          <w:lang w:val="de"/>
+        </w:rPr>
+        <w:t xml:space="preserve">— lesbar</w:t>
+      </w:r>
+      <w:r>
+        <w:rPr>
+          <w:lang w:val="de"/>
+        </w:rPr>
+        <w:t xml:space="preserve"> </w:t>
+      </w:r>
+      <w:r>
+        <w:rPr>
+          <w:lang w:val="de"/>
+        </w:rPr>
+        <w:t xml:space="preserve">für Menschen, wirkungslos für das Programm.</w:t>
+      </w:r>
+    </w:p>
+    <w:p>
+      <w:pPr>
+        <w:pStyle w:val="BodyText"/>
+      </w:pPr>
+      <w:r>
+        <w:rPr>
+          <w:lang w:val="de"/>
+        </w:rPr>
+        <w:t xml:space="preserve">Das ist eine bewusste Grenze und keine Lücke, die hier zu schließen wäre: Die</w:t>
+      </w:r>
+      <w:r>
+        <w:rPr>
+          <w:lang w:val="de"/>
+        </w:rPr>
+        <w:t xml:space="preserve"> </w:t>
+      </w:r>
+      <w:r>
+        <w:rPr>
+          <w:i/>
+          <w:iCs/>
+          <w:lang w:val="de"/>
+        </w:rPr>
+        <w:t xml:space="preserve">Form</w:t>
+      </w:r>
+      <w:r>
+        <w:rPr>
+          <w:lang w:val="de"/>
+        </w:rPr>
+        <w:t xml:space="preserve"> </w:t>
+      </w:r>
+      <w:r>
+        <w:rPr>
+          <w:lang w:val="de"/>
+        </w:rPr>
+        <w:t xml:space="preserve">eines Feldes ist Daten, weil sie sich aufzählen lässt. Eine Regel wie</w:t>
+      </w:r>
+      <w:r>
+        <w:rPr>
+          <w:lang w:val="de"/>
+        </w:rPr>
+        <w:t xml:space="preserve"> </w:t>
+      </w:r>
+      <w:r>
+        <w:rPr>
+          <w:lang w:val="de"/>
+        </w:rPr>
+        <w:t xml:space="preserve">„entweder — oder” ist Verhalten, und Verhalten als Daten nachzubilden hieße,</w:t>
+      </w:r>
+      <w:r>
+        <w:rPr>
+          <w:lang w:val="de"/>
+        </w:rPr>
+        <w:t xml:space="preserve"> </w:t>
+      </w:r>
+      <w:r>
+        <w:rPr>
+          <w:lang w:val="de"/>
+        </w:rPr>
+        <w:t xml:space="preserve">in JSON eine zweite Programmiersprache zu erfinden. Wo diese Regeln tatsächlich</w:t>
+      </w:r>
+      <w:r>
+        <w:rPr>
+          <w:lang w:val="de"/>
+        </w:rPr>
+        <w:t xml:space="preserve"> </w:t>
+      </w:r>
+      <w:r>
+        <w:rPr>
+          <w:lang w:val="de"/>
+        </w:rPr>
+        <w:t xml:space="preserve">geprüft werden, ist Gegenstand von Teil 14.</w:t>
+      </w:r>
+    </w:p>
+    <w:bookmarkEnd w:id="163"/>
+    <w:bookmarkStart w:id="164" w:name="X7b1b541608a6387ea78959ce17d7c925f1d7122"/>
+    <w:p>
+      <w:pPr>
+        <w:pStyle w:val="Heading3"/>
+      </w:pPr>
+      <w:r>
+        <w:rPr>
+          <w:lang w:val="de"/>
+        </w:rPr>
+        <w:t xml:space="preserve">Eine Sackgasse mit echten Folgen: der Leistungsbereich</w:t>
+      </w:r>
+    </w:p>
+    <w:p>
+      <w:pPr>
+        <w:pStyle w:val="FirstParagraph"/>
+      </w:pPr>
+      <w:r>
+        <w:rPr>
+          <w:lang w:val="de"/>
+        </w:rPr>
+        <w:t xml:space="preserve">Das sechste Element des</w:t>
+      </w:r>
+      <w:r>
+        <w:rPr>
+          <w:lang w:val="de"/>
+        </w:rPr>
+        <w:t xml:space="preserve"> </w:t>
+      </w:r>
+      <w:r>
+        <w:rPr>
+          <w:rStyle w:val="VerbatimChar"/>
+          <w:lang w:val="de"/>
+        </w:rPr>
+        <w:t xml:space="preserve">UNB</w:t>
+      </w:r>
+      <w:r>
+        <w:rPr>
+          <w:lang w:val="de"/>
+        </w:rPr>
+        <w:t xml:space="preserve"> </w:t>
+      </w:r>
+      <w:r>
+        <w:rPr>
+          <w:lang w:val="de"/>
+        </w:rPr>
+        <w:t xml:space="preserve">trägt den</w:t>
+      </w:r>
+      <w:r>
+        <w:rPr>
+          <w:lang w:val="de"/>
+        </w:rPr>
+        <w:t xml:space="preserve"> </w:t>
+      </w:r>
+      <w:r>
+        <w:rPr>
+          <w:b/>
+          <w:bCs/>
+          <w:lang w:val="de"/>
+        </w:rPr>
+        <w:t xml:space="preserve">Leistungsbereich</w:t>
+      </w:r>
+      <w:r>
+        <w:rPr>
+          <w:lang w:val="de"/>
+        </w:rPr>
+        <w:t xml:space="preserve"> </w:t>
+      </w:r>
+      <w:r>
+        <w:rPr>
+          <w:lang w:val="de"/>
+        </w:rPr>
+        <w:t xml:space="preserve">— einen einzelnen</w:t>
+      </w:r>
+      <w:r>
+        <w:rPr>
+          <w:lang w:val="de"/>
+        </w:rPr>
+        <w:t xml:space="preserve"> </w:t>
+      </w:r>
+      <w:r>
+        <w:rPr>
+          <w:lang w:val="de"/>
+        </w:rPr>
+        <w:t xml:space="preserve">Buchstaben nach Anlage 3, Abschnitt 8.1.14, der sich aus dem Abrechnungscode</w:t>
+      </w:r>
+      <w:r>
+        <w:rPr>
+          <w:lang w:val="de"/>
+        </w:rPr>
+        <w:t xml:space="preserve"> </w:t>
+      </w:r>
+      <w:r>
+        <w:rPr>
+          <w:lang w:val="de"/>
+        </w:rPr>
+        <w:t xml:space="preserve">der Leistungszeile ergibt. Lange stand dort fest ein</w:t>
+      </w:r>
+      <w:r>
+        <w:rPr>
+          <w:lang w:val="de"/>
+        </w:rPr>
+        <w:t xml:space="preserve"> </w:t>
+      </w:r>
+      <w:r>
+        <w:rPr>
+          <w:rStyle w:val="VerbatimChar"/>
+          <w:lang w:val="de"/>
+        </w:rPr>
+        <w:t xml:space="preserve">H</w:t>
+      </w:r>
+      <w:r>
+        <w:rPr>
+          <w:lang w:val="de"/>
+        </w:rPr>
+        <w:t xml:space="preserve">.</w:t>
+      </w:r>
+    </w:p>
+    <w:p>
+      <w:pPr>
+        <w:pStyle w:val="BodyText"/>
+      </w:pPr>
+      <w:r>
+        <w:rPr>
+          <w:rStyle w:val="VerbatimChar"/>
+          <w:lang w:val="de"/>
+        </w:rPr>
+        <w:t xml:space="preserve">H</w:t>
+      </w:r>
+      <w:r>
+        <w:rPr>
+          <w:lang w:val="de"/>
+        </w:rPr>
+        <w:t xml:space="preserve"> </w:t>
+      </w:r>
+      <w:r>
+        <w:rPr>
+          <w:lang w:val="de"/>
+        </w:rPr>
+        <w:t xml:space="preserve">ist der Sammelgruppenschlüssel für</w:t>
+      </w:r>
+      <w:r>
+        <w:rPr>
+          <w:lang w:val="de"/>
+        </w:rPr>
+        <w:t xml:space="preserve"> </w:t>
+      </w:r>
+      <w:r>
+        <w:rPr>
+          <w:i/>
+          <w:iCs/>
+          <w:lang w:val="de"/>
+        </w:rPr>
+        <w:t xml:space="preserve">Leistungserbringer von</w:t>
+      </w:r>
+      <w:r>
+        <w:rPr>
+          <w:i/>
+          <w:iCs/>
+          <w:lang w:val="de"/>
+        </w:rPr>
+        <w:t xml:space="preserve"> </w:t>
+      </w:r>
+      <w:r>
+        <w:rPr>
+          <w:i/>
+          <w:iCs/>
+          <w:lang w:val="de"/>
+        </w:rPr>
+        <w:t xml:space="preserve">Rehabilitationssport</w:t>
+      </w:r>
+      <w:r>
+        <w:rPr>
+          <w:lang w:val="de"/>
+        </w:rPr>
+        <w:t xml:space="preserve"> </w:t>
+      </w:r>
+      <w:r>
+        <w:rPr>
+          <w:lang w:val="de"/>
+        </w:rPr>
+        <w:t xml:space="preserve">— für eine Hebamme falsch; richtig wäre</w:t>
+      </w:r>
+      <w:r>
+        <w:rPr>
+          <w:lang w:val="de"/>
+        </w:rPr>
+        <w:t xml:space="preserve"> </w:t>
+      </w:r>
+      <w:r>
+        <w:rPr>
+          <w:rStyle w:val="VerbatimChar"/>
+          <w:lang w:val="de"/>
+        </w:rPr>
+        <w:t xml:space="preserve">F</w:t>
+      </w:r>
+      <w:r>
+        <w:rPr>
+          <w:lang w:val="de"/>
+        </w:rPr>
+        <w:t xml:space="preserve">. Der Wert</w:t>
+      </w:r>
+      <w:r>
+        <w:rPr>
+          <w:lang w:val="de"/>
+        </w:rPr>
+        <w:t xml:space="preserve"> </w:t>
+      </w:r>
+      <w:r>
+        <w:rPr>
+          <w:lang w:val="de"/>
+        </w:rPr>
+        <w:t xml:space="preserve">stammte aus der Referenzdatei</w:t>
+      </w:r>
+      <w:r>
+        <w:rPr>
+          <w:lang w:val="de"/>
+        </w:rPr>
+        <w:t xml:space="preserve"> </w:t>
+      </w:r>
+      <w:r>
+        <w:rPr>
+          <w:rStyle w:val="VerbatimChar"/>
+          <w:lang w:val="de"/>
+        </w:rPr>
+        <w:t xml:space="preserve">Valide.DTA</w:t>
+      </w:r>
+      <w:r>
+        <w:rPr>
+          <w:lang w:val="de"/>
+        </w:rPr>
+        <w:t xml:space="preserve">, die im selben Zug den</w:t>
+      </w:r>
+      <w:r>
+        <w:rPr>
+          <w:lang w:val="de"/>
+        </w:rPr>
+        <w:t xml:space="preserve"> </w:t>
+      </w:r>
+      <w:r>
+        <w:rPr>
+          <w:lang w:val="de"/>
+        </w:rPr>
+        <w:t xml:space="preserve">Abrechnungscode</w:t>
+      </w:r>
+      <w:r>
+        <w:rPr>
+          <w:lang w:val="de"/>
+        </w:rPr>
+        <w:t xml:space="preserve"> </w:t>
+      </w:r>
+      <w:r>
+        <w:rPr>
+          <w:rStyle w:val="VerbatimChar"/>
+          <w:lang w:val="de"/>
+        </w:rPr>
+        <w:t xml:space="preserve">61</w:t>
+      </w:r>
+      <w:r>
+        <w:rPr>
+          <w:lang w:val="de"/>
+        </w:rPr>
+        <w:t xml:space="preserve"> </w:t>
+      </w:r>
+      <w:r>
+        <w:rPr>
+          <w:lang w:val="de"/>
+        </w:rPr>
+        <w:t xml:space="preserve">führt. Und</w:t>
+      </w:r>
+      <w:r>
+        <w:rPr>
+          <w:lang w:val="de"/>
+        </w:rPr>
+        <w:t xml:space="preserve"> </w:t>
+      </w:r>
+      <w:r>
+        <w:rPr>
+          <w:rStyle w:val="VerbatimChar"/>
+          <w:lang w:val="de"/>
+        </w:rPr>
+        <w:t xml:space="preserve">61</w:t>
+      </w:r>
+      <w:r>
+        <w:rPr>
+          <w:lang w:val="de"/>
+        </w:rPr>
+        <w:t xml:space="preserve"> </w:t>
+      </w:r>
+      <w:r>
+        <w:rPr>
+          <w:lang w:val="de"/>
+        </w:rPr>
+        <w:t xml:space="preserve">gehört tatsächlich zu</w:t>
+      </w:r>
+      <w:r>
+        <w:rPr>
+          <w:lang w:val="de"/>
+        </w:rPr>
+        <w:t xml:space="preserve"> </w:t>
+      </w:r>
+      <w:r>
+        <w:rPr>
+          <w:rStyle w:val="VerbatimChar"/>
+          <w:lang w:val="de"/>
+        </w:rPr>
+        <w:t xml:space="preserve">H</w:t>
+      </w:r>
+      <w:r>
+        <w:rPr>
+          <w:lang w:val="de"/>
+        </w:rPr>
+        <w:t xml:space="preserve"> </w:t>
+      </w:r>
+      <w:r>
+        <w:rPr>
+          <w:lang w:val="de"/>
+        </w:rPr>
+        <w:t xml:space="preserve">— die</w:t>
+      </w:r>
+      <w:r>
+        <w:rPr>
+          <w:lang w:val="de"/>
+        </w:rPr>
+        <w:t xml:space="preserve"> </w:t>
+      </w:r>
+      <w:r>
+        <w:rPr>
+          <w:lang w:val="de"/>
+        </w:rPr>
+        <w:t xml:space="preserve">Referenzdatei war in sich stimmig, nur bildete sie nicht den Fall ab, an dem</w:t>
+      </w:r>
+      <w:r>
+        <w:rPr>
+          <w:lang w:val="de"/>
+        </w:rPr>
+        <w:t xml:space="preserve"> </w:t>
+      </w:r>
+      <w:r>
+        <w:rPr>
+          <w:lang w:val="de"/>
+        </w:rPr>
+        <w:t xml:space="preserve">der Fehler sich zeigte.</w:t>
+      </w:r>
+    </w:p>
+    <w:p>
+      <w:pPr>
+        <w:pStyle w:val="BodyText"/>
+      </w:pPr>
+      <w:r>
+        <w:rPr>
+          <w:b/>
+          <w:bCs/>
+          <w:lang w:val="de"/>
+        </w:rPr>
+        <w:t xml:space="preserve">Eine Referenzdatei, die fehlerfrei durchläuft, beweist Konsistenz — nicht,</w:t>
+      </w:r>
+      <w:r>
+        <w:rPr>
+          <w:b/>
+          <w:bCs/>
+          <w:lang w:val="de"/>
+        </w:rPr>
+        <w:t xml:space="preserve"> </w:t>
+      </w:r>
+      <w:r>
+        <w:rPr>
+          <w:b/>
+          <w:bCs/>
+          <w:lang w:val="de"/>
+        </w:rPr>
+        <w:t xml:space="preserve">dass sie den richtigen Fall abbildet.</w:t>
+      </w:r>
+      <w:r>
+        <w:rPr>
+          <w:lang w:val="de"/>
+        </w:rPr>
+        <w:t xml:space="preserve"> </w:t>
+      </w:r>
+      <w:r>
+        <w:rPr>
+          <w:lang w:val="de"/>
+        </w:rPr>
+        <w:t xml:space="preserve">Aufgefallen wäre der Fehler erst bei</w:t>
+      </w:r>
+      <w:r>
+        <w:rPr>
+          <w:lang w:val="de"/>
+        </w:rPr>
+        <w:t xml:space="preserve"> </w:t>
+      </w:r>
+      <w:r>
+        <w:rPr>
+          <w:lang w:val="de"/>
+        </w:rPr>
+        <w:t xml:space="preserve">der Kasse, in der Prüfstufe, die Schlüsselausprägungen gegen das</w:t>
+      </w:r>
+      <w:r>
+        <w:rPr>
+          <w:lang w:val="de"/>
+        </w:rPr>
+        <w:t xml:space="preserve"> </w:t>
+      </w:r>
+      <w:r>
+        <w:rPr>
+          <w:lang w:val="de"/>
+        </w:rPr>
+        <w:t xml:space="preserve">Schlüsselverzeichnis hält: Die Lieferung wäre angenommen und zurückgewiesen</w:t>
+      </w:r>
+      <w:r>
+        <w:rPr>
+          <w:lang w:val="de"/>
+        </w:rPr>
+        <w:t xml:space="preserve"> </w:t>
+      </w:r>
+      <w:r>
+        <w:rPr>
+          <w:lang w:val="de"/>
+        </w:rPr>
+        <w:t xml:space="preserve">worden, nicht bezahlt.</w:t>
+      </w:r>
+    </w:p>
+    <w:p>
+      <w:pPr>
+        <w:pStyle w:val="BodyText"/>
+      </w:pPr>
+      <w:r>
+        <w:rPr>
+          <w:lang w:val="de"/>
+        </w:rPr>
+        <w:t xml:space="preserve">Die Lösung ist im Kleinen dieselbe wie die Entscheidung im Großen für dieses</w:t>
+      </w:r>
+      <w:r>
+        <w:rPr>
+          <w:lang w:val="de"/>
+        </w:rPr>
+        <w:t xml:space="preserve"> </w:t>
+      </w:r>
+      <w:r>
+        <w:rPr>
+          <w:lang w:val="de"/>
+        </w:rPr>
+        <w:t xml:space="preserve">Projektteil: keine Verzweigung im Code, sondern eine Tabelle — Abrechnungscode</w:t>
+      </w:r>
+      <w:r>
+        <w:rPr>
+          <w:lang w:val="de"/>
+        </w:rPr>
+        <w:t xml:space="preserve"> </w:t>
+      </w:r>
+      <w:r>
+        <w:rPr>
+          <w:lang w:val="de"/>
+        </w:rPr>
+        <w:t xml:space="preserve">auf Buchstabe, vollständig nach Anlage 3 und mit einem eigenen Wert für „dazu</w:t>
+      </w:r>
+      <w:r>
+        <w:rPr>
+          <w:lang w:val="de"/>
+        </w:rPr>
+        <w:t xml:space="preserve"> </w:t>
+      </w:r>
+      <w:r>
+        <w:rPr>
+          <w:lang w:val="de"/>
+        </w:rPr>
+        <w:t xml:space="preserve">findet sich nichts”, statt eines erfundenen Buchstabens, der zufällig zu einem</w:t>
+      </w:r>
+      <w:r>
+        <w:rPr>
+          <w:lang w:val="de"/>
+        </w:rPr>
+        <w:t xml:space="preserve"> </w:t>
+      </w:r>
+      <w:r>
+        <w:rPr>
+          <w:lang w:val="de"/>
+        </w:rPr>
+        <w:t xml:space="preserve">fremden Bereich gehört.</w:t>
+      </w:r>
+    </w:p>
+    <w:bookmarkEnd w:id="164"/>
+    <w:bookmarkStart w:id="165" w:name="was-die-zähler-zählen"/>
+    <w:p>
+      <w:pPr>
+        <w:pStyle w:val="Heading3"/>
+      </w:pPr>
+      <w:r>
+        <w:rPr>
+          <w:lang w:val="de"/>
+        </w:rPr>
+        <w:t xml:space="preserve">Was die Zähler zählen</w:t>
+      </w:r>
+    </w:p>
+    <w:p>
+      <w:pPr>
+        <w:pStyle w:val="FirstParagraph"/>
+      </w:pPr>
+      <w:r>
+        <w:rPr>
+          <w:rStyle w:val="VerbatimChar"/>
+          <w:lang w:val="de"/>
+        </w:rPr>
+        <w:t xml:space="preserve">UNT</w:t>
+      </w:r>
+      <w:r>
+        <w:rPr>
+          <w:lang w:val="de"/>
+        </w:rPr>
+        <w:t xml:space="preserve"> </w:t>
+      </w:r>
+      <w:r>
+        <w:rPr>
+          <w:lang w:val="de"/>
+        </w:rPr>
+        <w:t xml:space="preserve">zählt die Segmente der</w:t>
+      </w:r>
+      <w:r>
+        <w:rPr>
+          <w:lang w:val="de"/>
+        </w:rPr>
+        <w:t xml:space="preserve"> </w:t>
+      </w:r>
+      <w:r>
+        <w:rPr>
+          <w:b/>
+          <w:bCs/>
+          <w:lang w:val="de"/>
+        </w:rPr>
+        <w:t xml:space="preserve">eigenen</w:t>
+      </w:r>
+      <w:r>
+        <w:rPr>
+          <w:lang w:val="de"/>
+        </w:rPr>
+        <w:t xml:space="preserve"> </w:t>
+      </w:r>
+      <w:r>
+        <w:rPr>
+          <w:lang w:val="de"/>
+        </w:rPr>
+        <w:t xml:space="preserve">Nachricht, Kopf und Abschluss</w:t>
+      </w:r>
+      <w:r>
+        <w:rPr>
+          <w:lang w:val="de"/>
+        </w:rPr>
+        <w:t xml:space="preserve"> </w:t>
+      </w:r>
+      <w:r>
+        <w:rPr>
+          <w:lang w:val="de"/>
+        </w:rPr>
+        <w:t xml:space="preserve">eingeschlossen, sechsstellig.</w:t>
+      </w:r>
+      <w:r>
+        <w:rPr>
+          <w:lang w:val="de"/>
+        </w:rPr>
+        <w:t xml:space="preserve"> </w:t>
+      </w:r>
+      <w:r>
+        <w:rPr>
+          <w:rStyle w:val="VerbatimChar"/>
+          <w:lang w:val="de"/>
+        </w:rPr>
+        <w:t xml:space="preserve">UNZ</w:t>
+      </w:r>
+      <w:r>
+        <w:rPr>
+          <w:lang w:val="de"/>
+        </w:rPr>
+        <w:t xml:space="preserve"> </w:t>
+      </w:r>
+      <w:r>
+        <w:rPr>
+          <w:lang w:val="de"/>
+        </w:rPr>
+        <w:t xml:space="preserve">zählt die</w:t>
+      </w:r>
+      <w:r>
+        <w:rPr>
+          <w:lang w:val="de"/>
+        </w:rPr>
+        <w:t xml:space="preserve"> </w:t>
+      </w:r>
+      <w:r>
+        <w:rPr>
+          <w:b/>
+          <w:bCs/>
+          <w:lang w:val="de"/>
+        </w:rPr>
+        <w:t xml:space="preserve">Nachrichten</w:t>
+      </w:r>
+      <w:r>
+        <w:rPr>
+          <w:lang w:val="de"/>
+        </w:rPr>
+        <w:t xml:space="preserve"> </w:t>
+      </w:r>
+      <w:r>
+        <w:rPr>
+          <w:lang w:val="de"/>
+        </w:rPr>
+        <w:t xml:space="preserve">der Übertragung,</w:t>
+      </w:r>
+      <w:r>
+        <w:rPr>
+          <w:lang w:val="de"/>
+        </w:rPr>
+        <w:t xml:space="preserve"> </w:t>
+      </w:r>
+      <w:r>
+        <w:rPr>
+          <w:lang w:val="de"/>
+        </w:rPr>
+        <w:t xml:space="preserve">nicht ihre Segmente. Beide verschieben sich bei jeder Änderung an der</w:t>
+      </w:r>
+      <w:r>
+        <w:rPr>
+          <w:lang w:val="de"/>
+        </w:rPr>
+        <w:t xml:space="preserve"> </w:t>
+      </w:r>
+      <w:r>
+        <w:rPr>
+          <w:lang w:val="de"/>
+        </w:rPr>
+        <w:t xml:space="preserve">Nachricht mit — ein ergänztes Segment ohne angepassten Zähler ist ein</w:t>
+      </w:r>
+      <w:r>
+        <w:rPr>
+          <w:lang w:val="de"/>
+        </w:rPr>
+        <w:t xml:space="preserve"> </w:t>
+      </w:r>
+      <w:r>
+        <w:rPr>
+          <w:lang w:val="de"/>
+        </w:rPr>
+        <w:t xml:space="preserve">Syntaxfehler, und zwar einer, der die ganze Lieferung betrifft, nicht nur die</w:t>
+      </w:r>
+      <w:r>
+        <w:rPr>
+          <w:lang w:val="de"/>
+        </w:rPr>
+        <w:t xml:space="preserve"> </w:t>
+      </w:r>
+      <w:r>
+        <w:rPr>
+          <w:lang w:val="de"/>
+        </w:rPr>
+        <w:t xml:space="preserve">eine Zeile.</w:t>
+      </w:r>
+    </w:p>
+    <w:bookmarkEnd w:id="165"/>
+    <w:bookmarkEnd w:id="166"/>
+    <w:bookmarkStart w:id="168" w:name="entscheidung-10"/>
+    <w:p>
+      <w:pPr>
+        <w:pStyle w:val="Heading2"/>
+      </w:pPr>
+      <w:r>
+        <w:rPr>
+          <w:lang w:val="de"/>
+        </w:rPr>
+        <w:t xml:space="preserve">Entscheidung</w:t>
+      </w:r>
+    </w:p>
+    <w:p>
+      <w:pPr>
+        <w:pStyle w:val="FirstParagraph"/>
+      </w:pPr>
+      <w:r>
+        <w:rPr>
+          <w:b/>
+          <w:bCs/>
+          <w:lang w:val="de"/>
+        </w:rPr>
+        <w:t xml:space="preserve">Der Nachrichtenaufbau liegt als Daten vor, nicht als Code je Segment.</w:t>
+      </w:r>
+      <w:r>
+        <w:rPr>
+          <w:lang w:val="de"/>
+        </w:rPr>
+        <w:t xml:space="preserve"> </w:t>
+      </w:r>
+      <w:r>
+        <w:rPr>
+          <w:lang w:val="de"/>
+        </w:rPr>
+        <w:t xml:space="preserve">Dreizehn JSON-Dateien, eine je Segmenttyp, gelesen über einen gemeinsamen</w:t>
+      </w:r>
+      <w:r>
+        <w:rPr>
+          <w:lang w:val="de"/>
+        </w:rPr>
+        <w:t xml:space="preserve"> </w:t>
+      </w:r>
+      <w:r>
+        <w:rPr>
+          <w:lang w:val="de"/>
+        </w:rPr>
+        <w:t xml:space="preserve">Parser in zwei Klassen:</w:t>
+      </w:r>
+      <w:r>
+        <w:rPr>
+          <w:lang w:val="de"/>
+        </w:rPr>
+        <w:t xml:space="preserve"> </w:t>
+      </w:r>
+      <w:r>
+        <w:rPr>
+          <w:rStyle w:val="VerbatimChar"/>
+          <w:lang w:val="de"/>
+        </w:rPr>
+        <w:t xml:space="preserve">SegmentDefinition</w:t>
+      </w:r>
+      <w:r>
+        <w:rPr>
+          <w:lang w:val="de"/>
+        </w:rPr>
+        <w:t xml:space="preserve"> </w:t>
+      </w:r>
+      <w:r>
+        <w:rPr>
+          <w:lang w:val="de"/>
+        </w:rPr>
+        <w:t xml:space="preserve">für ein Segment,</w:t>
+      </w:r>
+      <w:r>
+        <w:rPr>
+          <w:lang w:val="de"/>
+        </w:rPr>
+        <w:t xml:space="preserve"> </w:t>
+      </w:r>
+      <w:r>
+        <w:rPr>
+          <w:rStyle w:val="VerbatimChar"/>
+          <w:lang w:val="de"/>
+        </w:rPr>
+        <w:t xml:space="preserve">FieldDefinition</w:t>
+      </w:r>
+      <w:r>
+        <w:rPr>
+          <w:lang w:val="de"/>
+        </w:rPr>
+        <w:t xml:space="preserve"> </w:t>
+      </w:r>
+      <w:r>
+        <w:rPr>
+          <w:lang w:val="de"/>
+        </w:rPr>
+        <w:t xml:space="preserve">für ein Feld. Komposita liegen in derselben flachen, geordneten Struktur wie</w:t>
+      </w:r>
+      <w:r>
+        <w:rPr>
+          <w:lang w:val="de"/>
+        </w:rPr>
+        <w:t xml:space="preserve"> </w:t>
+      </w:r>
+      <w:r>
+        <w:rPr>
+          <w:lang w:val="de"/>
+        </w:rPr>
+        <w:t xml:space="preserve">einfache Felder. Die Typisierung im Code bleibt grob; die feine Form bleibt</w:t>
+      </w:r>
+      <w:r>
+        <w:rPr>
+          <w:lang w:val="de"/>
+        </w:rPr>
+        <w:t xml:space="preserve"> </w:t>
+      </w:r>
+      <w:r>
+        <w:rPr>
+          <w:lang w:val="de"/>
+        </w:rPr>
+        <w:t xml:space="preserve">Beschreibung.</w:t>
+      </w:r>
+    </w:p>
+    <w:tbl>
+      <w:tblPr>
+        <w:tblStyle w:val="Table"/>
+        <w:tblW w:type="pct" w:w="5000"/>
+        <w:tblLayout w:type="fixed"/>
+        <w:tblLook w:firstRow="1" w:lastRow="0" w:firstColumn="0" w:lastColumn="0" w:noHBand="0" w:noVBand="0" w:val="0020"/>
+      </w:tblPr>
+      <w:tblGrid>
+        <w:gridCol w:w="3960"/>
+        <w:gridCol w:w="3960"/>
+      </w:tblGrid>
+      <w:tr>
+        <w:trPr>
+          <w:tblHeader w:val="on"/>
+        </w:trPr>
+        <w:tc>
+          <w:tcPr/>
+          <w:p>
+            <w:pPr>
+              <w:pStyle w:val="Compact"/>
+            </w:pPr>
+            <w:r>
+              <w:rPr>
+                <w:lang w:val="de"/>
+              </w:rPr>
+              <w:t xml:space="preserve">Festlegung</w:t>
+            </w:r>
+          </w:p>
+        </w:tc>
+        <w:tc>
+          <w:tcPr/>
+          <w:p>
+            <w:pPr>
+              <w:pStyle w:val="Compact"/>
+            </w:pPr>
+            <w:r>
+              <w:rPr>
+                <w:lang w:val="de"/>
+              </w:rPr>
+              <w:t xml:space="preserve">Grund</w:t>
+            </w:r>
+          </w:p>
+        </w:tc>
+      </w:tr>
+      <w:tr>
+        <w:tc>
+          <w:tcPr/>
+          <w:p>
+            <w:pPr>
+              <w:pStyle w:val="Compact"/>
+            </w:pPr>
+            <w:r>
+              <w:rPr>
+                <w:lang w:val="de"/>
+              </w:rPr>
+              <w:t xml:space="preserve">Segmentaufbau als JSON, nicht als Java-Klasse je Segment</w:t>
+            </w:r>
+          </w:p>
+        </w:tc>
+        <w:tc>
+          <w:tcPr/>
+          <w:p>
+            <w:pPr>
+              <w:pStyle w:val="Compact"/>
+            </w:pPr>
+            <w:r>
+              <w:rPr>
+                <w:lang w:val="de"/>
+              </w:rPr>
+              <w:t xml:space="preserve">Eine Ergänzung ist eine Datei, kein neuer Code</w:t>
+            </w:r>
+          </w:p>
+        </w:tc>
+      </w:tr>
+      <w:tr>
+        <w:tc>
+          <w:tcPr/>
+          <w:p>
+            <w:pPr>
+              <w:pStyle w:val="Compact"/>
+            </w:pPr>
+            <w:r>
+              <w:rPr>
+                <w:lang w:val="de"/>
+              </w:rPr>
+              <w:t xml:space="preserve">Eine Quelle für Erzeugung, Prüfung und Oberflächentext</w:t>
+            </w:r>
+          </w:p>
+        </w:tc>
+        <w:tc>
+          <w:tcPr/>
+          <w:p>
+            <w:pPr>
+              <w:pStyle w:val="Compact"/>
+            </w:pPr>
+            <w:r>
+              <w:rPr>
+                <w:lang w:val="de"/>
+              </w:rPr>
+              <w:t xml:space="preserve">Verhindert widersprüchliche Abschriften derselben Regel</w:t>
+            </w:r>
+          </w:p>
+        </w:tc>
+      </w:tr>
+      <w:tr>
+        <w:tc>
+          <w:tcPr/>
+          <w:p>
+            <w:pPr>
+              <w:pStyle w:val="Compact"/>
+            </w:pPr>
+            <w:r>
+              <w:rPr>
+                <w:lang w:val="de"/>
+              </w:rPr>
+              <w:t xml:space="preserve">Komposita ohne eigenen Baum, über einen kombinierten Positionsschlüssel</w:t>
+            </w:r>
+          </w:p>
+        </w:tc>
+        <w:tc>
+          <w:tcPr/>
+          <w:p>
+            <w:pPr>
+              <w:pStyle w:val="Compact"/>
+            </w:pPr>
+            <w:r>
+              <w:rPr>
+                <w:lang w:val="de"/>
+              </w:rPr>
+              <w:t xml:space="preserve">Eine Ordnung reicht, wenn nur die Reihenfolge zählt</w:t>
+            </w:r>
+          </w:p>
+        </w:tc>
+      </w:tr>
+      <w:tr>
+        <w:tc>
+          <w:tcPr/>
+          <w:p>
+            <w:pPr>
+              <w:pStyle w:val="Compact"/>
+            </w:pPr>
+            <w:r>
+              <w:rPr>
+                <w:lang w:val="de"/>
+              </w:rPr>
+              <w:t xml:space="preserve">Feldübergreifende Regeln bleiben Text, nicht Struktur</w:t>
+            </w:r>
+          </w:p>
+        </w:tc>
+        <w:tc>
+          <w:tcPr/>
+          <w:p>
+            <w:pPr>
+              <w:pStyle w:val="Compact"/>
+            </w:pPr>
+            <w:r>
+              <w:rPr>
+                <w:lang w:val="de"/>
+              </w:rPr>
+              <w:t xml:space="preserve">Verhalten gehört in Code, nicht in eine zweite Sprache aus JSON</w:t>
+            </w:r>
+          </w:p>
+        </w:tc>
+      </w:tr>
+    </w:tbl>
+    <w:bookmarkStart w:id="167" w:name="warum-nicht-der-einfachere-weg-9"/>
+    <w:p>
+      <w:pPr>
+        <w:pStyle w:val="Heading3"/>
+      </w:pPr>
+      <w:r>
+        <w:rPr>
+          <w:lang w:val="de"/>
+        </w:rPr>
+        <w:t xml:space="preserve">Warum nicht der einfachere Weg</w:t>
+      </w:r>
+    </w:p>
+    <w:p>
+      <w:pPr>
+        <w:pStyle w:val="FirstParagraph"/>
+      </w:pPr>
+      <w:r>
+        <w:rPr>
+          <w:lang w:val="de"/>
+        </w:rPr>
+        <w:t xml:space="preserve">Eine Java-Klasse je Segment wäre im eigenen Code bequemer zu lesen gewesen —</w:t>
+      </w:r>
+      <w:r>
+        <w:rPr>
+          <w:lang w:val="de"/>
+        </w:rPr>
+        <w:t xml:space="preserve"> </w:t>
+      </w:r>
+      <w:r>
+        <w:rPr>
+          <w:lang w:val="de"/>
+        </w:rPr>
+        <w:t xml:space="preserve">kein Nachschlagen in einer Map, sondern ein benanntes Feld. Dagegen spricht,</w:t>
+      </w:r>
+      <w:r>
+        <w:rPr>
+          <w:lang w:val="de"/>
+        </w:rPr>
+        <w:t xml:space="preserve"> </w:t>
+      </w:r>
+      <w:r>
+        <w:rPr>
+          <w:lang w:val="de"/>
+        </w:rPr>
+        <w:t xml:space="preserve">dass die Form nicht von diesem Projekt stammt, sondern von einer Anlage, die</w:t>
+      </w:r>
+      <w:r>
+        <w:rPr>
+          <w:lang w:val="de"/>
+        </w:rPr>
+        <w:t xml:space="preserve"> </w:t>
+      </w:r>
+      <w:r>
+        <w:rPr>
+          <w:lang w:val="de"/>
+        </w:rPr>
+        <w:t xml:space="preserve">sich je Leistungsbereich und Fassung unterscheidet. Jede Klasse hätte bei jeder</w:t>
+      </w:r>
+      <w:r>
+        <w:rPr>
+          <w:lang w:val="de"/>
+        </w:rPr>
+        <w:t xml:space="preserve"> </w:t>
+      </w:r>
+      <w:r>
+        <w:rPr>
+          <w:lang w:val="de"/>
+        </w:rPr>
+        <w:t xml:space="preserve">Ergänzung eine neue Übersetzung verlangt — genau das Risiko, das die</w:t>
+      </w:r>
+      <w:r>
+        <w:rPr>
+          <w:lang w:val="de"/>
+        </w:rPr>
+        <w:t xml:space="preserve"> </w:t>
+      </w:r>
+      <w:r>
+        <w:rPr>
+          <w:lang w:val="de"/>
+        </w:rPr>
+        <w:t xml:space="preserve">Leistungsbereich-Tabelle im Kleinen schon zeigt.</w:t>
+      </w:r>
+    </w:p>
+    <w:bookmarkEnd w:id="167"/>
+    <w:bookmarkEnd w:id="168"/>
+    <w:bookmarkStart w:id="172" w:name="ergebnis-10"/>
+    <w:p>
+      <w:pPr>
+        <w:pStyle w:val="Heading2"/>
+      </w:pPr>
+      <w:r>
+        <w:rPr>
+          <w:lang w:val="de"/>
+        </w:rPr>
+        <w:t xml:space="preserve">Ergebnis</w:t>
+      </w:r>
+    </w:p>
+    <w:p>
+      <w:pPr>
+        <w:pStyle w:val="FirstParagraph"/>
+      </w:pPr>
+      <w:r>
+        <w:rPr>
+          <w:lang w:val="de"/>
+        </w:rPr>
+        <w:t xml:space="preserve">Der Aufbau einer Lieferung liegt jetzt doppelt vor: maschinenlesbar in den</w:t>
+      </w:r>
+      <w:r>
+        <w:rPr>
+          <w:lang w:val="de"/>
+        </w:rPr>
+        <w:t xml:space="preserve"> </w:t>
+      </w:r>
+      <w:r>
+        <w:rPr>
+          <w:lang w:val="de"/>
+        </w:rPr>
+        <w:t xml:space="preserve">JSON-Beschreibungen unter</w:t>
+      </w:r>
+      <w:r>
+        <w:rPr>
+          <w:lang w:val="de"/>
+        </w:rPr>
+        <w:t xml:space="preserve"> </w:t>
+      </w:r>
+      <w:r>
+        <w:rPr>
+          <w:rStyle w:val="VerbatimChar"/>
+          <w:lang w:val="de"/>
+        </w:rPr>
+        <w:t xml:space="preserve">resources/segments/</w:t>
+      </w:r>
+      <w:r>
+        <w:rPr>
+          <w:lang w:val="de"/>
+        </w:rPr>
+        <w:t xml:space="preserve">, und als Bild im</w:t>
+      </w:r>
+      <w:r>
+        <w:rPr>
+          <w:lang w:val="de"/>
+        </w:rPr>
+        <w:t xml:space="preserve"> </w:t>
+      </w:r>
+      <w:r>
+        <w:rPr>
+          <w:lang w:val="de"/>
+        </w:rPr>
+        <w:t xml:space="preserve">Aufbaudiagramm.</w:t>
+      </w:r>
+    </w:p>
+    <w:p>
+      <w:pPr>
+        <w:pStyle w:val="CaptionedFigure"/>
+      </w:pPr>
+      <w:r>
+        <w:drawing>
+          <wp:inline>
+            <wp:extent cx="5334000" cy="5531675"/>
+            <wp:effectExtent b="0" l="0" r="0" t="0"/>
+            <wp:docPr descr="Aufbau einer Lieferung" title="" id="170" name="Picture"/>
+            <a:graphic>
+              <a:graphicData uri="http://schemas.openxmlformats.org/drawingml/2006/picture">
+                <pic:pic>
+                  <pic:nvPicPr>
+                    <pic:cNvPr descr="../GKVTransmitter_Nachrichtenaufbau.png" id="171" name="Picture"/>
+                    <pic:cNvPicPr>
+                      <a:picLocks noChangeArrowheads="1" noChangeAspect="1"/>
+                    </pic:cNvPicPr>
+                  </pic:nvPicPr>
+                  <pic:blipFill>
+                    <a:blip r:embed="rId169"/>
+                    <a:stretch>
+                      <a:fillRect/>
+                    </a:stretch>
+                  </pic:blipFill>
+                  <pic:spPr bwMode="auto">
+                    <a:xfrm>
+                      <a:off x="0" y="0"/>
+                      <a:ext cx="5334000" cy="5531675"/>
+                    </a:xfrm>
+                    <a:prstGeom prst="rect">
+                      <a:avLst/>
+                    </a:prstGeom>
+                    <a:noFill/>
+                    <a:ln w="9525">
+                      <a:noFill/>
+                      <a:headEnd/>
+                      <a:tailEnd/>
+                    </a:ln>
+                  </pic:spPr>
+                </pic:pic>
+              </a:graphicData>
+            </a:graphic>
+          </wp:inline>
+        </w:drawing>
+      </w:r>
+    </w:p>
+    <w:p>
+      <w:pPr>
+        <w:pStyle w:val="ImageCaption"/>
+      </w:pPr>
+      <w:r>
+        <w:rPr>
+          <w:lang w:val="de"/>
+        </w:rPr>
+        <w:t xml:space="preserve">Aufbau einer Lieferung</w:t>
+      </w:r>
+    </w:p>
+    <w:p>
+      <w:pPr>
+        <w:pStyle w:val="BodyText"/>
+      </w:pPr>
+      <w:r>
+        <w:rPr>
+          <w:lang w:val="de"/>
+        </w:rPr>
+        <w:t xml:space="preserve">Eine Übertragung beginnt mit</w:t>
+      </w:r>
+      <w:r>
+        <w:rPr>
+          <w:lang w:val="de"/>
+        </w:rPr>
+        <w:t xml:space="preserve"> </w:t>
+      </w:r>
+      <w:r>
+        <w:rPr>
+          <w:rStyle w:val="VerbatimChar"/>
+          <w:lang w:val="de"/>
+        </w:rPr>
+        <w:t xml:space="preserve">UNB</w:t>
+      </w:r>
+      <w:r>
+        <w:rPr>
+          <w:lang w:val="de"/>
+        </w:rPr>
+        <w:t xml:space="preserve"> </w:t>
+      </w:r>
+      <w:r>
+        <w:rPr>
+          <w:lang w:val="de"/>
+        </w:rPr>
+        <w:t xml:space="preserve">und endet mit</w:t>
+      </w:r>
+      <w:r>
+        <w:rPr>
+          <w:lang w:val="de"/>
+        </w:rPr>
+        <w:t xml:space="preserve"> </w:t>
+      </w:r>
+      <w:r>
+        <w:rPr>
+          <w:rStyle w:val="VerbatimChar"/>
+          <w:lang w:val="de"/>
+        </w:rPr>
+        <w:t xml:space="preserve">UNZ</w:t>
+      </w:r>
+      <w:r>
+        <w:rPr>
+          <w:lang w:val="de"/>
+        </w:rPr>
+        <w:t xml:space="preserve">, dazwischen zwei</w:t>
+      </w:r>
+      <w:r>
+        <w:rPr>
+          <w:lang w:val="de"/>
+        </w:rPr>
+        <w:t xml:space="preserve"> </w:t>
+      </w:r>
+      <w:r>
+        <w:rPr>
+          <w:lang w:val="de"/>
+        </w:rPr>
+        <w:t xml:space="preserve">Nachrichten mit eigenem</w:t>
+      </w:r>
+      <w:r>
+        <w:rPr>
+          <w:lang w:val="de"/>
+        </w:rPr>
+        <w:t xml:space="preserve"> </w:t>
+      </w:r>
+      <w:r>
+        <w:rPr>
+          <w:rStyle w:val="VerbatimChar"/>
+          <w:lang w:val="de"/>
+        </w:rPr>
+        <w:t xml:space="preserve">UNH</w:t>
+      </w:r>
+      <w:r>
+        <w:rPr>
+          <w:lang w:val="de"/>
+        </w:rPr>
+        <w:t xml:space="preserve">/</w:t>
+      </w:r>
+      <w:r>
+        <w:rPr>
+          <w:rStyle w:val="VerbatimChar"/>
+          <w:lang w:val="de"/>
+        </w:rPr>
+        <w:t xml:space="preserve">UNT</w:t>
+      </w:r>
+      <w:r>
+        <w:rPr>
+          <w:lang w:val="de"/>
+        </w:rPr>
+        <w:t xml:space="preserve">-Paar:</w:t>
+      </w:r>
+      <w:r>
+        <w:rPr>
+          <w:lang w:val="de"/>
+        </w:rPr>
+        <w:t xml:space="preserve"> </w:t>
+      </w:r>
+      <w:r>
+        <w:rPr>
+          <w:b/>
+          <w:bCs/>
+          <w:lang w:val="de"/>
+        </w:rPr>
+        <w:t xml:space="preserve">SLGA</w:t>
+      </w:r>
+      <w:r>
+        <w:rPr>
+          <w:lang w:val="de"/>
+        </w:rPr>
+        <w:t xml:space="preserve"> </w:t>
+      </w:r>
+      <w:r>
+        <w:rPr>
+          <w:lang w:val="de"/>
+        </w:rPr>
+        <w:t xml:space="preserve">trägt die Summen- und</w:t>
+      </w:r>
+      <w:r>
+        <w:rPr>
+          <w:lang w:val="de"/>
+        </w:rPr>
+        <w:t xml:space="preserve"> </w:t>
+      </w:r>
+      <w:r>
+        <w:rPr>
+          <w:lang w:val="de"/>
+        </w:rPr>
+        <w:t xml:space="preserve">Begleitdaten,</w:t>
+      </w:r>
+      <w:r>
+        <w:rPr>
+          <w:lang w:val="de"/>
+        </w:rPr>
+        <w:t xml:space="preserve"> </w:t>
+      </w:r>
+      <w:r>
+        <w:rPr>
+          <w:b/>
+          <w:bCs/>
+          <w:lang w:val="de"/>
+        </w:rPr>
+        <w:t xml:space="preserve">SLLA</w:t>
+      </w:r>
+      <w:r>
+        <w:rPr>
+          <w:lang w:val="de"/>
+        </w:rPr>
+        <w:t xml:space="preserve"> </w:t>
+      </w:r>
+      <w:r>
+        <w:rPr>
+          <w:lang w:val="de"/>
+        </w:rPr>
+        <w:t xml:space="preserve">die Fall- und Leistungsdaten. Beide tragen dieselben</w:t>
+      </w:r>
+      <w:r>
+        <w:rPr>
+          <w:lang w:val="de"/>
+        </w:rPr>
+        <w:t xml:space="preserve"> </w:t>
+      </w:r>
+      <w:r>
+        <w:rPr>
+          <w:lang w:val="de"/>
+        </w:rPr>
+        <w:t xml:space="preserve">vier Kennzeichen aus dem</w:t>
+      </w:r>
+      <w:r>
+        <w:rPr>
+          <w:lang w:val="de"/>
+        </w:rPr>
+        <w:t xml:space="preserve"> </w:t>
+      </w:r>
+      <w:r>
+        <w:rPr>
+          <w:rStyle w:val="VerbatimChar"/>
+          <w:lang w:val="de"/>
+        </w:rPr>
+        <w:t xml:space="preserve">FKT</w:t>
+      </w:r>
+      <w:r>
+        <w:rPr>
+          <w:lang w:val="de"/>
+        </w:rPr>
+        <w:t xml:space="preserve"> </w:t>
+      </w:r>
+      <w:r>
+        <w:rPr>
+          <w:lang w:val="de"/>
+        </w:rPr>
+        <w:t xml:space="preserve">— Erbringer, Kostenträger, Kasse,</w:t>
+      </w:r>
+      <w:r>
+        <w:rPr>
+          <w:lang w:val="de"/>
+        </w:rPr>
+        <w:t xml:space="preserve"> </w:t>
+      </w:r>
+      <w:r>
+        <w:rPr>
+          <w:lang w:val="de"/>
+        </w:rPr>
+        <w:t xml:space="preserve">Rechnungssteller — und müssen sich darin mit der jeweils anderen Nachricht</w:t>
+      </w:r>
+      <w:r>
+        <w:rPr>
+          <w:lang w:val="de"/>
+        </w:rPr>
+        <w:t xml:space="preserve"> </w:t>
+      </w:r>
+      <w:r>
+        <w:rPr>
+          <w:lang w:val="de"/>
+        </w:rPr>
+        <w:t xml:space="preserve">decken.</w:t>
+      </w:r>
+    </w:p>
+    <w:bookmarkEnd w:id="172"/>
+    <w:bookmarkStart w:id="173" w:name="offen-geblieben-10"/>
+    <w:p>
+      <w:pPr>
+        <w:pStyle w:val="Heading2"/>
+      </w:pPr>
+      <w:r>
+        <w:rPr>
+          <w:lang w:val="de"/>
+        </w:rPr>
+        <w:t xml:space="preserve">Offen geblieben</w:t>
+      </w:r>
+    </w:p>
+    <w:p>
+      <w:pPr>
+        <w:pStyle w:val="Compact"/>
+        <w:numPr>
+          <w:ilvl w:val="0"/>
+          <w:numId w:val="1014"/>
+        </w:numPr>
+      </w:pPr>
+      <w:r>
+        <w:rPr>
+          <w:b/>
+          <w:bCs/>
+          <w:lang w:val="de"/>
+        </w:rPr>
+        <w:t xml:space="preserve">Wovon das Tarifkennzeichen im</w:t>
+      </w:r>
+      <w:r>
+        <w:rPr>
+          <w:b/>
+          <w:bCs/>
+          <w:lang w:val="de"/>
+        </w:rPr>
+        <w:t xml:space="preserve"> </w:t>
+      </w:r>
+      <w:r>
+        <w:rPr>
+          <w:rStyle w:val="VerbatimChar"/>
+          <w:b/>
+          <w:bCs/>
+          <w:lang w:val="de"/>
+        </w:rPr>
+        <w:t xml:space="preserve">ENF</w:t>
+      </w:r>
+      <w:r>
+        <w:rPr>
+          <w:b/>
+          <w:bCs/>
+          <w:lang w:val="de"/>
+        </w:rPr>
+        <w:t xml:space="preserve"> </w:t>
+      </w:r>
+      <w:r>
+        <w:rPr>
+          <w:b/>
+          <w:bCs/>
+          <w:lang w:val="de"/>
+        </w:rPr>
+        <w:t xml:space="preserve">abhängt</w:t>
+      </w:r>
+      <w:r>
+        <w:rPr>
+          <w:lang w:val="de"/>
+        </w:rPr>
+        <w:t xml:space="preserve"> </w:t>
+      </w:r>
+      <w:r>
+        <w:rPr>
+          <w:lang w:val="de"/>
+        </w:rPr>
+        <w:t xml:space="preserve">— vom Dienstleister, von der</w:t>
+      </w:r>
+      <w:r>
+        <w:rPr>
+          <w:lang w:val="de"/>
+        </w:rPr>
+        <w:t xml:space="preserve"> </w:t>
+      </w:r>
+      <w:r>
+        <w:rPr>
+          <w:lang w:val="de"/>
+        </w:rPr>
+        <w:t xml:space="preserve">Kasse, oder ist es wirklich fest. Die Antwort entscheidet, ob es in die</w:t>
+      </w:r>
+      <w:r>
+        <w:rPr>
+          <w:lang w:val="de"/>
+        </w:rPr>
+        <w:t xml:space="preserve"> </w:t>
+      </w:r>
+      <w:r>
+        <w:rPr>
+          <w:lang w:val="de"/>
+        </w:rPr>
+        <w:t xml:space="preserve">Segmentbeschreibung, an</w:t>
+      </w:r>
+      <w:r>
+        <w:rPr>
+          <w:lang w:val="de"/>
+        </w:rPr>
+        <w:t xml:space="preserve"> </w:t>
+      </w:r>
+      <w:r>
+        <w:rPr>
+          <w:rStyle w:val="VerbatimChar"/>
+          <w:lang w:val="de"/>
+        </w:rPr>
+        <w:t xml:space="preserve">ServiceProvider</w:t>
+      </w:r>
+      <w:r>
+        <w:rPr>
+          <w:lang w:val="de"/>
+        </w:rPr>
+        <w:t xml:space="preserve"> </w:t>
+      </w:r>
+      <w:r>
+        <w:rPr>
+          <w:lang w:val="de"/>
+        </w:rPr>
+        <w:t xml:space="preserve">oder in eine eigene Zuordnung</w:t>
+      </w:r>
+      <w:r>
+        <w:rPr>
+          <w:lang w:val="de"/>
+        </w:rPr>
+        <w:t xml:space="preserve"> </w:t>
+      </w:r>
+      <w:r>
+        <w:rPr>
+          <w:lang w:val="de"/>
+        </w:rPr>
+        <w:t xml:space="preserve">gehört. Für einen einzigen Dienstleister mit einem Vertrag liefert die</w:t>
+      </w:r>
+      <w:r>
+        <w:rPr>
+          <w:lang w:val="de"/>
+        </w:rPr>
+        <w:t xml:space="preserve"> </w:t>
+      </w:r>
+      <w:r>
+        <w:rPr>
+          <w:lang w:val="de"/>
+        </w:rPr>
+        <w:t xml:space="preserve">heutige Lösung richtige Ergebnisse; mehr wurde noch nicht gebraucht.</w:t>
+      </w:r>
+    </w:p>
+    <w:p>
+      <w:pPr>
+        <w:pStyle w:val="Compact"/>
+        <w:numPr>
+          <w:ilvl w:val="0"/>
+          <w:numId w:val="1014"/>
+        </w:numPr>
+      </w:pPr>
+      <w:r>
+        <w:rPr>
+          <w:b/>
+          <w:bCs/>
+          <w:lang w:val="de"/>
+        </w:rPr>
+        <w:t xml:space="preserve">Die feldübergreifenden Pflichtkonventionen</w:t>
+      </w:r>
+      <w:r>
+        <w:rPr>
+          <w:lang w:val="de"/>
+        </w:rPr>
+        <w:t xml:space="preserve"> </w:t>
+      </w:r>
+      <w:r>
+        <w:rPr>
+          <w:lang w:val="de"/>
+        </w:rPr>
+        <w:t xml:space="preserve">— INV-oder-NAD, keine</w:t>
+      </w:r>
+      <w:r>
+        <w:rPr>
+          <w:lang w:val="de"/>
+        </w:rPr>
+        <w:t xml:space="preserve"> </w:t>
+      </w:r>
+      <w:r>
+        <w:rPr>
+          <w:lang w:val="de"/>
+        </w:rPr>
+        <w:t xml:space="preserve">Feldverschiebung — stehen nur als Text in der Beschreibung, nicht als</w:t>
+      </w:r>
+      <w:r>
+        <w:rPr>
+          <w:lang w:val="de"/>
+        </w:rPr>
+        <w:t xml:space="preserve"> </w:t>
+      </w:r>
+      <w:r>
+        <w:rPr>
+          <w:lang w:val="de"/>
+        </w:rPr>
+        <w:t xml:space="preserve">geprüfte Regel. Das wird erst in Teil 14 geschlossen.</w:t>
+      </w:r>
+    </w:p>
+    <w:bookmarkEnd w:id="173"/>
+    <w:bookmarkEnd w:id="174"/>
+    <w:bookmarkStart w:id="187" w:name="teil-12-nachrichtenerzeugung"/>
+    <w:p>
+      <w:pPr>
+        <w:pStyle w:val="Heading1"/>
+      </w:pPr>
+      <w:r>
+        <w:rPr>
+          <w:lang w:val="de"/>
+        </w:rPr>
+        <w:t xml:space="preserve">Teil 12 — Nachrichtenerzeugung</w:t>
+      </w:r>
+    </w:p>
+    <w:bookmarkStart w:id="175" w:name="ausgangslage-11"/>
+    <w:p>
+      <w:pPr>
+        <w:pStyle w:val="Heading2"/>
+      </w:pPr>
+      <w:r>
+        <w:rPr>
+          <w:lang w:val="de"/>
+        </w:rPr>
+        <w:t xml:space="preserve">Ausgangslage</w:t>
+      </w:r>
+    </w:p>
+    <w:p>
+      <w:pPr>
+        <w:pStyle w:val="FirstParagraph"/>
+      </w:pPr>
+      <w:r>
+        <w:rPr>
+          <w:lang w:val="de"/>
+        </w:rPr>
+        <w:t xml:space="preserve">Der Aufbau einer Lieferung steht (Teil 11): Segmente, Felder, Schachtelung,</w:t>
+      </w:r>
+      <w:r>
+        <w:rPr>
+          <w:lang w:val="de"/>
+        </w:rPr>
+        <w:t xml:space="preserve"> </w:t>
+      </w:r>
+      <w:r>
+        <w:rPr>
+          <w:lang w:val="de"/>
+        </w:rPr>
+        <w:t xml:space="preserve">Zähler — maschinenlesbar in den JSON-Beschreibungen und als Bild im</w:t>
+      </w:r>
+      <w:r>
+        <w:rPr>
+          <w:lang w:val="de"/>
+        </w:rPr>
+        <w:t xml:space="preserve"> </w:t>
+      </w:r>
+      <w:r>
+        <w:rPr>
+          <w:lang w:val="de"/>
+        </w:rPr>
+        <w:t xml:space="preserve">Aufbaudiagramm. Was fehlt, ist der Schritt dazwischen. Das Programm weiß</w:t>
+      </w:r>
+      <w:r>
+        <w:rPr>
+          <w:lang w:val="de"/>
+        </w:rPr>
+        <w:t xml:space="preserve"> </w:t>
+      </w:r>
+      <w:r>
+        <w:rPr>
+          <w:lang w:val="de"/>
+        </w:rPr>
+        <w:t xml:space="preserve">inzwischen,</w:t>
+      </w:r>
+      <w:r>
+        <w:rPr>
+          <w:lang w:val="de"/>
+        </w:rPr>
+        <w:t xml:space="preserve"> </w:t>
+      </w:r>
+      <w:r>
+        <w:rPr>
+          <w:b/>
+          <w:bCs/>
+          <w:lang w:val="de"/>
+        </w:rPr>
+        <w:t xml:space="preserve">wie</w:t>
+      </w:r>
+      <w:r>
+        <w:rPr>
+          <w:lang w:val="de"/>
+        </w:rPr>
+        <w:t xml:space="preserve"> </w:t>
+      </w:r>
+      <w:r>
+        <w:rPr>
+          <w:lang w:val="de"/>
+        </w:rPr>
+        <w:t xml:space="preserve">eine Nachricht aussieht; es hat noch keine erzeugt.</w:t>
+      </w:r>
+    </w:p>
+    <w:p>
+      <w:pPr>
+        <w:pStyle w:val="BodyText"/>
+      </w:pPr>
+      <w:r>
+        <w:rPr>
+          <w:lang w:val="de"/>
+        </w:rPr>
+        <w:t xml:space="preserve">Auf der einen Seite liegen Stammdaten: eine Teilnehmerin mit</w:t>
+      </w:r>
+      <w:r>
+        <w:rPr>
+          <w:lang w:val="de"/>
+        </w:rPr>
+        <w:t xml:space="preserve"> </w:t>
+      </w:r>
+      <w:r>
+        <w:rPr>
+          <w:lang w:val="de"/>
+        </w:rPr>
+        <w:t xml:space="preserve">Versichertenkennzeichen, eine Hebamme mit Institutionskennzeichen, eine</w:t>
+      </w:r>
+      <w:r>
+        <w:rPr>
+          <w:lang w:val="de"/>
+        </w:rPr>
+        <w:t xml:space="preserve"> </w:t>
+      </w:r>
+      <w:r>
+        <w:rPr>
+          <w:lang w:val="de"/>
+        </w:rPr>
+        <w:t xml:space="preserve">Blaupause mit dem Preis je Termin, eine Zahl wahrgenommener Termine. Auf der</w:t>
+      </w:r>
+      <w:r>
+        <w:rPr>
+          <w:lang w:val="de"/>
+        </w:rPr>
+        <w:t xml:space="preserve"> </w:t>
+      </w:r>
+      <w:r>
+        <w:rPr>
+          <w:lang w:val="de"/>
+        </w:rPr>
+        <w:t xml:space="preserve">anderen Seite steht eine Textdatei, in der jedes Zeichen eine vereinbarte</w:t>
+      </w:r>
+      <w:r>
+        <w:rPr>
+          <w:lang w:val="de"/>
+        </w:rPr>
+        <w:t xml:space="preserve"> </w:t>
+      </w:r>
+      <w:r>
+        <w:rPr>
+          <w:lang w:val="de"/>
+        </w:rPr>
+        <w:t xml:space="preserve">Bedeutung hat. Dieser Teil beschreibt den Weg von dort nach hier.</w:t>
+      </w:r>
+    </w:p>
+    <w:bookmarkEnd w:id="175"/>
+    <w:bookmarkStart w:id="176" w:name="ziel-dieses-teils-11"/>
+    <w:p>
+      <w:pPr>
+        <w:pStyle w:val="Heading2"/>
+      </w:pPr>
+      <w:r>
+        <w:rPr>
+          <w:lang w:val="de"/>
+        </w:rPr>
+        <w:t xml:space="preserve">Ziel dieses Teils</w:t>
+      </w:r>
+    </w:p>
+    <w:p>
+      <w:pPr>
+        <w:pStyle w:val="FirstParagraph"/>
+      </w:pPr>
+      <w:r>
+        <w:rPr>
+          <w:lang w:val="de"/>
+        </w:rPr>
+        <w:t xml:space="preserve">Aus einer Abrechnung eine vollständige Lieferung erzeugen — und zwar so, dass</w:t>
+      </w:r>
+      <w:r>
+        <w:rPr>
+          <w:lang w:val="de"/>
+        </w:rPr>
+        <w:t xml:space="preserve"> </w:t>
+      </w:r>
+      <w:r>
+        <w:rPr>
+          <w:lang w:val="de"/>
+        </w:rPr>
+        <w:t xml:space="preserve">sich später</w:t>
+      </w:r>
+      <w:r>
+        <w:rPr>
+          <w:lang w:val="de"/>
+        </w:rPr>
+        <w:t xml:space="preserve"> </w:t>
+      </w:r>
+      <w:r>
+        <w:rPr>
+          <w:b/>
+          <w:bCs/>
+          <w:lang w:val="de"/>
+        </w:rPr>
+        <w:t xml:space="preserve">nachvollziehen lässt, woher jede einzelne Angabe kommt</w:t>
+      </w:r>
+      <w:r>
+        <w:rPr>
+          <w:lang w:val="de"/>
+        </w:rPr>
+        <w:t xml:space="preserve">. Das ist</w:t>
+      </w:r>
+      <w:r>
+        <w:rPr>
+          <w:lang w:val="de"/>
+        </w:rPr>
+        <w:t xml:space="preserve"> </w:t>
+      </w:r>
+      <w:r>
+        <w:rPr>
+          <w:lang w:val="de"/>
+        </w:rPr>
+        <w:t xml:space="preserve">die eigentliche Anforderung: Eine Datei, die stimmt, deren Zustandekommen aber</w:t>
+      </w:r>
+      <w:r>
+        <w:rPr>
+          <w:lang w:val="de"/>
+        </w:rPr>
+        <w:t xml:space="preserve"> </w:t>
+      </w:r>
+      <w:r>
+        <w:rPr>
+          <w:lang w:val="de"/>
+        </w:rPr>
+        <w:t xml:space="preserve">niemand erklären kann, ist im Streitfall wertlos.</w:t>
+      </w:r>
+    </w:p>
+    <w:bookmarkEnd w:id="176"/>
+    <w:bookmarkStart w:id="181" w:name="überlegungen-11"/>
+    <w:p>
+      <w:pPr>
+        <w:pStyle w:val="Heading2"/>
+      </w:pPr>
+      <w:r>
+        <w:rPr>
+          <w:lang w:val="de"/>
+        </w:rPr>
+        <w:t xml:space="preserve">Überlegungen</w:t>
+      </w:r>
+    </w:p>
+    <w:bookmarkStart w:id="177" w:name="wer-setzt-welchen-wert"/>
+    <w:p>
+      <w:pPr>
+        <w:pStyle w:val="Heading3"/>
+      </w:pPr>
+      <w:r>
+        <w:rPr>
+          <w:lang w:val="de"/>
+        </w:rPr>
+        <w:t xml:space="preserve">Wer setzt welchen Wert</w:t>
+      </w:r>
+    </w:p>
+    <w:p>
+      <w:pPr>
+        <w:pStyle w:val="FirstParagraph"/>
+      </w:pPr>
+      <w:r>
+        <w:rPr>
+          <w:lang w:val="de"/>
+        </w:rPr>
+        <w:t xml:space="preserve">Die Felder einer Lieferung fallen in drei Gruppen, und die Unterscheidung</w:t>
+      </w:r>
+      <w:r>
+        <w:rPr>
+          <w:lang w:val="de"/>
+        </w:rPr>
+        <w:t xml:space="preserve"> </w:t>
+      </w:r>
+      <w:r>
+        <w:rPr>
+          <w:lang w:val="de"/>
+        </w:rPr>
+        <w:t xml:space="preserve">entscheidet über den ganzen Entwurf:</w:t>
+      </w:r>
+    </w:p>
+    <w:tbl>
+      <w:tblPr>
+        <w:tblStyle w:val="Table"/>
+        <w:tblW w:type="pct" w:w="5000"/>
+        <w:tblLayout w:type="fixed"/>
+        <w:tblLook w:firstRow="1" w:lastRow="0" w:firstColumn="0" w:lastColumn="0" w:noHBand="0" w:noVBand="0" w:val="0020"/>
+      </w:tblPr>
+      <w:tblGrid>
+        <w:gridCol w:w="2640"/>
+        <w:gridCol w:w="2640"/>
+        <w:gridCol w:w="2640"/>
+      </w:tblGrid>
+      <w:tr>
+        <w:trPr>
+          <w:tblHeader w:val="on"/>
+        </w:trPr>
+        <w:tc>
+          <w:tcPr/>
+          <w:p>
+            <w:pPr>
+              <w:pStyle w:val="Compact"/>
+            </w:pPr>
+            <w:r>
+              <w:rPr>
+                <w:lang w:val="de"/>
+              </w:rPr>
+              <w:t xml:space="preserve">Herkunft</w:t>
+            </w:r>
+          </w:p>
+        </w:tc>
+        <w:tc>
+          <w:tcPr/>
+          <w:p>
+            <w:pPr>
+              <w:pStyle w:val="Compact"/>
+            </w:pPr>
+            <w:r>
+              <w:rPr>
+                <w:lang w:val="de"/>
+              </w:rPr>
+              <w:t xml:space="preserve">Beispiele</w:t>
+            </w:r>
+          </w:p>
+        </w:tc>
+        <w:tc>
+          <w:tcPr/>
+          <w:p>
+            <w:pPr>
+              <w:pStyle w:val="Compact"/>
+            </w:pPr>
+            <w:r>
+              <w:rPr>
+                <w:lang w:val="de"/>
+              </w:rPr>
+              <w:t xml:space="preserve">Wer bestimmt sie</w:t>
+            </w:r>
+          </w:p>
+        </w:tc>
+      </w:tr>
+      <w:tr>
+        <w:tc>
+          <w:tcPr/>
+          <w:p>
+            <w:pPr>
+              <w:pStyle w:val="Compact"/>
+            </w:pPr>
+            <w:r>
+              <w:rPr>
+                <w:b/>
+                <w:bCs/>
+                <w:lang w:val="de"/>
+              </w:rPr>
+              <w:t xml:space="preserve">Stammdaten</w:t>
+            </w:r>
+          </w:p>
+        </w:tc>
+        <w:tc>
+          <w:tcPr/>
+          <w:p>
+            <w:pPr>
+              <w:pStyle w:val="Compact"/>
+            </w:pPr>
+            <w:r>
+              <w:rPr>
+                <w:lang w:val="de"/>
+              </w:rPr>
+              <w:t xml:space="preserve">Name, Geburtsdatum, Institutionskennzeichen</w:t>
+            </w:r>
+          </w:p>
+        </w:tc>
+        <w:tc>
+          <w:tcPr/>
+          <w:p>
+            <w:pPr>
+              <w:pStyle w:val="Compact"/>
+            </w:pPr>
+            <w:r>
+              <w:rPr>
+                <w:lang w:val="de"/>
+              </w:rPr>
+              <w:t xml:space="preserve">die Anwenderin, einmal erfasst</w:t>
+            </w:r>
+          </w:p>
+        </w:tc>
+      </w:tr>
+      <w:tr>
+        <w:tc>
+          <w:tcPr/>
+          <w:p>
+            <w:pPr>
+              <w:pStyle w:val="Compact"/>
+            </w:pPr>
+            <w:r>
+              <w:rPr>
+                <w:b/>
+                <w:bCs/>
+                <w:lang w:val="de"/>
+              </w:rPr>
+              <w:t xml:space="preserve">Abrechnungsdaten</w:t>
+            </w:r>
+          </w:p>
+        </w:tc>
+        <w:tc>
+          <w:tcPr/>
+          <w:p>
+            <w:pPr>
+              <w:pStyle w:val="Compact"/>
+            </w:pPr>
+            <w:r>
+              <w:rPr>
+                <w:lang w:val="de"/>
+              </w:rPr>
+              <w:t xml:space="preserve">Terminzahl, Einzelbetrag, Positionsnummer</w:t>
+            </w:r>
+          </w:p>
+        </w:tc>
+        <w:tc>
+          <w:tcPr/>
+          <w:p>
+            <w:pPr>
+              <w:pStyle w:val="Compact"/>
+            </w:pPr>
+            <w:r>
+              <w:rPr>
+                <w:lang w:val="de"/>
+              </w:rPr>
+              <w:t xml:space="preserve">die Anwenderin, je Lauf oder je Blaupause</w:t>
+            </w:r>
+          </w:p>
+        </w:tc>
+      </w:tr>
+      <w:tr>
+        <w:tc>
+          <w:tcPr/>
+          <w:p>
+            <w:pPr>
+              <w:pStyle w:val="Compact"/>
+            </w:pPr>
+            <w:r>
+              <w:rPr>
+                <w:b/>
+                <w:bCs/>
+                <w:lang w:val="de"/>
+              </w:rPr>
+              <w:t xml:space="preserve">Abgeleitete Werte</w:t>
+            </w:r>
+          </w:p>
+        </w:tc>
+        <w:tc>
+          <w:tcPr/>
+          <w:p>
+            <w:pPr>
+              <w:pStyle w:val="Compact"/>
+            </w:pPr>
+            <w:r>
+              <w:rPr>
+                <w:lang w:val="de"/>
+              </w:rPr>
+              <w:t xml:space="preserve">Summen, Segmentzähler, laufende Nummern, Dateiname</w:t>
+            </w:r>
+          </w:p>
+        </w:tc>
+        <w:tc>
+          <w:tcPr/>
+          <w:p>
+            <w:pPr>
+              <w:pStyle w:val="Compact"/>
+            </w:pPr>
+            <w:r>
+              <w:rPr>
+                <w:lang w:val="de"/>
+              </w:rPr>
+              <w:t xml:space="preserve">die Anwendung, aus den ersten beiden</w:t>
+            </w:r>
+          </w:p>
+        </w:tc>
+      </w:tr>
+    </w:tbl>
+    <w:p>
+      <w:pPr>
+        <w:pStyle w:val="BodyText"/>
+      </w:pPr>
+      <w:r>
+        <w:rPr>
+          <w:lang w:val="de"/>
+        </w:rPr>
+        <w:t xml:space="preserve">Nur die ersten beiden Gruppen dürfen erfragt werden.</w:t>
+      </w:r>
+      <w:r>
+        <w:rPr>
+          <w:lang w:val="de"/>
+        </w:rPr>
+        <w:t xml:space="preserve"> </w:t>
+      </w:r>
+      <w:r>
+        <w:rPr>
+          <w:b/>
+          <w:bCs/>
+          <w:lang w:val="de"/>
+        </w:rPr>
+        <w:t xml:space="preserve">Ein Feld, das die</w:t>
+      </w:r>
+      <w:r>
+        <w:rPr>
+          <w:b/>
+          <w:bCs/>
+          <w:lang w:val="de"/>
+        </w:rPr>
+        <w:t xml:space="preserve"> </w:t>
+      </w:r>
+      <w:r>
+        <w:rPr>
+          <w:b/>
+          <w:bCs/>
+          <w:lang w:val="de"/>
+        </w:rPr>
+        <w:t xml:space="preserve">Anwendung ohnehin berechnet und trotzdem im Formular steht, ist eine Falle</w:t>
+      </w:r>
+      <w:r>
+        <w:rPr>
+          <w:lang w:val="de"/>
+        </w:rPr>
+        <w:t xml:space="preserve">:</w:t>
+      </w:r>
+      <w:r>
+        <w:rPr>
+          <w:lang w:val="de"/>
+        </w:rPr>
+        <w:t xml:space="preserve"> </w:t>
+      </w:r>
+      <w:r>
+        <w:rPr>
+          <w:lang w:val="de"/>
+        </w:rPr>
+        <w:t xml:space="preserve">Die Eingabe wird entgegengenommen und verworfen, und wer den Unterschied</w:t>
+      </w:r>
+      <w:r>
+        <w:rPr>
+          <w:lang w:val="de"/>
+        </w:rPr>
+        <w:t xml:space="preserve"> </w:t>
+      </w:r>
+      <w:r>
+        <w:rPr>
+          <w:lang w:val="de"/>
+        </w:rPr>
+        <w:t xml:space="preserve">zwischen Eingabe und Ergebnis bemerkt, sucht den Fehler an der falschen Stelle.</w:t>
+      </w:r>
+      <w:r>
+        <w:rPr>
+          <w:lang w:val="de"/>
+        </w:rPr>
+        <w:t xml:space="preserve"> </w:t>
+      </w:r>
+      <w:r>
+        <w:rPr>
+          <w:lang w:val="de"/>
+        </w:rPr>
+        <w:t xml:space="preserve">Dieses Projekt hatte den Fall — die Summenfelder standen in den</w:t>
+      </w:r>
+      <w:r>
+        <w:rPr>
+          <w:lang w:val="de"/>
+        </w:rPr>
+        <w:t xml:space="preserve"> </w:t>
+      </w:r>
+      <w:r>
+        <w:rPr>
+          <w:lang w:val="de"/>
+        </w:rPr>
+        <w:t xml:space="preserve">Segmentbeschreibungen als ausfüllbar, obwohl sie beim Erzeugen berechnet</w:t>
+      </w:r>
+      <w:r>
+        <w:rPr>
+          <w:lang w:val="de"/>
+        </w:rPr>
+        <w:t xml:space="preserve"> </w:t>
+      </w:r>
+      <w:r>
+        <w:rPr>
+          <w:lang w:val="de"/>
+        </w:rPr>
+        <w:t xml:space="preserve">werden.</w:t>
+      </w:r>
+    </w:p>
+    <w:bookmarkEnd w:id="177"/>
+    <w:bookmarkStart w:id="178" w:name="Xc64734ac324945db767ed30a53c099ab923ec29"/>
+    <w:p>
+      <w:pPr>
+        <w:pStyle w:val="Heading3"/>
+      </w:pPr>
+      <w:r>
+        <w:rPr>
+          <w:lang w:val="de"/>
+        </w:rPr>
+        <w:t xml:space="preserve">Eine Vorlage füllen oder eine Nachricht bauen</w:t>
+      </w:r>
+    </w:p>
+    <w:p>
+      <w:pPr>
+        <w:pStyle w:val="FirstParagraph"/>
+      </w:pPr>
+      <w:r>
+        <w:rPr>
+          <w:lang w:val="de"/>
+        </w:rPr>
+        <w:t xml:space="preserve">Zwei Wege lagen nahe.</w:t>
+      </w:r>
+    </w:p>
+    <w:p>
+      <w:pPr>
+        <w:pStyle w:val="BodyText"/>
+      </w:pPr>
+      <w:r>
+        <w:rPr>
+          <w:lang w:val="de"/>
+        </w:rPr>
+        <w:t xml:space="preserve">Der erste:</w:t>
+      </w:r>
+      <w:r>
+        <w:rPr>
+          <w:lang w:val="de"/>
+        </w:rPr>
+        <w:t xml:space="preserve"> </w:t>
+      </w:r>
+      <w:r>
+        <w:rPr>
+          <w:b/>
+          <w:bCs/>
+          <w:lang w:val="de"/>
+        </w:rPr>
+        <w:t xml:space="preserve">die Segmentbeschreibungen aus Teil 11 als Vorlage nehmen</w:t>
+      </w:r>
+      <w:r>
+        <w:rPr>
+          <w:lang w:val="de"/>
+        </w:rPr>
+        <w:t xml:space="preserve"> </w:t>
+      </w:r>
+      <w:r>
+        <w:rPr>
+          <w:lang w:val="de"/>
+        </w:rPr>
+        <w:t xml:space="preserve">und</w:t>
+      </w:r>
+      <w:r>
+        <w:rPr>
+          <w:lang w:val="de"/>
+        </w:rPr>
+        <w:t xml:space="preserve"> </w:t>
+      </w:r>
+      <w:r>
+        <w:rPr>
+          <w:lang w:val="de"/>
+        </w:rPr>
+        <w:t xml:space="preserve">Feld für Feld befüllen. Das klingt folgerichtig, weil die Beschreibung ohnehin</w:t>
+      </w:r>
+      <w:r>
+        <w:rPr>
+          <w:lang w:val="de"/>
+        </w:rPr>
+        <w:t xml:space="preserve"> </w:t>
+      </w:r>
+      <w:r>
+        <w:rPr>
+          <w:lang w:val="de"/>
+        </w:rPr>
+        <w:t xml:space="preserve">vorliegt. Es hat einen Haken, der erst beim Hinsehen auffällt: Die Beschreibung</w:t>
+      </w:r>
+      <w:r>
+        <w:rPr>
+          <w:lang w:val="de"/>
+        </w:rPr>
+        <w:t xml:space="preserve"> </w:t>
+      </w:r>
+      <w:r>
+        <w:rPr>
+          <w:lang w:val="de"/>
+        </w:rPr>
+        <w:t xml:space="preserve">sagt,</w:t>
+      </w:r>
+      <w:r>
+        <w:rPr>
+          <w:lang w:val="de"/>
+        </w:rPr>
+        <w:t xml:space="preserve"> </w:t>
+      </w:r>
+      <w:r>
+        <w:rPr>
+          <w:i/>
+          <w:iCs/>
+          <w:lang w:val="de"/>
+        </w:rPr>
+        <w:t xml:space="preserve">welche Felder es gibt</w:t>
+      </w:r>
+      <w:r>
+        <w:rPr>
+          <w:lang w:val="de"/>
+        </w:rPr>
+        <w:t xml:space="preserve">, nicht,</w:t>
+      </w:r>
+      <w:r>
+        <w:rPr>
+          <w:lang w:val="de"/>
+        </w:rPr>
+        <w:t xml:space="preserve"> </w:t>
+      </w:r>
+      <w:r>
+        <w:rPr>
+          <w:i/>
+          <w:iCs/>
+          <w:lang w:val="de"/>
+        </w:rPr>
+        <w:t xml:space="preserve">in welcher Reihenfolge Nachrichten</w:t>
+      </w:r>
+      <w:r>
+        <w:rPr>
+          <w:i/>
+          <w:iCs/>
+          <w:lang w:val="de"/>
+        </w:rPr>
+        <w:t xml:space="preserve"> </w:t>
+      </w:r>
+      <w:r>
+        <w:rPr>
+          <w:i/>
+          <w:iCs/>
+          <w:lang w:val="de"/>
+        </w:rPr>
+        <w:t xml:space="preserve">verschachtelt sind</w:t>
+      </w:r>
+      <w:r>
+        <w:rPr>
+          <w:lang w:val="de"/>
+        </w:rPr>
+        <w:t xml:space="preserve"> </w:t>
+      </w:r>
+      <w:r>
+        <w:rPr>
+          <w:lang w:val="de"/>
+        </w:rPr>
+        <w:t xml:space="preserve">und</w:t>
+      </w:r>
+      <w:r>
+        <w:rPr>
+          <w:lang w:val="de"/>
+        </w:rPr>
+        <w:t xml:space="preserve"> </w:t>
+      </w:r>
+      <w:r>
+        <w:rPr>
+          <w:i/>
+          <w:iCs/>
+          <w:lang w:val="de"/>
+        </w:rPr>
+        <w:t xml:space="preserve">welcher Zähler worauf zählt</w:t>
+      </w:r>
+      <w:r>
+        <w:rPr>
+          <w:lang w:val="de"/>
+        </w:rPr>
+        <w:t xml:space="preserve">. Ein Erzeuger, der nur</w:t>
+      </w:r>
+      <w:r>
+        <w:rPr>
+          <w:lang w:val="de"/>
+        </w:rPr>
+        <w:t xml:space="preserve"> </w:t>
+      </w:r>
+      <w:r>
+        <w:rPr>
+          <w:lang w:val="de"/>
+        </w:rPr>
+        <w:t xml:space="preserve">Felder füllt, müsste die Schachtelung trotzdem kennen — sie stünde dann an zwei</w:t>
+      </w:r>
+      <w:r>
+        <w:rPr>
+          <w:lang w:val="de"/>
+        </w:rPr>
+        <w:t xml:space="preserve"> </w:t>
+      </w:r>
+      <w:r>
+        <w:rPr>
+          <w:lang w:val="de"/>
+        </w:rPr>
+        <w:t xml:space="preserve">Stellen.</w:t>
+      </w:r>
+    </w:p>
+    <w:p>
+      <w:pPr>
+        <w:pStyle w:val="BodyText"/>
+      </w:pPr>
+      <w:r>
+        <w:rPr>
+          <w:lang w:val="de"/>
+        </w:rPr>
+        <w:t xml:space="preserve">Der zweite:</w:t>
+      </w:r>
+      <w:r>
+        <w:rPr>
+          <w:lang w:val="de"/>
+        </w:rPr>
+        <w:t xml:space="preserve"> </w:t>
+      </w:r>
+      <w:r>
+        <w:rPr>
+          <w:b/>
+          <w:bCs/>
+          <w:lang w:val="de"/>
+        </w:rPr>
+        <w:t xml:space="preserve">die Nachricht ausformulieren</w:t>
+      </w:r>
+      <w:r>
+        <w:rPr>
+          <w:lang w:val="de"/>
+        </w:rPr>
+        <w:t xml:space="preserve">, Segment für Segment, in der</w:t>
+      </w:r>
+      <w:r>
+        <w:rPr>
+          <w:lang w:val="de"/>
+        </w:rPr>
+        <w:t xml:space="preserve"> </w:t>
+      </w:r>
+      <w:r>
+        <w:rPr>
+          <w:lang w:val="de"/>
+        </w:rPr>
+        <w:t xml:space="preserve">Reihenfolge, die die Anlage vorgibt. Die Beschreibung bleibt, wofür sie gemacht</w:t>
+      </w:r>
+      <w:r>
+        <w:rPr>
+          <w:lang w:val="de"/>
+        </w:rPr>
+        <w:t xml:space="preserve"> </w:t>
+      </w:r>
+      <w:r>
+        <w:rPr>
+          <w:lang w:val="de"/>
+        </w:rPr>
+        <w:t xml:space="preserve">ist: für das Formular und für die Prüfung.</w:t>
+      </w:r>
+    </w:p>
+    <w:bookmarkEnd w:id="178"/>
+    <w:bookmarkStart w:id="179" w:name="X781343039c5c3824b892a6cdc32bc849dac5931"/>
+    <w:p>
+      <w:pPr>
+        <w:pStyle w:val="Heading3"/>
+      </w:pPr>
+      <w:r>
+        <w:rPr>
+          <w:lang w:val="de"/>
+        </w:rPr>
+        <w:t xml:space="preserve">Der Rückfallwert ist die eigentliche Entscheidung</w:t>
+      </w:r>
+    </w:p>
+    <w:p>
+      <w:pPr>
+        <w:pStyle w:val="FirstParagraph"/>
+      </w:pPr>
+      <w:r>
+        <w:rPr>
+          <w:lang w:val="de"/>
+        </w:rPr>
+        <w:t xml:space="preserve">Jedes Feld braucht eine Antwort auf die Frage:</w:t>
+      </w:r>
+      <w:r>
+        <w:rPr>
+          <w:lang w:val="de"/>
+        </w:rPr>
+        <w:t xml:space="preserve"> </w:t>
+      </w:r>
+      <w:r>
+        <w:rPr>
+          <w:i/>
+          <w:iCs/>
+          <w:lang w:val="de"/>
+        </w:rPr>
+        <w:t xml:space="preserve">Was steht hier, wenn die Angabe</w:t>
+      </w:r>
+      <w:r>
+        <w:rPr>
+          <w:i/>
+          <w:iCs/>
+          <w:lang w:val="de"/>
+        </w:rPr>
+        <w:t xml:space="preserve"> </w:t>
+      </w:r>
+      <w:r>
+        <w:rPr>
+          <w:i/>
+          <w:iCs/>
+          <w:lang w:val="de"/>
+        </w:rPr>
+        <w:t xml:space="preserve">fehlt?</w:t>
+      </w:r>
+      <w:r>
+        <w:rPr>
+          <w:lang w:val="de"/>
+        </w:rPr>
+        <w:t xml:space="preserve"> </w:t>
+      </w:r>
+      <w:r>
+        <w:rPr>
+          <w:lang w:val="de"/>
+        </w:rPr>
+        <w:t xml:space="preserve">Drei Möglichkeiten gibt es, und die Wahl zwischen ihnen ist keine</w:t>
+      </w:r>
+      <w:r>
+        <w:rPr>
+          <w:lang w:val="de"/>
+        </w:rPr>
+        <w:t xml:space="preserve"> </w:t>
+      </w:r>
+      <w:r>
+        <w:rPr>
+          <w:lang w:val="de"/>
+        </w:rPr>
+        <w:t xml:space="preserve">Geschmacksfrage.</w:t>
+      </w:r>
+    </w:p>
+    <w:p>
+      <w:pPr>
+        <w:pStyle w:val="BodyText"/>
+      </w:pPr>
+      <w:r>
+        <w:rPr>
+          <w:b/>
+          <w:bCs/>
+          <w:lang w:val="de"/>
+        </w:rPr>
+        <w:t xml:space="preserve">Abbrechen.</w:t>
+      </w:r>
+      <w:r>
+        <w:rPr>
+          <w:lang w:val="de"/>
+        </w:rPr>
+        <w:t xml:space="preserve"> </w:t>
+      </w:r>
+      <w:r>
+        <w:rPr>
+          <w:lang w:val="de"/>
+        </w:rPr>
+        <w:t xml:space="preserve">Die Erzeugung schlägt fehl, sobald etwas fehlt. Sauber, aber im</w:t>
+      </w:r>
+      <w:r>
+        <w:rPr>
+          <w:lang w:val="de"/>
+        </w:rPr>
+        <w:t xml:space="preserve"> </w:t>
+      </w:r>
+      <w:r>
+        <w:rPr>
+          <w:lang w:val="de"/>
+        </w:rPr>
+        <w:t xml:space="preserve">Betrieb unbrauchbar: Eine Abrechnung über fünfzehn Teilnehmerinnen bricht dann</w:t>
+      </w:r>
+      <w:r>
+        <w:rPr>
+          <w:lang w:val="de"/>
+        </w:rPr>
+        <w:t xml:space="preserve"> </w:t>
+      </w:r>
+      <w:r>
+        <w:rPr>
+          <w:lang w:val="de"/>
+        </w:rPr>
+        <w:t xml:space="preserve">an der ersten fehlenden Hausnummer ab, ohne zu sagen, was sonst noch fehlt.</w:t>
+      </w:r>
+    </w:p>
+    <w:p>
+      <w:pPr>
+        <w:pStyle w:val="BodyText"/>
+      </w:pPr>
+      <w:r>
+        <w:rPr>
+          <w:b/>
+          <w:bCs/>
+          <w:lang w:val="de"/>
+        </w:rPr>
+        <w:t xml:space="preserve">Einen plausiblen Wert einsetzen.</w:t>
+      </w:r>
+      <w:r>
+        <w:rPr>
+          <w:lang w:val="de"/>
+        </w:rPr>
+        <w:t xml:space="preserve"> </w:t>
+      </w:r>
+      <w:r>
+        <w:rPr>
+          <w:lang w:val="de"/>
+        </w:rPr>
+        <w:t xml:space="preserve">Bequem und</w:t>
+      </w:r>
+      <w:r>
+        <w:rPr>
+          <w:lang w:val="de"/>
+        </w:rPr>
+        <w:t xml:space="preserve"> </w:t>
+      </w:r>
+      <w:r>
+        <w:rPr>
+          <w:b/>
+          <w:bCs/>
+          <w:lang w:val="de"/>
+        </w:rPr>
+        <w:t xml:space="preserve">die gefährlichste der drei</w:t>
+      </w:r>
+      <w:r>
+        <w:rPr>
+          <w:lang w:val="de"/>
+        </w:rPr>
+        <w:t xml:space="preserve">.</w:t>
+      </w:r>
+      <w:r>
+        <w:rPr>
+          <w:lang w:val="de"/>
+        </w:rPr>
+        <w:t xml:space="preserve"> </w:t>
+      </w:r>
+      <w:r>
+        <w:rPr>
+          <w:lang w:val="de"/>
+        </w:rPr>
+        <w:t xml:space="preserve">Ein erfundenes Geburtsdatum geht an die Kasse und sieht dort echt aus. Dieses</w:t>
+      </w:r>
+      <w:r>
+        <w:rPr>
+          <w:lang w:val="de"/>
+        </w:rPr>
+        <w:t xml:space="preserve"> </w:t>
+      </w:r>
+      <w:r>
+        <w:rPr>
+          <w:lang w:val="de"/>
+        </w:rPr>
+        <w:t xml:space="preserve">Projekt hatte beide Fälle: einen Ersatz-Geburtstag und einen Ersatz-Einzelbetrag</w:t>
+      </w:r>
+      <w:r>
+        <w:rPr>
+          <w:lang w:val="de"/>
+        </w:rPr>
+        <w:t xml:space="preserve"> </w:t>
+      </w:r>
+      <w:r>
+        <w:rPr>
+          <w:lang w:val="de"/>
+        </w:rPr>
+        <w:t xml:space="preserve">aus einer Beispieldatei. Der zweite hat jede Rechnung auf denselben Betrag</w:t>
+      </w:r>
+      <w:r>
+        <w:rPr>
+          <w:lang w:val="de"/>
+        </w:rPr>
+        <w:t xml:space="preserve"> </w:t>
+      </w:r>
+      <w:r>
+        <w:rPr>
+          <w:lang w:val="de"/>
+        </w:rPr>
+        <w:t xml:space="preserve">lauten lassen — und weil die Datei in sich stimmig war, hielt sie keine Prüfung</w:t>
+      </w:r>
+      <w:r>
+        <w:rPr>
+          <w:lang w:val="de"/>
+        </w:rPr>
+        <w:t xml:space="preserve"> </w:t>
+      </w:r>
+      <w:r>
+        <w:rPr>
+          <w:lang w:val="de"/>
+        </w:rPr>
+        <w:t xml:space="preserve">auf.</w:t>
+      </w:r>
+    </w:p>
+    <w:p>
+      <w:pPr>
+        <w:pStyle w:val="BodyText"/>
+      </w:pPr>
+      <w:r>
+        <w:rPr>
+          <w:b/>
+          <w:bCs/>
+          <w:lang w:val="de"/>
+        </w:rPr>
+        <w:t xml:space="preserve">Einen Wert einsetzen, der auffällt.</w:t>
+      </w:r>
+      <w:r>
+        <w:rPr>
+          <w:lang w:val="de"/>
+        </w:rPr>
+        <w:t xml:space="preserve"> </w:t>
+      </w:r>
+      <w:r>
+        <w:rPr>
+          <w:lang w:val="de"/>
+        </w:rPr>
+        <w:t xml:space="preserve">Das Feld bleibt leer oder steht auf</w:t>
+      </w:r>
+      <w:r>
+        <w:rPr>
+          <w:lang w:val="de"/>
+        </w:rPr>
+        <w:t xml:space="preserve"> </w:t>
+      </w:r>
+      <w:r>
+        <w:rPr>
+          <w:lang w:val="de"/>
+        </w:rPr>
+        <w:t xml:space="preserve">null, die Nachricht entsteht vollständig, und die</w:t>
+      </w:r>
+      <w:r>
+        <w:rPr>
+          <w:lang w:val="de"/>
+        </w:rPr>
+        <w:t xml:space="preserve"> </w:t>
+      </w:r>
+      <w:r>
+        <w:rPr>
+          <w:b/>
+          <w:bCs/>
+          <w:lang w:val="de"/>
+        </w:rPr>
+        <w:t xml:space="preserve">Prüfung vor dem Versand</w:t>
+      </w:r>
+      <w:r>
+        <w:rPr>
+          <w:lang w:val="de"/>
+        </w:rPr>
+        <w:t xml:space="preserve"> </w:t>
+      </w:r>
+      <w:r>
+        <w:rPr>
+          <w:lang w:val="de"/>
+        </w:rPr>
+        <w:t xml:space="preserve">hält sie an. Der Fehler wird sichtbar, ohne dass die Erzeugung darüber</w:t>
+      </w:r>
+      <w:r>
+        <w:rPr>
+          <w:lang w:val="de"/>
+        </w:rPr>
+        <w:t xml:space="preserve"> </w:t>
+      </w:r>
+      <w:r>
+        <w:rPr>
+          <w:lang w:val="de"/>
+        </w:rPr>
+        <w:t xml:space="preserve">stolpert.</w:t>
+      </w:r>
+    </w:p>
+    <w:bookmarkEnd w:id="179"/>
+    <w:bookmarkStart w:id="180" w:name="warum-alles-auf-einmal-erzeugt-wird"/>
+    <w:p>
+      <w:pPr>
+        <w:pStyle w:val="Heading3"/>
+      </w:pPr>
+      <w:r>
+        <w:rPr>
+          <w:lang w:val="de"/>
+        </w:rPr>
+        <w:t xml:space="preserve">Warum alles auf einmal erzeugt wird</w:t>
+      </w:r>
+    </w:p>
+    <w:p>
+      <w:pPr>
+        <w:pStyle w:val="FirstParagraph"/>
+      </w:pPr>
+      <w:r>
+        <w:rPr>
+          <w:lang w:val="de"/>
+        </w:rPr>
+        <w:t xml:space="preserve">Ein Lauf betrifft mehrere Teilnehmerinnen und mehrere Kassen. Man könnte jede</w:t>
+      </w:r>
+      <w:r>
+        <w:rPr>
+          <w:lang w:val="de"/>
+        </w:rPr>
+        <w:t xml:space="preserve"> </w:t>
+      </w:r>
+      <w:r>
+        <w:rPr>
+          <w:lang w:val="de"/>
+        </w:rPr>
+        <w:t xml:space="preserve">Nachricht erzeugen, prüfen und sofort zustellen. Dagegen spricht ein Fall, den</w:t>
+      </w:r>
+      <w:r>
+        <w:rPr>
+          <w:lang w:val="de"/>
+        </w:rPr>
+        <w:t xml:space="preserve"> </w:t>
+      </w:r>
+      <w:r>
+        <w:rPr>
+          <w:lang w:val="de"/>
+        </w:rPr>
+        <w:t xml:space="preserve">es wirklich gibt: Die fünfte Nachricht wird beanstandet, die ersten vier sind</w:t>
+      </w:r>
+      <w:r>
+        <w:rPr>
+          <w:lang w:val="de"/>
+        </w:rPr>
+        <w:t xml:space="preserve"> </w:t>
+      </w:r>
+      <w:r>
+        <w:rPr>
+          <w:lang w:val="de"/>
+        </w:rPr>
+        <w:t xml:space="preserve">schon draußen. Sie müssten bei der Kasse storniert werden — und eine Stornierung</w:t>
+      </w:r>
+      <w:r>
+        <w:rPr>
+          <w:lang w:val="de"/>
+        </w:rPr>
+        <w:t xml:space="preserve"> </w:t>
+      </w:r>
+      <w:r>
+        <w:rPr>
+          <w:lang w:val="de"/>
+        </w:rPr>
+        <w:t xml:space="preserve">ist ein eigenes Verfahren mit eigenen Anforderungen.</w:t>
+      </w:r>
+    </w:p>
+    <w:bookmarkEnd w:id="180"/>
+    <w:bookmarkEnd w:id="181"/>
+    <w:bookmarkStart w:id="182" w:name="entscheidung-11"/>
+    <w:p>
+      <w:pPr>
+        <w:pStyle w:val="Heading2"/>
+      </w:pPr>
+      <w:r>
+        <w:rPr>
+          <w:lang w:val="de"/>
+        </w:rPr>
+        <w:t xml:space="preserve">Entscheidung</w:t>
+      </w:r>
+    </w:p>
+    <w:p>
+      <w:pPr>
+        <w:pStyle w:val="FirstParagraph"/>
+      </w:pPr>
+      <w:r>
+        <w:rPr>
+          <w:b/>
+          <w:bCs/>
+          <w:lang w:val="de"/>
+        </w:rPr>
+        <w:t xml:space="preserve">Die Nachricht wird ausformuliert, nicht aus der Beschreibung gefüllt.</w:t>
+      </w:r>
+      <w:r>
+        <w:rPr>
+          <w:lang w:val="de"/>
+        </w:rPr>
+        <w:t xml:space="preserve"> </w:t>
+      </w:r>
+      <w:r>
+        <w:rPr>
+          <w:lang w:val="de"/>
+        </w:rPr>
+        <w:t xml:space="preserve">Ein</w:t>
+      </w:r>
+      <w:r>
+        <w:rPr>
+          <w:lang w:val="de"/>
+        </w:rPr>
+        <w:t xml:space="preserve"> </w:t>
+      </w:r>
+      <w:r>
+        <w:rPr>
+          <w:lang w:val="de"/>
+        </w:rPr>
+        <w:t xml:space="preserve">einziger Erzeuger setzt die Segmente in der vorgegebenen Reihenfolge</w:t>
+      </w:r>
+      <w:r>
+        <w:rPr>
+          <w:lang w:val="de"/>
+        </w:rPr>
+        <w:t xml:space="preserve"> </w:t>
+      </w:r>
+      <w:r>
+        <w:rPr>
+          <w:lang w:val="de"/>
+        </w:rPr>
+        <w:t xml:space="preserve">zusammen und rechnet dabei alle abgeleiteten Werte selbst aus. Die</w:t>
+      </w:r>
+      <w:r>
+        <w:rPr>
+          <w:lang w:val="de"/>
+        </w:rPr>
+        <w:t xml:space="preserve"> </w:t>
+      </w:r>
+      <w:r>
+        <w:rPr>
+          <w:lang w:val="de"/>
+        </w:rPr>
+        <w:t xml:space="preserve">Segmentbeschreibungen aus Teil 11 bleiben für Formular und Prüfung zuständig.</w:t>
+      </w:r>
+    </w:p>
+    <w:p>
+      <w:pPr>
+        <w:pStyle w:val="BodyText"/>
+      </w:pPr>
+      <w:r>
+        <w:rPr>
+          <w:i/>
+          <w:iCs/>
+          <w:lang w:val="de"/>
+        </w:rPr>
+        <w:t xml:space="preserve">Warum nicht der Vorlagenweg:</w:t>
+      </w:r>
+      <w:r>
+        <w:rPr>
+          <w:lang w:val="de"/>
+        </w:rPr>
+        <w:t xml:space="preserve"> </w:t>
+      </w:r>
+      <w:r>
+        <w:rPr>
+          <w:lang w:val="de"/>
+        </w:rPr>
+        <w:t xml:space="preserve">Er hätte die Schachtelung an zwei Stellen</w:t>
+      </w:r>
+      <w:r>
+        <w:rPr>
+          <w:lang w:val="de"/>
+        </w:rPr>
+        <w:t xml:space="preserve"> </w:t>
+      </w:r>
+      <w:r>
+        <w:rPr>
+          <w:lang w:val="de"/>
+        </w:rPr>
+        <w:t xml:space="preserve">gebraucht — in der Beschreibung und im Erzeuger. Zwei Abschriften derselben</w:t>
+      </w:r>
+      <w:r>
+        <w:rPr>
+          <w:lang w:val="de"/>
+        </w:rPr>
+        <w:t xml:space="preserve"> </w:t>
+      </w:r>
+      <w:r>
+        <w:rPr>
+          <w:lang w:val="de"/>
+        </w:rPr>
+        <w:t xml:space="preserve">Regel laufen auseinander, und zwar in der Richtung, die niemandem auffällt.</w:t>
+      </w:r>
+    </w:p>
+    <w:p>
+      <w:pPr>
+        <w:pStyle w:val="BodyText"/>
+      </w:pPr>
+      <w:r>
+        <w:rPr>
+          <w:b/>
+          <w:bCs/>
+          <w:lang w:val="de"/>
+        </w:rPr>
+        <w:t xml:space="preserve">Rückfallwerte fallen so aus, dass die Prüfung sie fängt.</w:t>
+      </w:r>
+      <w:r>
+        <w:rPr>
+          <w:lang w:val="de"/>
+        </w:rPr>
+        <w:t xml:space="preserve"> </w:t>
+      </w:r>
+      <w:r>
+        <w:rPr>
+          <w:lang w:val="de"/>
+        </w:rPr>
+        <w:t xml:space="preserve">Kein erfundenes</w:t>
+      </w:r>
+      <w:r>
+        <w:rPr>
+          <w:lang w:val="de"/>
+        </w:rPr>
+        <w:t xml:space="preserve"> </w:t>
+      </w:r>
+      <w:r>
+        <w:rPr>
+          <w:lang w:val="de"/>
+        </w:rPr>
+        <w:t xml:space="preserve">Datum, kein plausibler Betrag. Der Einzelbetrag fällt auf null, ein fehlendes</w:t>
+      </w:r>
+      <w:r>
+        <w:rPr>
+          <w:lang w:val="de"/>
+        </w:rPr>
+        <w:t xml:space="preserve"> </w:t>
+      </w:r>
+      <w:r>
+        <w:rPr>
+          <w:lang w:val="de"/>
+        </w:rPr>
+        <w:t xml:space="preserve">Geburtsdatum bleibt leer.</w:t>
+      </w:r>
+    </w:p>
+    <w:p>
+      <w:pPr>
+        <w:pStyle w:val="BodyText"/>
+      </w:pPr>
+      <w:r>
+        <w:rPr>
+          <w:i/>
+          <w:iCs/>
+          <w:lang w:val="de"/>
+        </w:rPr>
+        <w:t xml:space="preserve">Warum nicht der plausible Wert:</w:t>
+      </w:r>
+      <w:r>
+        <w:rPr>
+          <w:lang w:val="de"/>
+        </w:rPr>
+        <w:t xml:space="preserve"> </w:t>
+      </w:r>
+      <w:r>
+        <w:rPr>
+          <w:lang w:val="de"/>
+        </w:rPr>
+        <w:t xml:space="preserve">Er ist genau dann am schädlichsten, wenn</w:t>
+      </w:r>
+      <w:r>
+        <w:rPr>
+          <w:lang w:val="de"/>
+        </w:rPr>
+        <w:t xml:space="preserve"> </w:t>
+      </w:r>
+      <w:r>
+        <w:rPr>
+          <w:lang w:val="de"/>
+        </w:rPr>
+        <w:t xml:space="preserve">niemand hinsieht. Eine Abrechnung, die nicht losgeht und sagt warum, ist besser</w:t>
+      </w:r>
+      <w:r>
+        <w:rPr>
+          <w:lang w:val="de"/>
+        </w:rPr>
+        <w:t xml:space="preserve"> </w:t>
+      </w:r>
+      <w:r>
+        <w:rPr>
+          <w:lang w:val="de"/>
+        </w:rPr>
+        <w:t xml:space="preserve">als eine, die mit einer erfundenen Angabe losgeht.</w:t>
+      </w:r>
+    </w:p>
+    <w:p>
+      <w:pPr>
+        <w:pStyle w:val="BodyText"/>
+      </w:pPr>
+      <w:r>
+        <w:rPr>
+          <w:b/>
+          <w:bCs/>
+          <w:lang w:val="de"/>
+        </w:rPr>
+        <w:t xml:space="preserve">Erst alle erzeugen und prüfen, dann zustellen.</w:t>
+      </w:r>
+      <w:r>
+        <w:rPr>
+          <w:lang w:val="de"/>
+        </w:rPr>
+        <w:t xml:space="preserve"> </w:t>
+      </w:r>
+      <w:r>
+        <w:rPr>
+          <w:lang w:val="de"/>
+        </w:rPr>
+        <w:t xml:space="preserve">Eine einzige beanstandete</w:t>
+      </w:r>
+      <w:r>
+        <w:rPr>
+          <w:lang w:val="de"/>
+        </w:rPr>
+        <w:t xml:space="preserve"> </w:t>
+      </w:r>
+      <w:r>
+        <w:rPr>
+          <w:lang w:val="de"/>
+        </w:rPr>
+        <w:t xml:space="preserve">Nachricht hält den ganzen Lauf auf.</w:t>
+      </w:r>
+    </w:p>
+    <w:p>
+      <w:pPr>
+        <w:pStyle w:val="BodyText"/>
+      </w:pPr>
+      <w:r>
+        <w:rPr>
+          <w:i/>
+          <w:iCs/>
+          <w:lang w:val="de"/>
+        </w:rPr>
+        <w:t xml:space="preserve">Warum nicht einzeln:</w:t>
+      </w:r>
+      <w:r>
+        <w:rPr>
+          <w:lang w:val="de"/>
+        </w:rPr>
+        <w:t xml:space="preserve"> </w:t>
+      </w:r>
+      <w:r>
+        <w:rPr>
+          <w:lang w:val="de"/>
+        </w:rPr>
+        <w:t xml:space="preserve">Weil ein halb zugestellter Lauf schlimmer ist als ein</w:t>
+      </w:r>
+      <w:r>
+        <w:rPr>
+          <w:lang w:val="de"/>
+        </w:rPr>
+        <w:t xml:space="preserve"> </w:t>
+      </w:r>
+      <w:r>
+        <w:rPr>
+          <w:lang w:val="de"/>
+        </w:rPr>
+        <w:t xml:space="preserve">gar nicht zugestellter.</w:t>
+      </w:r>
+    </w:p>
+    <w:p>
+      <w:pPr>
+        <w:pStyle w:val="BodyText"/>
+      </w:pPr>
+      <w:r>
+        <w:rPr>
+          <w:b/>
+          <w:bCs/>
+          <w:lang w:val="de"/>
+        </w:rPr>
+        <w:t xml:space="preserve">Was nur einmal vergeben werden darf, kommt aus der Datenhaltung.</w:t>
+      </w:r>
+      <w:r>
+        <w:rPr>
+          <w:lang w:val="de"/>
+        </w:rPr>
+        <w:t xml:space="preserve"> </w:t>
+      </w:r>
+      <w:r>
+        <w:rPr>
+          <w:lang w:val="de"/>
+        </w:rPr>
+        <w:t xml:space="preserve">Die</w:t>
+      </w:r>
+      <w:r>
+        <w:rPr>
+          <w:lang w:val="de"/>
+        </w:rPr>
+        <w:t xml:space="preserve"> </w:t>
+      </w:r>
+      <w:r>
+        <w:rPr>
+          <w:lang w:val="de"/>
+        </w:rPr>
+        <w:t xml:space="preserve">laufende Nummer der Übermittlung und die Rechnungsnummer werden gesperrt</w:t>
+      </w:r>
+      <w:r>
+        <w:rPr>
+          <w:lang w:val="de"/>
+        </w:rPr>
+        <w:t xml:space="preserve"> </w:t>
+      </w:r>
+      <w:r>
+        <w:rPr>
+          <w:lang w:val="de"/>
+        </w:rPr>
+        <w:t xml:space="preserve">gezogen und dauerhaft festgehalten — nicht aus einem Zähler, der beim</w:t>
+      </w:r>
+      <w:r>
+        <w:rPr>
+          <w:lang w:val="de"/>
+        </w:rPr>
+        <w:t xml:space="preserve"> </w:t>
+      </w:r>
+      <w:r>
+        <w:rPr>
+          <w:lang w:val="de"/>
+        </w:rPr>
+        <w:t xml:space="preserve">Programmstart wieder bei eins beginnt.</w:t>
+      </w:r>
+    </w:p>
+    <w:p>
+      <w:pPr>
+        <w:pStyle w:val="BodyText"/>
+      </w:pPr>
+      <w:r>
+        <w:rPr>
+          <w:i/>
+          <w:iCs/>
+          <w:lang w:val="de"/>
+        </w:rPr>
+        <w:t xml:space="preserve">Warum nicht im Arbeitsspeicher:</w:t>
+      </w:r>
+      <w:r>
+        <w:rPr>
+          <w:lang w:val="de"/>
+        </w:rPr>
+        <w:t xml:space="preserve"> </w:t>
+      </w:r>
+      <w:r>
+        <w:rPr>
+          <w:lang w:val="de"/>
+        </w:rPr>
+        <w:t xml:space="preserve">Eine doppelt vergebene Übermittlungsnummer</w:t>
+      </w:r>
+      <w:r>
+        <w:rPr>
+          <w:lang w:val="de"/>
+        </w:rPr>
+        <w:t xml:space="preserve"> </w:t>
+      </w:r>
+      <w:r>
+        <w:rPr>
+          <w:lang w:val="de"/>
+        </w:rPr>
+        <w:t xml:space="preserve">ist ein dokumentierter Abweisungsgrund. Die zweite Abrechnung eines Monats</w:t>
+      </w:r>
+      <w:r>
+        <w:rPr>
+          <w:lang w:val="de"/>
+        </w:rPr>
+        <w:t xml:space="preserve"> </w:t>
+      </w:r>
+      <w:r>
+        <w:rPr>
+          <w:lang w:val="de"/>
+        </w:rPr>
+        <w:t xml:space="preserve">trüge dieselbe wie die erste.</w:t>
+      </w:r>
+    </w:p>
+    <w:bookmarkEnd w:id="182"/>
+    <w:bookmarkStart w:id="185" w:name="ergebnis-11"/>
+    <w:p>
+      <w:pPr>
+        <w:pStyle w:val="Heading2"/>
+      </w:pPr>
+      <w:r>
+        <w:rPr>
+          <w:lang w:val="de"/>
+        </w:rPr>
+        <w:t xml:space="preserve">Ergebnis</w:t>
+      </w:r>
+    </w:p>
+    <w:p>
+      <w:pPr>
+        <w:pStyle w:val="FirstParagraph"/>
+      </w:pPr>
+      <w:r>
+        <w:rPr>
+          <w:lang w:val="de"/>
+        </w:rPr>
+        <w:t xml:space="preserve">Aus einer Abrechnung entsteht eine vollständige Lieferung: ein Umschlag mit</w:t>
+      </w:r>
+      <w:r>
+        <w:rPr>
+          <w:lang w:val="de"/>
+        </w:rPr>
+        <w:t xml:space="preserve"> </w:t>
+      </w:r>
+      <w:r>
+        <w:rPr>
+          <w:lang w:val="de"/>
+        </w:rPr>
+        <w:t xml:space="preserve">laufender Nummer, darin die Gesamtaufstellung mit Summen und die</w:t>
+      </w:r>
+      <w:r>
+        <w:rPr>
+          <w:lang w:val="de"/>
+        </w:rPr>
+        <w:t xml:space="preserve"> </w:t>
+      </w:r>
+      <w:r>
+        <w:rPr>
+          <w:lang w:val="de"/>
+        </w:rPr>
+        <w:t xml:space="preserve">Leistungsaufstellung mit dem Einzelfall.</w:t>
+      </w:r>
+    </w:p>
+    <w:p>
+      <w:pPr>
+        <w:pStyle w:val="CaptionedFigure"/>
+      </w:pPr>
+      <w:r>
+        <w:drawing>
+          <wp:inline>
+            <wp:extent cx="5334000" cy="3435546"/>
+            <wp:effectExtent b="0" l="0" r="0" t="0"/>
+            <wp:docPr descr="Nachrichtenerzeugung" title="" id="183" name="Picture"/>
+            <a:graphic>
+              <a:graphicData uri="http://schemas.openxmlformats.org/drawingml/2006/picture">
+                <pic:pic>
+                  <pic:nvPicPr>
+                    <pic:cNvPr descr="../GKVTransmitter_Vision_Nachrichtenerzeugung.png" id="184" name="Picture"/>
+                    <pic:cNvPicPr>
+                      <a:picLocks noChangeArrowheads="1" noChangeAspect="1"/>
+                    </pic:cNvPicPr>
+                  </pic:nvPicPr>
+                  <pic:blipFill>
+                    <a:blip r:embed="rId22"/>
+                    <a:stretch>
+                      <a:fillRect/>
+                    </a:stretch>
+                  </pic:blipFill>
+                  <pic:spPr bwMode="auto">
+                    <a:xfrm>
+                      <a:off x="0" y="0"/>
+                      <a:ext cx="5334000" cy="3435546"/>
+                    </a:xfrm>
+                    <a:prstGeom prst="rect">
+                      <a:avLst/>
+                    </a:prstGeom>
+                    <a:noFill/>
+                    <a:ln w="9525">
+                      <a:noFill/>
+                      <a:headEnd/>
+                      <a:tailEnd/>
+                    </a:ln>
+                  </pic:spPr>
+                </pic:pic>
+              </a:graphicData>
+            </a:graphic>
+          </wp:inline>
+        </w:drawing>
+      </w:r>
+    </w:p>
+    <w:p>
+      <w:pPr>
+        <w:pStyle w:val="ImageCaption"/>
+      </w:pPr>
+      <w:r>
+        <w:rPr>
+          <w:lang w:val="de"/>
+        </w:rPr>
+        <w:t xml:space="preserve">Nachrichtenerzeugung</w:t>
+      </w:r>
+    </w:p>
+    <w:p>
+      <w:pPr>
+        <w:pStyle w:val="BodyText"/>
+      </w:pPr>
+      <w:r>
+        <w:rPr>
+          <w:lang w:val="de"/>
+        </w:rPr>
+        <w:t xml:space="preserve">Die Zuständigkeiten sind getrennt:</w:t>
+      </w:r>
+    </w:p>
+    <w:tbl>
+      <w:tblPr>
+        <w:tblStyle w:val="Table"/>
+        <w:tblW w:type="pct" w:w="5000"/>
+        <w:tblLayout w:type="fixed"/>
+        <w:tblLook w:firstRow="1" w:lastRow="0" w:firstColumn="0" w:lastColumn="0" w:noHBand="0" w:noVBand="0" w:val="0020"/>
+      </w:tblPr>
+      <w:tblGrid>
+        <w:gridCol w:w="3960"/>
+        <w:gridCol w:w="3960"/>
+      </w:tblGrid>
+      <w:tr>
+        <w:trPr>
+          <w:tblHeader w:val="on"/>
+        </w:trPr>
+        <w:tc>
+          <w:tcPr/>
+          <w:p>
+            <w:pPr>
+              <w:pStyle w:val="Compact"/>
+            </w:pPr>
+            <w:r>
+              <w:rPr>
+                <w:lang w:val="de"/>
+              </w:rPr>
+              <w:t xml:space="preserve">Baustein</w:t>
+            </w:r>
+          </w:p>
+        </w:tc>
+        <w:tc>
+          <w:tcPr/>
+          <w:p>
+            <w:pPr>
+              <w:pStyle w:val="Compact"/>
+            </w:pPr>
+            <w:r>
+              <w:rPr>
+                <w:lang w:val="de"/>
+              </w:rPr>
+              <w:t xml:space="preserve">Aufgabe</w:t>
+            </w:r>
+          </w:p>
+        </w:tc>
+      </w:tr>
+      <w:tr>
+        <w:tc>
+          <w:tcPr/>
+          <w:p>
+            <w:pPr>
+              <w:pStyle w:val="Compact"/>
+            </w:pPr>
+            <w:r>
+              <w:rPr>
+                <w:b/>
+                <w:bCs/>
+                <w:lang w:val="de"/>
+              </w:rPr>
+              <w:t xml:space="preserve">Leistungsparameter</w:t>
+            </w:r>
+          </w:p>
+        </w:tc>
+        <w:tc>
+          <w:tcPr/>
+          <w:p>
+            <w:pPr>
+              <w:pStyle w:val="Compact"/>
+            </w:pPr>
+            <w:r>
+              <w:rPr>
+                <w:lang w:val="de"/>
+              </w:rPr>
+              <w:t xml:space="preserve">liest Betrag und Schlüssel aus der Blaupause; kennt die Rückfallwerte</w:t>
+            </w:r>
+          </w:p>
+        </w:tc>
+      </w:tr>
+      <w:tr>
+        <w:tc>
+          <w:tcPr/>
+          <w:p>
+            <w:pPr>
+              <w:pStyle w:val="Compact"/>
+            </w:pPr>
+            <w:r>
+              <w:rPr>
+                <w:b/>
+                <w:bCs/>
+                <w:lang w:val="de"/>
+              </w:rPr>
+              <w:t xml:space="preserve">Absender</w:t>
+            </w:r>
+          </w:p>
+        </w:tc>
+        <w:tc>
+          <w:tcPr/>
+          <w:p>
+            <w:pPr>
+              <w:pStyle w:val="Compact"/>
+            </w:pPr>
+            <w:r>
+              <w:rPr>
+                <w:lang w:val="de"/>
+              </w:rPr>
+              <w:t xml:space="preserve">unterscheidet,</w:t>
+            </w:r>
+            <w:r>
+              <w:rPr>
+                <w:lang w:val="de"/>
+              </w:rPr>
+              <w:t xml:space="preserve"> </w:t>
+            </w:r>
+            <w:r>
+              <w:rPr>
+                <w:i/>
+                <w:iCs/>
+                <w:lang w:val="de"/>
+              </w:rPr>
+              <w:t xml:space="preserve">wer geleistet hat</w:t>
+            </w:r>
+            <w:r>
+              <w:rPr>
+                <w:lang w:val="de"/>
+              </w:rPr>
+              <w:t xml:space="preserve">, von</w:t>
+            </w:r>
+            <w:r>
+              <w:rPr>
+                <w:lang w:val="de"/>
+              </w:rPr>
+              <w:t xml:space="preserve"> </w:t>
+            </w:r>
+            <w:r>
+              <w:rPr>
+                <w:i/>
+                <w:iCs/>
+                <w:lang w:val="de"/>
+              </w:rPr>
+              <w:t xml:space="preserve">wer schickt</w:t>
+            </w:r>
+          </w:p>
+        </w:tc>
+      </w:tr>
+      <w:tr>
+        <w:tc>
+          <w:tcPr/>
+          <w:p>
+            <w:pPr>
+              <w:pStyle w:val="Compact"/>
+            </w:pPr>
+            <w:r>
+              <w:rPr>
+                <w:b/>
+                <w:bCs/>
+                <w:lang w:val="de"/>
+              </w:rPr>
+              <w:t xml:space="preserve">Logischer Dateiname</w:t>
+            </w:r>
+          </w:p>
+        </w:tc>
+        <w:tc>
+          <w:tcPr/>
+          <w:p>
+            <w:pPr>
+              <w:pStyle w:val="Compact"/>
+            </w:pPr>
+            <w:r>
+              <w:rPr>
+                <w:lang w:val="de"/>
+              </w:rPr>
+              <w:t xml:space="preserve">bildet die elf Stellen nach der Vorgabe, nicht frei</w:t>
+            </w:r>
+          </w:p>
+        </w:tc>
+      </w:tr>
+      <w:tr>
+        <w:tc>
+          <w:tcPr/>
+          <w:p>
+            <w:pPr>
+              <w:pStyle w:val="Compact"/>
+            </w:pPr>
+            <w:r>
+              <w:rPr>
+                <w:b/>
+                <w:bCs/>
+                <w:lang w:val="de"/>
+              </w:rPr>
+              <w:t xml:space="preserve">Rechnungsangaben</w:t>
+            </w:r>
+          </w:p>
+        </w:tc>
+        <w:tc>
+          <w:tcPr/>
+          <w:p>
+            <w:pPr>
+              <w:pStyle w:val="Compact"/>
+            </w:pPr>
+            <w:r>
+              <w:rPr>
+                <w:lang w:val="de"/>
+              </w:rPr>
+              <w:t xml:space="preserve">Rechnungs- und Belegnummer, samt Bezug bei einer Korrektur</w:t>
+            </w:r>
+          </w:p>
+        </w:tc>
+      </w:tr>
+      <w:tr>
+        <w:tc>
+          <w:tcPr/>
+          <w:p>
+            <w:pPr>
+              <w:pStyle w:val="Compact"/>
+            </w:pPr>
+            <w:r>
+              <w:rPr>
+                <w:b/>
+                <w:bCs/>
+                <w:lang w:val="de"/>
+              </w:rPr>
+              <w:t xml:space="preserve">Erzeuger</w:t>
+            </w:r>
+          </w:p>
+        </w:tc>
+        <w:tc>
+          <w:tcPr/>
+          <w:p>
+            <w:pPr>
+              <w:pStyle w:val="Compact"/>
+            </w:pPr>
+            <w:r>
+              <w:rPr>
+                <w:lang w:val="de"/>
+              </w:rPr>
+              <w:t xml:space="preserve">setzt daraus die Segmente zusammen und rechnet die Summen</w:t>
+            </w:r>
+          </w:p>
+        </w:tc>
+      </w:tr>
+    </w:tbl>
+    <w:p>
+      <w:pPr>
+        <w:pStyle w:val="BodyText"/>
+      </w:pPr>
+      <w:r>
+        <w:rPr>
+          <w:lang w:val="de"/>
+        </w:rPr>
+        <w:t xml:space="preserve">Zwei Stellen verdienen einen eigenen Blick.</w:t>
+      </w:r>
+    </w:p>
+    <w:p>
+      <w:pPr>
+        <w:pStyle w:val="BodyText"/>
+      </w:pPr>
+      <w:r>
+        <w:rPr>
+          <w:b/>
+          <w:bCs/>
+          <w:lang w:val="de"/>
+        </w:rPr>
+        <w:t xml:space="preserve">Summen und Mengen entstehen aus derselben Zahl.</w:t>
+      </w:r>
+      <w:r>
+        <w:rPr>
+          <w:lang w:val="de"/>
+        </w:rPr>
+        <w:t xml:space="preserve"> </w:t>
+      </w:r>
+      <w:r>
+        <w:rPr>
+          <w:lang w:val="de"/>
+        </w:rPr>
+        <w:t xml:space="preserve">Der Betrag in der</w:t>
+      </w:r>
+      <w:r>
+        <w:rPr>
+          <w:lang w:val="de"/>
+        </w:rPr>
+        <w:t xml:space="preserve"> </w:t>
+      </w:r>
+      <w:r>
+        <w:rPr>
+          <w:lang w:val="de"/>
+        </w:rPr>
+        <w:t xml:space="preserve">Leistungszeile ist gerundet; die Kasse multipliziert genau diesen gerundeten</w:t>
+      </w:r>
+      <w:r>
+        <w:rPr>
+          <w:lang w:val="de"/>
+        </w:rPr>
+        <w:t xml:space="preserve"> </w:t>
+      </w:r>
+      <w:r>
+        <w:rPr>
+          <w:lang w:val="de"/>
+        </w:rPr>
+        <w:t xml:space="preserve">Betrag mit der Menge. Wer die Fallsumme dagegen aus dem ungerundeten rechnet,</w:t>
+      </w:r>
+      <w:r>
+        <w:rPr>
+          <w:lang w:val="de"/>
+        </w:rPr>
+        <w:t xml:space="preserve"> </w:t>
+      </w:r>
+      <w:r>
+        <w:rPr>
+          <w:lang w:val="de"/>
+        </w:rPr>
+        <w:t xml:space="preserve">bekommt eine Abweichung von einem Cent — und die eigene Prüfung hält daraufhin</w:t>
+      </w:r>
+      <w:r>
+        <w:rPr>
+          <w:lang w:val="de"/>
+        </w:rPr>
+        <w:t xml:space="preserve"> </w:t>
+      </w:r>
+      <w:r>
+        <w:rPr>
+          <w:lang w:val="de"/>
+        </w:rPr>
+        <w:t xml:space="preserve">den ganzen Lauf auf, mit einer Meldung, die den Grund nicht nennt.</w:t>
+      </w:r>
+    </w:p>
+    <w:p>
+      <w:pPr>
+        <w:pStyle w:val="BodyText"/>
+      </w:pPr>
+      <w:r>
+        <w:rPr>
+          <w:b/>
+          <w:bCs/>
+          <w:lang w:val="de"/>
+        </w:rPr>
+        <w:t xml:space="preserve">Der Leistungsbereich im Umschlag wird abgeleitet, nicht gesetzt.</w:t>
+      </w:r>
+      <w:r>
+        <w:rPr>
+          <w:lang w:val="de"/>
+        </w:rPr>
+        <w:t xml:space="preserve"> </w:t>
+      </w:r>
+      <w:r>
+        <w:rPr>
+          <w:lang w:val="de"/>
+        </w:rPr>
+        <w:t xml:space="preserve">Er ergibt</w:t>
+      </w:r>
+      <w:r>
+        <w:rPr>
+          <w:lang w:val="de"/>
+        </w:rPr>
+        <w:t xml:space="preserve"> </w:t>
+      </w:r>
+      <w:r>
+        <w:rPr>
+          <w:lang w:val="de"/>
+        </w:rPr>
+        <w:t xml:space="preserve">sich aus dem Abrechnungscode der Leistungszeile. Das Projekt hatte dort lange</w:t>
+      </w:r>
+      <w:r>
+        <w:rPr>
+          <w:lang w:val="de"/>
+        </w:rPr>
+        <w:t xml:space="preserve"> </w:t>
+      </w:r>
+      <w:r>
+        <w:rPr>
+          <w:lang w:val="de"/>
+        </w:rPr>
+        <w:t xml:space="preserve">einen festen Buchstaben stehen, der zu einem anderen Beruf gehörte — die</w:t>
+      </w:r>
+      <w:r>
+        <w:rPr>
+          <w:lang w:val="de"/>
+        </w:rPr>
+        <w:t xml:space="preserve"> </w:t>
+      </w:r>
+      <w:r>
+        <w:rPr>
+          <w:lang w:val="de"/>
+        </w:rPr>
+        <w:t xml:space="preserve">Lieferung wäre angenommen und zurückgewiesen worden, nicht bezahlt.</w:t>
+      </w:r>
+    </w:p>
+    <w:bookmarkEnd w:id="185"/>
+    <w:bookmarkStart w:id="186" w:name="offen-geblieben-11"/>
+    <w:p>
+      <w:pPr>
+        <w:pStyle w:val="Heading2"/>
+      </w:pPr>
+      <w:r>
+        <w:rPr>
+          <w:lang w:val="de"/>
+        </w:rPr>
+        <w:t xml:space="preserve">Offen geblieben</w:t>
+      </w:r>
+    </w:p>
+    <w:p>
+      <w:pPr>
+        <w:pStyle w:val="Compact"/>
+        <w:numPr>
+          <w:ilvl w:val="0"/>
+          <w:numId w:val="1015"/>
+        </w:numPr>
+      </w:pPr>
+      <w:r>
+        <w:rPr>
+          <w:b/>
+          <w:bCs/>
+          <w:lang w:val="de"/>
+        </w:rPr>
+        <w:t xml:space="preserve">Die Prüfung selbst</w:t>
+      </w:r>
+      <w:r>
+        <w:rPr>
+          <w:lang w:val="de"/>
+        </w:rPr>
+        <w:t xml:space="preserve"> </w:t>
+      </w:r>
+      <w:r>
+        <w:rPr>
+          <w:lang w:val="de"/>
+        </w:rPr>
+        <w:t xml:space="preserve">ist hier nur als Tor erwähnt, nicht beschrieben. Sie</w:t>
+      </w:r>
+      <w:r>
+        <w:rPr>
+          <w:lang w:val="de"/>
+        </w:rPr>
+        <w:t xml:space="preserve"> </w:t>
+      </w:r>
+      <w:r>
+        <w:rPr>
+          <w:lang w:val="de"/>
+        </w:rPr>
+        <w:t xml:space="preserve">ist der Gegenstand von Teil 14.</w:t>
+      </w:r>
+    </w:p>
+    <w:p>
+      <w:pPr>
+        <w:pStyle w:val="Compact"/>
+        <w:numPr>
+          <w:ilvl w:val="0"/>
+          <w:numId w:val="1015"/>
+        </w:numPr>
+      </w:pPr>
+      <w:r>
+        <w:rPr>
+          <w:b/>
+          <w:bCs/>
+          <w:lang w:val="de"/>
+        </w:rPr>
+        <w:t xml:space="preserve">Der Weg zur Kasse</w:t>
+      </w:r>
+      <w:r>
+        <w:rPr>
+          <w:lang w:val="de"/>
+        </w:rPr>
+        <w:t xml:space="preserve"> </w:t>
+      </w:r>
+      <w:r>
+        <w:rPr>
+          <w:lang w:val="de"/>
+        </w:rPr>
+        <w:t xml:space="preserve">— an welche Stelle die fertige Datei geht und wie sie</w:t>
+      </w:r>
+      <w:r>
+        <w:rPr>
+          <w:lang w:val="de"/>
+        </w:rPr>
+        <w:t xml:space="preserve"> </w:t>
+      </w:r>
+      <w:r>
+        <w:rPr>
+          <w:lang w:val="de"/>
+        </w:rPr>
+        <w:t xml:space="preserve">dorthin kommt — bleibt offen bis Teil 16. Erzeugen und Zustellen sind</w:t>
+      </w:r>
+      <w:r>
+        <w:rPr>
+          <w:lang w:val="de"/>
+        </w:rPr>
+        <w:t xml:space="preserve"> </w:t>
+      </w:r>
+      <w:r>
+        <w:rPr>
+          <w:lang w:val="de"/>
+        </w:rPr>
+        <w:t xml:space="preserve">bewusst getrennt.</w:t>
+      </w:r>
+    </w:p>
+    <w:p>
+      <w:pPr>
+        <w:pStyle w:val="Compact"/>
+        <w:numPr>
+          <w:ilvl w:val="0"/>
+          <w:numId w:val="1015"/>
+        </w:numPr>
+      </w:pPr>
+      <w:r>
+        <w:rPr>
+          <w:b/>
+          <w:bCs/>
+          <w:lang w:val="de"/>
+        </w:rPr>
+        <w:t xml:space="preserve">Die Auftragsdatei</w:t>
+      </w:r>
+      <w:r>
+        <w:rPr>
+          <w:lang w:val="de"/>
+        </w:rPr>
+        <w:t xml:space="preserve">, die eine echte Übermittlung begleitet, fehlt. Ihre</w:t>
+      </w:r>
+      <w:r>
+        <w:rPr>
+          <w:lang w:val="de"/>
+        </w:rPr>
+        <w:t xml:space="preserve"> </w:t>
+      </w:r>
+      <w:r>
+        <w:rPr>
+          <w:lang w:val="de"/>
+        </w:rPr>
+        <w:t xml:space="preserve">Beschreibung liegt dem Projekt nicht vor; ohne sie ließe sich der</w:t>
+      </w:r>
+      <w:r>
+        <w:rPr>
+          <w:lang w:val="de"/>
+        </w:rPr>
+        <w:t xml:space="preserve"> </w:t>
+      </w:r>
+      <w:r>
+        <w:rPr>
+          <w:lang w:val="de"/>
+        </w:rPr>
+        <w:t xml:space="preserve">physikalische Dateiname nur raten. Das ist keine Lücke im Entwurf, sondern</w:t>
+      </w:r>
+      <w:r>
+        <w:rPr>
+          <w:lang w:val="de"/>
+        </w:rPr>
+        <w:t xml:space="preserve"> </w:t>
+      </w:r>
+      <w:r>
+        <w:rPr>
+          <w:lang w:val="de"/>
+        </w:rPr>
+        <w:t xml:space="preserve">eine in den Unterlagen — und sie wird so lange offen benannt, bis sie</w:t>
+      </w:r>
+      <w:r>
+        <w:rPr>
+          <w:lang w:val="de"/>
+        </w:rPr>
+        <w:t xml:space="preserve"> </w:t>
+      </w:r>
+      <w:r>
+        <w:rPr>
+          <w:lang w:val="de"/>
+        </w:rPr>
+        <w:t xml:space="preserve">geschlossen werden kann.</w:t>
+      </w:r>
+    </w:p>
+    <w:bookmarkEnd w:id="186"/>
+    <w:bookmarkEnd w:id="187"/>
     <w:sectPr>
       <w:footnotePr>
         <w:numRestart w:val="eachSect"/>
@@ -21165,6 +29768,18 @@
     <w:abstractNumId w:val="991"/>
   </w:num>
   <w:num w:numId="1011">
+    <w:abstractNumId w:val="991"/>
+  </w:num>
+  <w:num w:numId="1012">
+    <w:abstractNumId w:val="991"/>
+  </w:num>
+  <w:num w:numId="1013">
+    <w:abstractNumId w:val="991"/>
+  </w:num>
+  <w:num w:numId="1014">
+    <w:abstractNumId w:val="991"/>
+  </w:num>
+  <w:num w:numId="1015">
     <w:abstractNumId w:val="991"/>
   </w:num>
 </w:numbering>
